--- a/Docs/FELVEO_Használati útmutató.docx
+++ b/Docs/FELVEO_Használati útmutató.docx
@@ -93,11 +93,9 @@
           </wp:inline>
         </w:drawing>
       </w:r>
-      <w:bookmarkStart w:id="4" w:name="_GoBack"/>
       <w:bookmarkEnd w:id="1"/>
       <w:bookmarkEnd w:id="2"/>
       <w:bookmarkEnd w:id="3"/>
-      <w:bookmarkEnd w:id="4"/>
     </w:p>
     <w:p>
       <w:pPr>
@@ -434,6 +432,7 @@
           <w:szCs w:val="28"/>
         </w:rPr>
       </w:pPr>
+      <w:bookmarkStart w:id="4" w:name="_GoBack"/>
       <w:r>
         <w:rPr>
           <w:rFonts w:cstheme="majorHAnsi"/>
@@ -443,6 +442,7 @@
         <w:t xml:space="preserve"> 2026</w:t>
       </w:r>
     </w:p>
+    <w:bookmarkEnd w:id="4"/>
     <w:p>
       <w:pPr>
         <w:spacing w:line="360" w:lineRule="auto"/>
@@ -465,6 +465,13 @@
     </w:p>
     <w:sdt>
       <w:sdtPr>
+        <w:rPr>
+          <w:rFonts w:eastAsiaTheme="minorHAnsi" w:cstheme="minorBidi"/>
+          <w:color w:val="auto"/>
+          <w:sz w:val="24"/>
+          <w:szCs w:val="22"/>
+          <w:lang w:eastAsia="en-US"/>
+        </w:rPr>
         <w:id w:val="-325432823"/>
         <w:docPartObj>
           <w:docPartGallery w:val="Table of Contents"/>
@@ -473,13 +480,8 @@
       </w:sdtPr>
       <w:sdtEndPr>
         <w:rPr>
-          <w:rFonts w:eastAsiaTheme="minorHAnsi" w:cstheme="minorBidi"/>
           <w:b/>
           <w:bCs/>
-          <w:color w:val="auto"/>
-          <w:sz w:val="24"/>
-          <w:szCs w:val="22"/>
-          <w:lang w:eastAsia="en-US"/>
         </w:rPr>
       </w:sdtEndPr>
       <w:sdtContent>
@@ -2556,9 +2558,12 @@
       </w:r>
       <w:proofErr w:type="spellStart"/>
       <w:r>
-        <w:t>admin_dashboard.php`</w:t>
+        <w:t>admin_dashboard.php</w:t>
       </w:r>
       <w:proofErr w:type="spellEnd"/>
+      <w:r>
+        <w:t>`</w:t>
+      </w:r>
     </w:p>
     <w:p>
       <w:pPr>
@@ -2583,13 +2588,7 @@
         <w:spacing w:line="360" w:lineRule="auto"/>
       </w:pPr>
       <w:r>
-        <w:t>Diák módosítása:</w:t>
-      </w:r>
-      <w:r>
-        <w:t xml:space="preserve"> </w:t>
-      </w:r>
-      <w:r>
-        <w:t>Kattintson a "Módosítás" gombra egy tanuló mellett.</w:t>
+        <w:t>Diák módosítása: Kattintson a "Módosítás" gombra egy tanuló mellett.</w:t>
       </w:r>
     </w:p>
     <w:p>
@@ -2676,13 +2675,7 @@
         <w:spacing w:line="360" w:lineRule="auto"/>
       </w:pPr>
       <w:r>
-        <w:t>Adatimportálás:</w:t>
-      </w:r>
-      <w:r>
-        <w:t xml:space="preserve"> </w:t>
-      </w:r>
-      <w:r>
-        <w:t>`</w:t>
+        <w:t>Adatimportálás: `</w:t>
       </w:r>
       <w:proofErr w:type="spellStart"/>
       <w:r>
@@ -2842,13 +2835,7 @@
         <w:spacing w:line="360" w:lineRule="auto"/>
       </w:pPr>
       <w:r>
-        <w:t>404 hiba:</w:t>
-      </w:r>
-      <w:r>
-        <w:t xml:space="preserve"> </w:t>
-      </w:r>
-      <w:r>
-        <w:t xml:space="preserve"> Ellenőrizze, hogy a projekt a helyes mappában van-e.</w:t>
+        <w:t>404 hiba:  Ellenőrizze, hogy a projekt a helyes mappában van-e.</w:t>
       </w:r>
     </w:p>
     <w:p>
@@ -2953,16 +2940,7 @@
         <w:spacing w:line="360" w:lineRule="auto"/>
       </w:pPr>
       <w:r>
-        <w:t>**Utolsó frissítés:** 202</w:t>
-      </w:r>
-      <w:r>
-        <w:t>6</w:t>
-      </w:r>
-      <w:r>
-        <w:t>-</w:t>
-      </w:r>
-      <w:r>
-        <w:t>02-12</w:t>
+        <w:t>**Utolsó frissítés:** 2026-02-12</w:t>
       </w:r>
     </w:p>
     <w:sectPr>
@@ -3005,7 +2983,7 @@
 <w:ftr xmlns:wpc="http://schemas.microsoft.com/office/word/2010/wordprocessingCanvas" xmlns:cx="http://schemas.microsoft.com/office/drawing/2014/chartex" xmlns:cx1="http://schemas.microsoft.com/office/drawing/2015/9/8/chartex" xmlns:cx2="http://schemas.microsoft.com/office/drawing/2015/10/21/chartex" xmlns:cx3="http://schemas.microsoft.com/office/drawing/2016/5/9/chartex" xmlns:cx4="http://schemas.microsoft.com/office/drawing/2016/5/10/chartex" xmlns:cx5="http://schemas.microsoft.com/office/drawing/2016/5/11/chartex" xmlns:cx6="http://schemas.microsoft.com/office/drawing/2016/5/12/chartex" xmlns:cx7="http://schemas.microsoft.com/office/drawing/2016/5/13/chartex" xmlns:cx8="http://schemas.microsoft.com/office/drawing/2016/5/14/chartex" xmlns:mc="http://schemas.openxmlformats.org/markup-compatibility/2006" xmlns:aink="http://schemas.microsoft.com/office/drawing/2016/ink" xmlns:am3d="http://schemas.microsoft.com/office/drawing/2017/model3d" xmlns:o="urn:schemas-microsoft-com:office:office" xmlns:r="http://schemas.openxmlformats.org/officeDocument/2006/relationships" xmlns:m="http://schemas.openxmlformats.org/officeDocument/2006/math" xmlns:v="urn:schemas-microsoft-com:vml" xmlns:wp14="http://schemas.microsoft.com/office/word/2010/wordprocessingDrawing" xmlns:wp="http://schemas.openxmlformats.org/drawingml/2006/wordprocessingDrawing" xmlns:w10="urn:schemas-microsoft-com:office:word" xmlns:w="http://schemas.openxmlformats.org/wordprocessingml/2006/main" xmlns:w14="http://schemas.microsoft.com/office/word/2010/wordml" xmlns:w15="http://schemas.microsoft.com/office/word/2012/wordml" xmlns:w16cid="http://schemas.microsoft.com/office/word/2016/wordml/cid" xmlns:w16se="http://schemas.microsoft.com/office/word/2015/wordml/symex" xmlns:wpg="http://schemas.microsoft.com/office/word/2010/wordprocessingGroup" xmlns:wpi="http://schemas.microsoft.com/office/word/2010/wordprocessingInk" xmlns:wne="http://schemas.microsoft.com/office/word/2006/wordml" xmlns:wps="http://schemas.microsoft.com/office/word/2010/wordprocessingShape" mc:Ignorable="w14 w15 w16se w16cid wp14">
   <w:sdt>
     <w:sdtPr>
-      <w:id w:val="775226078"/>
+      <w:id w:val="1722555996"/>
       <w:docPartObj>
         <w:docPartGallery w:val="Page Numbers (Bottom of Page)"/>
         <w:docPartUnique/>
@@ -3032,9 +3010,9 @@
                     <wp:align>bottom</wp:align>
                   </wp:positionV>
                   <wp:extent cx="2125980" cy="2054860"/>
-                  <wp:effectExtent l="0" t="9525" r="7620" b="2540"/>
+                  <wp:effectExtent l="0" t="0" r="7620" b="2540"/>
                   <wp:wrapNone/>
-                  <wp:docPr id="5" name="Háromszög 5"/>
+                  <wp:docPr id="2" name="Háromszög 2"/>
                   <wp:cNvGraphicFramePr>
                     <a:graphicFrameLocks xmlns:a="http://schemas.openxmlformats.org/drawingml/2006/main"/>
                   </wp:cNvGraphicFramePr>
@@ -3055,23 +3033,11 @@
                             </a:avLst>
                           </a:prstGeom>
                           <a:solidFill>
-                            <a:srgbClr val="D2EAF1"/>
+                            <a:schemeClr val="bg2"/>
                           </a:solidFill>
                           <a:ln>
                             <a:noFill/>
                           </a:ln>
-                          <a:extLst>
-                            <a:ext uri="{91240B29-F687-4F45-9708-019B960494DF}">
-                              <a14:hiddenLine xmlns:a14="http://schemas.microsoft.com/office/drawing/2010/main" w="9525">
-                                <a:solidFill>
-                                  <a:srgbClr val="000000"/>
-                                </a:solidFill>
-                                <a:miter lim="800000"/>
-                                <a:headEnd/>
-                                <a:tailEnd/>
-                              </a14:hiddenLine>
-                            </a:ext>
-                          </a:extLst>
                         </wps:spPr>
                         <wps:txbx>
                           <w:txbxContent>
@@ -3079,22 +3045,28 @@
                               <w:pPr>
                                 <w:jc w:val="center"/>
                                 <w:rPr>
+                                  <w:color w:val="000000" w:themeColor="text1"/>
                                   <w:szCs w:val="72"/>
                                 </w:rPr>
                               </w:pPr>
                               <w:r>
                                 <w:rPr>
                                   <w:rFonts w:asciiTheme="minorHAnsi" w:eastAsiaTheme="minorEastAsia" w:hAnsiTheme="minorHAnsi" w:cs="Times New Roman"/>
+                                  <w:color w:val="000000" w:themeColor="text1"/>
                                   <w:sz w:val="22"/>
                                 </w:rPr>
                                 <w:fldChar w:fldCharType="begin"/>
                               </w:r>
                               <w:r>
+                                <w:rPr>
+                                  <w:color w:val="000000" w:themeColor="text1"/>
+                                </w:rPr>
                                 <w:instrText>PAGE    \* MERGEFORMAT</w:instrText>
                               </w:r>
                               <w:r>
                                 <w:rPr>
                                   <w:rFonts w:asciiTheme="minorHAnsi" w:eastAsiaTheme="minorEastAsia" w:hAnsiTheme="minorHAnsi" w:cs="Times New Roman"/>
+                                  <w:color w:val="000000" w:themeColor="text1"/>
                                   <w:sz w:val="22"/>
                                 </w:rPr>
                                 <w:fldChar w:fldCharType="separate"/>
@@ -3102,7 +3074,7 @@
                               <w:r>
                                 <w:rPr>
                                   <w:rFonts w:eastAsiaTheme="majorEastAsia" w:cstheme="majorBidi"/>
-                                  <w:color w:val="FFFFFF" w:themeColor="background1"/>
+                                  <w:color w:val="000000" w:themeColor="text1"/>
                                   <w:sz w:val="72"/>
                                   <w:szCs w:val="72"/>
                                 </w:rPr>
@@ -3111,7 +3083,7 @@
                               <w:r>
                                 <w:rPr>
                                   <w:rFonts w:eastAsiaTheme="majorEastAsia" w:cstheme="majorBidi"/>
-                                  <w:color w:val="FFFFFF" w:themeColor="background1"/>
+                                  <w:color w:val="000000" w:themeColor="text1"/>
                                   <w:sz w:val="72"/>
                                   <w:szCs w:val="72"/>
                                 </w:rPr>
@@ -3149,29 +3121,35 @@
                     <v:h position="#0,topLeft" xrange="0,21600"/>
                   </v:handles>
                 </v:shapetype>
-                <v:shape id="Háromszög 5" o:spid="_x0000_s1026" type="#_x0000_t5" style="position:absolute;margin-left:0;margin-top:0;width:167.4pt;height:161.8pt;flip:x;z-index:251659264;visibility:visible;mso-wrap-style:square;mso-width-percent:0;mso-height-percent:0;mso-wrap-distance-left:9pt;mso-wrap-distance-top:0;mso-wrap-distance-right:9pt;mso-wrap-distance-bottom:0;mso-position-horizontal:left;mso-position-horizontal-relative:page;mso-position-vertical:bottom;mso-position-vertical-relative:page;mso-width-percent:0;mso-height-percent:0;mso-width-relative:page;mso-height-relative:page;v-text-anchor:top" o:gfxdata="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" adj="21600" fillcolor="#d2eaf1" stroked="f">
+                <v:shape id="Háromszög 2" o:spid="_x0000_s1026" type="#_x0000_t5" style="position:absolute;margin-left:0;margin-top:0;width:167.4pt;height:161.8pt;flip:x;z-index:251659264;visibility:visible;mso-wrap-style:square;mso-width-percent:0;mso-height-percent:0;mso-wrap-distance-left:9pt;mso-wrap-distance-top:0;mso-wrap-distance-right:9pt;mso-wrap-distance-bottom:0;mso-position-horizontal:left;mso-position-horizontal-relative:page;mso-position-vertical:bottom;mso-position-vertical-relative:page;mso-width-percent:0;mso-height-percent:0;mso-width-relative:page;mso-height-relative:page;v-text-anchor:top" o:gfxdata="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" adj="21600" fillcolor="#e7e6e6 [3214]" stroked="f">
                   <v:textbox>
                     <w:txbxContent>
                       <w:p>
                         <w:pPr>
                           <w:jc w:val="center"/>
                           <w:rPr>
+                            <w:color w:val="000000" w:themeColor="text1"/>
                             <w:szCs w:val="72"/>
                           </w:rPr>
                         </w:pPr>
                         <w:r>
                           <w:rPr>
                             <w:rFonts w:asciiTheme="minorHAnsi" w:eastAsiaTheme="minorEastAsia" w:hAnsiTheme="minorHAnsi" w:cs="Times New Roman"/>
+                            <w:color w:val="000000" w:themeColor="text1"/>
                             <w:sz w:val="22"/>
                           </w:rPr>
                           <w:fldChar w:fldCharType="begin"/>
                         </w:r>
                         <w:r>
+                          <w:rPr>
+                            <w:color w:val="000000" w:themeColor="text1"/>
+                          </w:rPr>
                           <w:instrText>PAGE    \* MERGEFORMAT</w:instrText>
                         </w:r>
                         <w:r>
                           <w:rPr>
                             <w:rFonts w:asciiTheme="minorHAnsi" w:eastAsiaTheme="minorEastAsia" w:hAnsiTheme="minorHAnsi" w:cs="Times New Roman"/>
+                            <w:color w:val="000000" w:themeColor="text1"/>
                             <w:sz w:val="22"/>
                           </w:rPr>
                           <w:fldChar w:fldCharType="separate"/>
@@ -3179,7 +3157,7 @@
                         <w:r>
                           <w:rPr>
                             <w:rFonts w:eastAsiaTheme="majorEastAsia" w:cstheme="majorBidi"/>
-                            <w:color w:val="FFFFFF" w:themeColor="background1"/>
+                            <w:color w:val="000000" w:themeColor="text1"/>
                             <w:sz w:val="72"/>
                             <w:szCs w:val="72"/>
                           </w:rPr>
@@ -3188,7 +3166,7 @@
                         <w:r>
                           <w:rPr>
                             <w:rFonts w:eastAsiaTheme="majorEastAsia" w:cstheme="majorBidi"/>
-                            <w:color w:val="FFFFFF" w:themeColor="background1"/>
+                            <w:color w:val="000000" w:themeColor="text1"/>
                             <w:sz w:val="72"/>
                             <w:szCs w:val="72"/>
                           </w:rPr>

--- a/Docs/FELVEO_Használati útmutató.docx
+++ b/Docs/FELVEO_Használati útmutató.docx
@@ -42,7 +42,8 @@
       </w:pPr>
       <w:bookmarkStart w:id="1" w:name="_Toc221607625"/>
       <w:bookmarkStart w:id="2" w:name="_Toc221784000"/>
-      <w:bookmarkStart w:id="3" w:name="_Toc221784875"/>
+      <w:bookmarkStart w:id="3" w:name="_Toc226963872"/>
+      <w:bookmarkStart w:id="4" w:name="_Toc226963892"/>
       <w:r>
         <w:rPr>
           <w:noProof/>
@@ -96,6 +97,7 @@
       <w:bookmarkEnd w:id="1"/>
       <w:bookmarkEnd w:id="2"/>
       <w:bookmarkEnd w:id="3"/>
+      <w:bookmarkEnd w:id="4"/>
     </w:p>
     <w:p>
       <w:pPr>
@@ -432,7 +434,6 @@
           <w:szCs w:val="28"/>
         </w:rPr>
       </w:pPr>
-      <w:bookmarkStart w:id="4" w:name="_GoBack"/>
       <w:r>
         <w:rPr>
           <w:rFonts w:cstheme="majorHAnsi"/>
@@ -442,7 +443,6 @@
         <w:t xml:space="preserve"> 2026</w:t>
       </w:r>
     </w:p>
-    <w:bookmarkEnd w:id="4"/>
     <w:p>
       <w:pPr>
         <w:spacing w:line="360" w:lineRule="auto"/>
@@ -493,24 +493,8 @@
           <w:r>
             <w:t>Tartalomjegyzék</w:t>
           </w:r>
-        </w:p>
-        <w:p>
-          <w:pPr>
-            <w:pStyle w:val="TJ1"/>
-            <w:tabs>
-              <w:tab w:val="right" w:leader="dot" w:pos="9062"/>
-            </w:tabs>
-            <w:spacing w:line="360" w:lineRule="auto"/>
-            <w:rPr>
-              <w:rFonts w:asciiTheme="minorHAnsi" w:eastAsiaTheme="minorEastAsia" w:hAnsiTheme="minorHAnsi"/>
-              <w:noProof/>
-              <w:sz w:val="22"/>
-              <w:lang w:eastAsia="hu-HU"/>
-            </w:rPr>
-          </w:pPr>
-          <w:r>
-            <w:t>Bevezetés</w:t>
-          </w:r>
+          <w:bookmarkStart w:id="5" w:name="_GoBack"/>
+          <w:bookmarkEnd w:id="5"/>
           <w:r>
             <w:fldChar w:fldCharType="begin"/>
           </w:r>
@@ -520,7 +504,28 @@
           <w:r>
             <w:fldChar w:fldCharType="separate"/>
           </w:r>
-          <w:hyperlink w:anchor="_Toc221784875" w:history="1">
+        </w:p>
+        <w:p>
+          <w:pPr>
+            <w:pStyle w:val="TJ1"/>
+            <w:tabs>
+              <w:tab w:val="right" w:leader="dot" w:pos="9062"/>
+            </w:tabs>
+            <w:rPr>
+              <w:rFonts w:asciiTheme="minorHAnsi" w:eastAsiaTheme="minorEastAsia" w:hAnsiTheme="minorHAnsi"/>
+              <w:noProof/>
+              <w:sz w:val="22"/>
+              <w:lang w:eastAsia="hu-HU"/>
+            </w:rPr>
+          </w:pPr>
+          <w:hyperlink w:anchor="_Toc226963893" w:history="1">
+            <w:r>
+              <w:rPr>
+                <w:rStyle w:val="Hiperhivatkozs"/>
+                <w:noProof/>
+              </w:rPr>
+              <w:t>Rendszerkövetelmények</w:t>
+            </w:r>
             <w:r>
               <w:rPr>
                 <w:noProof/>
@@ -540,7 +545,7 @@
                 <w:noProof/>
                 <w:webHidden/>
               </w:rPr>
-              <w:instrText xml:space="preserve"> PAGEREF _Toc221784875 \h </w:instrText>
+              <w:instrText xml:space="preserve"> PAGEREF _Toc226963893 \h </w:instrText>
             </w:r>
             <w:r>
               <w:rPr>
@@ -560,7 +565,7 @@
                 <w:noProof/>
                 <w:webHidden/>
               </w:rPr>
-              <w:t>1</w:t>
+              <w:t>3</w:t>
             </w:r>
             <w:r>
               <w:rPr>
@@ -577,7 +582,6 @@
             <w:tabs>
               <w:tab w:val="right" w:leader="dot" w:pos="9062"/>
             </w:tabs>
-            <w:spacing w:line="360" w:lineRule="auto"/>
             <w:rPr>
               <w:rFonts w:asciiTheme="minorHAnsi" w:eastAsiaTheme="minorEastAsia" w:hAnsiTheme="minorHAnsi"/>
               <w:noProof/>
@@ -585,13 +589,13 @@
               <w:lang w:eastAsia="hu-HU"/>
             </w:rPr>
           </w:pPr>
-          <w:hyperlink w:anchor="_Toc221784876" w:history="1">
+          <w:hyperlink w:anchor="_Toc226963894" w:history="1">
             <w:r>
               <w:rPr>
                 <w:rStyle w:val="Hiperhivatkozs"/>
                 <w:noProof/>
               </w:rPr>
-              <w:t>Rendszerkövetelmények</w:t>
+              <w:t>Telepítés és beállítás</w:t>
             </w:r>
             <w:r>
               <w:rPr>
@@ -612,7 +616,7 @@
                 <w:noProof/>
                 <w:webHidden/>
               </w:rPr>
-              <w:instrText xml:space="preserve"> PAGEREF _Toc221784876 \h </w:instrText>
+              <w:instrText xml:space="preserve"> PAGEREF _Toc226963894 \h </w:instrText>
             </w:r>
             <w:r>
               <w:rPr>
@@ -632,7 +636,362 @@
                 <w:noProof/>
                 <w:webHidden/>
               </w:rPr>
-              <w:t>3</w:t>
+              <w:t>4</w:t>
+            </w:r>
+            <w:r>
+              <w:rPr>
+                <w:noProof/>
+                <w:webHidden/>
+              </w:rPr>
+              <w:fldChar w:fldCharType="end"/>
+            </w:r>
+          </w:hyperlink>
+        </w:p>
+        <w:p>
+          <w:pPr>
+            <w:pStyle w:val="TJ2"/>
+            <w:tabs>
+              <w:tab w:val="right" w:leader="dot" w:pos="9062"/>
+            </w:tabs>
+            <w:rPr>
+              <w:rFonts w:asciiTheme="minorHAnsi" w:eastAsiaTheme="minorEastAsia" w:hAnsiTheme="minorHAnsi"/>
+              <w:noProof/>
+              <w:sz w:val="22"/>
+              <w:lang w:eastAsia="hu-HU"/>
+            </w:rPr>
+          </w:pPr>
+          <w:hyperlink w:anchor="_Toc226963895" w:history="1">
+            <w:r>
+              <w:rPr>
+                <w:rStyle w:val="Hiperhivatkozs"/>
+                <w:noProof/>
+              </w:rPr>
+              <w:t>Projekt letöltése</w:t>
+            </w:r>
+            <w:r>
+              <w:rPr>
+                <w:noProof/>
+                <w:webHidden/>
+              </w:rPr>
+              <w:tab/>
+            </w:r>
+            <w:r>
+              <w:rPr>
+                <w:noProof/>
+                <w:webHidden/>
+              </w:rPr>
+              <w:fldChar w:fldCharType="begin"/>
+            </w:r>
+            <w:r>
+              <w:rPr>
+                <w:noProof/>
+                <w:webHidden/>
+              </w:rPr>
+              <w:instrText xml:space="preserve"> PAGEREF _Toc226963895 \h </w:instrText>
+            </w:r>
+            <w:r>
+              <w:rPr>
+                <w:noProof/>
+                <w:webHidden/>
+              </w:rPr>
+            </w:r>
+            <w:r>
+              <w:rPr>
+                <w:noProof/>
+                <w:webHidden/>
+              </w:rPr>
+              <w:fldChar w:fldCharType="separate"/>
+            </w:r>
+            <w:r>
+              <w:rPr>
+                <w:noProof/>
+                <w:webHidden/>
+              </w:rPr>
+              <w:t>4</w:t>
+            </w:r>
+            <w:r>
+              <w:rPr>
+                <w:noProof/>
+                <w:webHidden/>
+              </w:rPr>
+              <w:fldChar w:fldCharType="end"/>
+            </w:r>
+          </w:hyperlink>
+        </w:p>
+        <w:p>
+          <w:pPr>
+            <w:pStyle w:val="TJ2"/>
+            <w:tabs>
+              <w:tab w:val="right" w:leader="dot" w:pos="9062"/>
+            </w:tabs>
+            <w:rPr>
+              <w:rFonts w:asciiTheme="minorHAnsi" w:eastAsiaTheme="minorEastAsia" w:hAnsiTheme="minorHAnsi"/>
+              <w:noProof/>
+              <w:sz w:val="22"/>
+              <w:lang w:eastAsia="hu-HU"/>
+            </w:rPr>
+          </w:pPr>
+          <w:hyperlink w:anchor="_Toc226963896" w:history="1">
+            <w:r>
+              <w:rPr>
+                <w:rStyle w:val="Hiperhivatkozs"/>
+                <w:noProof/>
+              </w:rPr>
+              <w:t>Adatbázis beállítása</w:t>
+            </w:r>
+            <w:r>
+              <w:rPr>
+                <w:noProof/>
+                <w:webHidden/>
+              </w:rPr>
+              <w:tab/>
+            </w:r>
+            <w:r>
+              <w:rPr>
+                <w:noProof/>
+                <w:webHidden/>
+              </w:rPr>
+              <w:fldChar w:fldCharType="begin"/>
+            </w:r>
+            <w:r>
+              <w:rPr>
+                <w:noProof/>
+                <w:webHidden/>
+              </w:rPr>
+              <w:instrText xml:space="preserve"> PAGEREF _Toc226963896 \h </w:instrText>
+            </w:r>
+            <w:r>
+              <w:rPr>
+                <w:noProof/>
+                <w:webHidden/>
+              </w:rPr>
+            </w:r>
+            <w:r>
+              <w:rPr>
+                <w:noProof/>
+                <w:webHidden/>
+              </w:rPr>
+              <w:fldChar w:fldCharType="separate"/>
+            </w:r>
+            <w:r>
+              <w:rPr>
+                <w:noProof/>
+                <w:webHidden/>
+              </w:rPr>
+              <w:t>4</w:t>
+            </w:r>
+            <w:r>
+              <w:rPr>
+                <w:noProof/>
+                <w:webHidden/>
+              </w:rPr>
+              <w:fldChar w:fldCharType="end"/>
+            </w:r>
+          </w:hyperlink>
+        </w:p>
+        <w:p>
+          <w:pPr>
+            <w:pStyle w:val="TJ2"/>
+            <w:tabs>
+              <w:tab w:val="right" w:leader="dot" w:pos="9062"/>
+            </w:tabs>
+            <w:rPr>
+              <w:rFonts w:asciiTheme="minorHAnsi" w:eastAsiaTheme="minorEastAsia" w:hAnsiTheme="minorHAnsi"/>
+              <w:noProof/>
+              <w:sz w:val="22"/>
+              <w:lang w:eastAsia="hu-HU"/>
+            </w:rPr>
+          </w:pPr>
+          <w:hyperlink w:anchor="_Toc226963897" w:history="1">
+            <w:r>
+              <w:rPr>
+                <w:rStyle w:val="Hiperhivatkozs"/>
+                <w:noProof/>
+              </w:rPr>
+              <w:t>Adatbázis inicializálása</w:t>
+            </w:r>
+            <w:r>
+              <w:rPr>
+                <w:noProof/>
+                <w:webHidden/>
+              </w:rPr>
+              <w:tab/>
+            </w:r>
+            <w:r>
+              <w:rPr>
+                <w:noProof/>
+                <w:webHidden/>
+              </w:rPr>
+              <w:fldChar w:fldCharType="begin"/>
+            </w:r>
+            <w:r>
+              <w:rPr>
+                <w:noProof/>
+                <w:webHidden/>
+              </w:rPr>
+              <w:instrText xml:space="preserve"> PAGEREF _Toc226963897 \h </w:instrText>
+            </w:r>
+            <w:r>
+              <w:rPr>
+                <w:noProof/>
+                <w:webHidden/>
+              </w:rPr>
+            </w:r>
+            <w:r>
+              <w:rPr>
+                <w:noProof/>
+                <w:webHidden/>
+              </w:rPr>
+              <w:fldChar w:fldCharType="separate"/>
+            </w:r>
+            <w:r>
+              <w:rPr>
+                <w:noProof/>
+                <w:webHidden/>
+              </w:rPr>
+              <w:t>4</w:t>
+            </w:r>
+            <w:r>
+              <w:rPr>
+                <w:noProof/>
+                <w:webHidden/>
+              </w:rPr>
+              <w:fldChar w:fldCharType="end"/>
+            </w:r>
+          </w:hyperlink>
+        </w:p>
+        <w:p>
+          <w:pPr>
+            <w:pStyle w:val="TJ2"/>
+            <w:tabs>
+              <w:tab w:val="right" w:leader="dot" w:pos="9062"/>
+            </w:tabs>
+            <w:rPr>
+              <w:rFonts w:asciiTheme="minorHAnsi" w:eastAsiaTheme="minorEastAsia" w:hAnsiTheme="minorHAnsi"/>
+              <w:noProof/>
+              <w:sz w:val="22"/>
+              <w:lang w:eastAsia="hu-HU"/>
+            </w:rPr>
+          </w:pPr>
+          <w:hyperlink w:anchor="_Toc226963898" w:history="1">
+            <w:r>
+              <w:rPr>
+                <w:rStyle w:val="Hiperhivatkozs"/>
+                <w:noProof/>
+              </w:rPr>
+              <w:t>Függőségek telepítése</w:t>
+            </w:r>
+            <w:r>
+              <w:rPr>
+                <w:noProof/>
+                <w:webHidden/>
+              </w:rPr>
+              <w:tab/>
+            </w:r>
+            <w:r>
+              <w:rPr>
+                <w:noProof/>
+                <w:webHidden/>
+              </w:rPr>
+              <w:fldChar w:fldCharType="begin"/>
+            </w:r>
+            <w:r>
+              <w:rPr>
+                <w:noProof/>
+                <w:webHidden/>
+              </w:rPr>
+              <w:instrText xml:space="preserve"> PAGEREF _Toc226963898 \h </w:instrText>
+            </w:r>
+            <w:r>
+              <w:rPr>
+                <w:noProof/>
+                <w:webHidden/>
+              </w:rPr>
+            </w:r>
+            <w:r>
+              <w:rPr>
+                <w:noProof/>
+                <w:webHidden/>
+              </w:rPr>
+              <w:fldChar w:fldCharType="separate"/>
+            </w:r>
+            <w:r>
+              <w:rPr>
+                <w:noProof/>
+                <w:webHidden/>
+              </w:rPr>
+              <w:t>5</w:t>
+            </w:r>
+            <w:r>
+              <w:rPr>
+                <w:noProof/>
+                <w:webHidden/>
+              </w:rPr>
+              <w:fldChar w:fldCharType="end"/>
+            </w:r>
+          </w:hyperlink>
+        </w:p>
+        <w:p>
+          <w:pPr>
+            <w:pStyle w:val="TJ2"/>
+            <w:tabs>
+              <w:tab w:val="right" w:leader="dot" w:pos="9062"/>
+            </w:tabs>
+            <w:rPr>
+              <w:rFonts w:asciiTheme="minorHAnsi" w:eastAsiaTheme="minorEastAsia" w:hAnsiTheme="minorHAnsi"/>
+              <w:noProof/>
+              <w:sz w:val="22"/>
+              <w:lang w:eastAsia="hu-HU"/>
+            </w:rPr>
+          </w:pPr>
+          <w:hyperlink w:anchor="_Toc226963899" w:history="1">
+            <w:r>
+              <w:rPr>
+                <w:rStyle w:val="Hiperhivatkozs"/>
+                <w:noProof/>
+              </w:rPr>
+              <w:t>Admin bejelentkezés</w:t>
+            </w:r>
+            <w:r>
+              <w:rPr>
+                <w:noProof/>
+                <w:webHidden/>
+              </w:rPr>
+              <w:tab/>
+            </w:r>
+            <w:r>
+              <w:rPr>
+                <w:noProof/>
+                <w:webHidden/>
+              </w:rPr>
+              <w:fldChar w:fldCharType="begin"/>
+            </w:r>
+            <w:r>
+              <w:rPr>
+                <w:noProof/>
+                <w:webHidden/>
+              </w:rPr>
+              <w:instrText xml:space="preserve"> PAGEREF _Toc226963899 \h </w:instrText>
+            </w:r>
+            <w:r>
+              <w:rPr>
+                <w:noProof/>
+                <w:webHidden/>
+              </w:rPr>
+            </w:r>
+            <w:r>
+              <w:rPr>
+                <w:noProof/>
+                <w:webHidden/>
+              </w:rPr>
+              <w:fldChar w:fldCharType="separate"/>
+            </w:r>
+            <w:r>
+              <w:rPr>
+                <w:noProof/>
+                <w:webHidden/>
+              </w:rPr>
+              <w:t>5</w:t>
             </w:r>
             <w:r>
               <w:rPr>
@@ -649,7 +1008,6 @@
             <w:tabs>
               <w:tab w:val="right" w:leader="dot" w:pos="9062"/>
             </w:tabs>
-            <w:spacing w:line="360" w:lineRule="auto"/>
             <w:rPr>
               <w:rFonts w:asciiTheme="minorHAnsi" w:eastAsiaTheme="minorEastAsia" w:hAnsiTheme="minorHAnsi"/>
               <w:noProof/>
@@ -657,13 +1015,13 @@
               <w:lang w:eastAsia="hu-HU"/>
             </w:rPr>
           </w:pPr>
-          <w:hyperlink w:anchor="_Toc221784877" w:history="1">
+          <w:hyperlink w:anchor="_Toc226963900" w:history="1">
             <w:r>
               <w:rPr>
                 <w:rStyle w:val="Hiperhivatkozs"/>
                 <w:noProof/>
               </w:rPr>
-              <w:t>Telepítés és beállítás</w:t>
+              <w:t>Használat</w:t>
             </w:r>
             <w:r>
               <w:rPr>
@@ -684,7 +1042,7 @@
                 <w:noProof/>
                 <w:webHidden/>
               </w:rPr>
-              <w:instrText xml:space="preserve"> PAGEREF _Toc221784877 \h </w:instrText>
+              <w:instrText xml:space="preserve"> PAGEREF _Toc226963900 \h </w:instrText>
             </w:r>
             <w:r>
               <w:rPr>
@@ -704,7 +1062,7 @@
                 <w:noProof/>
                 <w:webHidden/>
               </w:rPr>
-              <w:t>4</w:t>
+              <w:t>6</w:t>
             </w:r>
             <w:r>
               <w:rPr>
@@ -721,7 +1079,6 @@
             <w:tabs>
               <w:tab w:val="right" w:leader="dot" w:pos="9062"/>
             </w:tabs>
-            <w:spacing w:line="360" w:lineRule="auto"/>
             <w:rPr>
               <w:rFonts w:asciiTheme="minorHAnsi" w:eastAsiaTheme="minorEastAsia" w:hAnsiTheme="minorHAnsi"/>
               <w:noProof/>
@@ -729,13 +1086,13 @@
               <w:lang w:eastAsia="hu-HU"/>
             </w:rPr>
           </w:pPr>
-          <w:hyperlink w:anchor="_Toc221784878" w:history="1">
+          <w:hyperlink w:anchor="_Toc226963901" w:history="1">
             <w:r>
               <w:rPr>
                 <w:rStyle w:val="Hiperhivatkozs"/>
                 <w:noProof/>
               </w:rPr>
-              <w:t>Projekt letöltése</w:t>
+              <w:t>Általános felhasználók</w:t>
             </w:r>
             <w:r>
               <w:rPr>
@@ -756,7 +1113,7 @@
                 <w:noProof/>
                 <w:webHidden/>
               </w:rPr>
-              <w:instrText xml:space="preserve"> PAGEREF _Toc221784878 \h </w:instrText>
+              <w:instrText xml:space="preserve"> PAGEREF _Toc226963901 \h </w:instrText>
             </w:r>
             <w:r>
               <w:rPr>
@@ -776,7 +1133,7 @@
                 <w:noProof/>
                 <w:webHidden/>
               </w:rPr>
-              <w:t>4</w:t>
+              <w:t>6</w:t>
             </w:r>
             <w:r>
               <w:rPr>
@@ -793,7 +1150,6 @@
             <w:tabs>
               <w:tab w:val="right" w:leader="dot" w:pos="9062"/>
             </w:tabs>
-            <w:spacing w:line="360" w:lineRule="auto"/>
             <w:rPr>
               <w:rFonts w:asciiTheme="minorHAnsi" w:eastAsiaTheme="minorEastAsia" w:hAnsiTheme="minorHAnsi"/>
               <w:noProof/>
@@ -801,13 +1157,13 @@
               <w:lang w:eastAsia="hu-HU"/>
             </w:rPr>
           </w:pPr>
-          <w:hyperlink w:anchor="_Toc221784879" w:history="1">
+          <w:hyperlink w:anchor="_Toc226963902" w:history="1">
             <w:r>
               <w:rPr>
                 <w:rStyle w:val="Hiperhivatkozs"/>
                 <w:noProof/>
               </w:rPr>
-              <w:t>Adatbázis beállítása</w:t>
+              <w:t>Adminisztrátorok</w:t>
             </w:r>
             <w:r>
               <w:rPr>
@@ -828,7 +1184,7 @@
                 <w:noProof/>
                 <w:webHidden/>
               </w:rPr>
-              <w:instrText xml:space="preserve"> PAGEREF _Toc221784879 \h </w:instrText>
+              <w:instrText xml:space="preserve"> PAGEREF _Toc226963902 \h </w:instrText>
             </w:r>
             <w:r>
               <w:rPr>
@@ -848,7 +1204,7 @@
                 <w:noProof/>
                 <w:webHidden/>
               </w:rPr>
-              <w:t>4</w:t>
+              <w:t>6</w:t>
             </w:r>
             <w:r>
               <w:rPr>
@@ -865,7 +1221,6 @@
             <w:tabs>
               <w:tab w:val="right" w:leader="dot" w:pos="9062"/>
             </w:tabs>
-            <w:spacing w:line="360" w:lineRule="auto"/>
             <w:rPr>
               <w:rFonts w:asciiTheme="minorHAnsi" w:eastAsiaTheme="minorEastAsia" w:hAnsiTheme="minorHAnsi"/>
               <w:noProof/>
@@ -873,13 +1228,13 @@
               <w:lang w:eastAsia="hu-HU"/>
             </w:rPr>
           </w:pPr>
-          <w:hyperlink w:anchor="_Toc221784880" w:history="1">
+          <w:hyperlink w:anchor="_Toc226963903" w:history="1">
             <w:r>
               <w:rPr>
                 <w:rStyle w:val="Hiperhivatkozs"/>
                 <w:noProof/>
               </w:rPr>
-              <w:t>Adatbázis inicializálása</w:t>
+              <w:t>Téma váltás</w:t>
             </w:r>
             <w:r>
               <w:rPr>
@@ -900,7 +1255,7 @@
                 <w:noProof/>
                 <w:webHidden/>
               </w:rPr>
-              <w:instrText xml:space="preserve"> PAGEREF _Toc221784880 \h </w:instrText>
+              <w:instrText xml:space="preserve"> PAGEREF _Toc226963903 \h </w:instrText>
             </w:r>
             <w:r>
               <w:rPr>
@@ -920,7 +1275,7 @@
                 <w:noProof/>
                 <w:webHidden/>
               </w:rPr>
-              <w:t>4</w:t>
+              <w:t>7</w:t>
             </w:r>
             <w:r>
               <w:rPr>
@@ -937,7 +1292,6 @@
             <w:tabs>
               <w:tab w:val="right" w:leader="dot" w:pos="9062"/>
             </w:tabs>
-            <w:spacing w:line="360" w:lineRule="auto"/>
             <w:rPr>
               <w:rFonts w:asciiTheme="minorHAnsi" w:eastAsiaTheme="minorEastAsia" w:hAnsiTheme="minorHAnsi"/>
               <w:noProof/>
@@ -945,13 +1299,13 @@
               <w:lang w:eastAsia="hu-HU"/>
             </w:rPr>
           </w:pPr>
-          <w:hyperlink w:anchor="_Toc221784881" w:history="1">
+          <w:hyperlink w:anchor="_Toc226963904" w:history="1">
             <w:r>
               <w:rPr>
                 <w:rStyle w:val="Hiperhivatkozs"/>
                 <w:noProof/>
               </w:rPr>
-              <w:t>Függőségek telepítése</w:t>
+              <w:t>Hibaelhárítás</w:t>
             </w:r>
             <w:r>
               <w:rPr>
@@ -972,7 +1326,7 @@
                 <w:noProof/>
                 <w:webHidden/>
               </w:rPr>
-              <w:instrText xml:space="preserve"> PAGEREF _Toc221784881 \h </w:instrText>
+              <w:instrText xml:space="preserve"> PAGEREF _Toc226963904 \h </w:instrText>
             </w:r>
             <w:r>
               <w:rPr>
@@ -992,7 +1346,7 @@
                 <w:noProof/>
                 <w:webHidden/>
               </w:rPr>
-              <w:t>5</w:t>
+              <w:t>7</w:t>
             </w:r>
             <w:r>
               <w:rPr>
@@ -1009,7 +1363,6 @@
             <w:tabs>
               <w:tab w:val="right" w:leader="dot" w:pos="9062"/>
             </w:tabs>
-            <w:spacing w:line="360" w:lineRule="auto"/>
             <w:rPr>
               <w:rFonts w:asciiTheme="minorHAnsi" w:eastAsiaTheme="minorEastAsia" w:hAnsiTheme="minorHAnsi"/>
               <w:noProof/>
@@ -1017,13 +1370,13 @@
               <w:lang w:eastAsia="hu-HU"/>
             </w:rPr>
           </w:pPr>
-          <w:hyperlink w:anchor="_Toc221784882" w:history="1">
+          <w:hyperlink w:anchor="_Toc226963905" w:history="1">
             <w:r>
               <w:rPr>
                 <w:rStyle w:val="Hiperhivatkozs"/>
                 <w:noProof/>
               </w:rPr>
-              <w:t>Admin bejelentkezés</w:t>
+              <w:t>Támogatás</w:t>
             </w:r>
             <w:r>
               <w:rPr>
@@ -1044,439 +1397,7 @@
                 <w:noProof/>
                 <w:webHidden/>
               </w:rPr>
-              <w:instrText xml:space="preserve"> PAGEREF _Toc221784882 \h </w:instrText>
-            </w:r>
-            <w:r>
-              <w:rPr>
-                <w:noProof/>
-                <w:webHidden/>
-              </w:rPr>
-            </w:r>
-            <w:r>
-              <w:rPr>
-                <w:noProof/>
-                <w:webHidden/>
-              </w:rPr>
-              <w:fldChar w:fldCharType="separate"/>
-            </w:r>
-            <w:r>
-              <w:rPr>
-                <w:noProof/>
-                <w:webHidden/>
-              </w:rPr>
-              <w:t>5</w:t>
-            </w:r>
-            <w:r>
-              <w:rPr>
-                <w:noProof/>
-                <w:webHidden/>
-              </w:rPr>
-              <w:fldChar w:fldCharType="end"/>
-            </w:r>
-          </w:hyperlink>
-        </w:p>
-        <w:p>
-          <w:pPr>
-            <w:pStyle w:val="TJ1"/>
-            <w:tabs>
-              <w:tab w:val="right" w:leader="dot" w:pos="9062"/>
-            </w:tabs>
-            <w:spacing w:line="360" w:lineRule="auto"/>
-            <w:rPr>
-              <w:rFonts w:asciiTheme="minorHAnsi" w:eastAsiaTheme="minorEastAsia" w:hAnsiTheme="minorHAnsi"/>
-              <w:noProof/>
-              <w:sz w:val="22"/>
-              <w:lang w:eastAsia="hu-HU"/>
-            </w:rPr>
-          </w:pPr>
-          <w:hyperlink w:anchor="_Toc221784883" w:history="1">
-            <w:r>
-              <w:rPr>
-                <w:rStyle w:val="Hiperhivatkozs"/>
-                <w:noProof/>
-              </w:rPr>
-              <w:t>Használat</w:t>
-            </w:r>
-            <w:r>
-              <w:rPr>
-                <w:noProof/>
-                <w:webHidden/>
-              </w:rPr>
-              <w:tab/>
-            </w:r>
-            <w:r>
-              <w:rPr>
-                <w:noProof/>
-                <w:webHidden/>
-              </w:rPr>
-              <w:fldChar w:fldCharType="begin"/>
-            </w:r>
-            <w:r>
-              <w:rPr>
-                <w:noProof/>
-                <w:webHidden/>
-              </w:rPr>
-              <w:instrText xml:space="preserve"> PAGEREF _Toc221784883 \h </w:instrText>
-            </w:r>
-            <w:r>
-              <w:rPr>
-                <w:noProof/>
-                <w:webHidden/>
-              </w:rPr>
-            </w:r>
-            <w:r>
-              <w:rPr>
-                <w:noProof/>
-                <w:webHidden/>
-              </w:rPr>
-              <w:fldChar w:fldCharType="separate"/>
-            </w:r>
-            <w:r>
-              <w:rPr>
-                <w:noProof/>
-                <w:webHidden/>
-              </w:rPr>
-              <w:t>6</w:t>
-            </w:r>
-            <w:r>
-              <w:rPr>
-                <w:noProof/>
-                <w:webHidden/>
-              </w:rPr>
-              <w:fldChar w:fldCharType="end"/>
-            </w:r>
-          </w:hyperlink>
-        </w:p>
-        <w:p>
-          <w:pPr>
-            <w:pStyle w:val="TJ2"/>
-            <w:tabs>
-              <w:tab w:val="right" w:leader="dot" w:pos="9062"/>
-            </w:tabs>
-            <w:spacing w:line="360" w:lineRule="auto"/>
-            <w:rPr>
-              <w:rFonts w:asciiTheme="minorHAnsi" w:eastAsiaTheme="minorEastAsia" w:hAnsiTheme="minorHAnsi"/>
-              <w:noProof/>
-              <w:sz w:val="22"/>
-              <w:lang w:eastAsia="hu-HU"/>
-            </w:rPr>
-          </w:pPr>
-          <w:hyperlink w:anchor="_Toc221784884" w:history="1">
-            <w:r>
-              <w:rPr>
-                <w:rStyle w:val="Hiperhivatkozs"/>
-                <w:noProof/>
-              </w:rPr>
-              <w:t>Általános felhasználók</w:t>
-            </w:r>
-            <w:r>
-              <w:rPr>
-                <w:noProof/>
-                <w:webHidden/>
-              </w:rPr>
-              <w:tab/>
-            </w:r>
-            <w:r>
-              <w:rPr>
-                <w:noProof/>
-                <w:webHidden/>
-              </w:rPr>
-              <w:fldChar w:fldCharType="begin"/>
-            </w:r>
-            <w:r>
-              <w:rPr>
-                <w:noProof/>
-                <w:webHidden/>
-              </w:rPr>
-              <w:instrText xml:space="preserve"> PAGEREF _Toc221784884 \h </w:instrText>
-            </w:r>
-            <w:r>
-              <w:rPr>
-                <w:noProof/>
-                <w:webHidden/>
-              </w:rPr>
-            </w:r>
-            <w:r>
-              <w:rPr>
-                <w:noProof/>
-                <w:webHidden/>
-              </w:rPr>
-              <w:fldChar w:fldCharType="separate"/>
-            </w:r>
-            <w:r>
-              <w:rPr>
-                <w:noProof/>
-                <w:webHidden/>
-              </w:rPr>
-              <w:t>6</w:t>
-            </w:r>
-            <w:r>
-              <w:rPr>
-                <w:noProof/>
-                <w:webHidden/>
-              </w:rPr>
-              <w:fldChar w:fldCharType="end"/>
-            </w:r>
-          </w:hyperlink>
-        </w:p>
-        <w:p>
-          <w:pPr>
-            <w:pStyle w:val="TJ2"/>
-            <w:tabs>
-              <w:tab w:val="right" w:leader="dot" w:pos="9062"/>
-            </w:tabs>
-            <w:spacing w:line="360" w:lineRule="auto"/>
-            <w:rPr>
-              <w:rFonts w:asciiTheme="minorHAnsi" w:eastAsiaTheme="minorEastAsia" w:hAnsiTheme="minorHAnsi"/>
-              <w:noProof/>
-              <w:sz w:val="22"/>
-              <w:lang w:eastAsia="hu-HU"/>
-            </w:rPr>
-          </w:pPr>
-          <w:hyperlink w:anchor="_Toc221784885" w:history="1">
-            <w:r>
-              <w:rPr>
-                <w:rStyle w:val="Hiperhivatkozs"/>
-                <w:noProof/>
-              </w:rPr>
-              <w:t>Adminisztrátotok</w:t>
-            </w:r>
-            <w:r>
-              <w:rPr>
-                <w:noProof/>
-                <w:webHidden/>
-              </w:rPr>
-              <w:tab/>
-            </w:r>
-            <w:r>
-              <w:rPr>
-                <w:noProof/>
-                <w:webHidden/>
-              </w:rPr>
-              <w:fldChar w:fldCharType="begin"/>
-            </w:r>
-            <w:r>
-              <w:rPr>
-                <w:noProof/>
-                <w:webHidden/>
-              </w:rPr>
-              <w:instrText xml:space="preserve"> PAGEREF _Toc221784885 \h </w:instrText>
-            </w:r>
-            <w:r>
-              <w:rPr>
-                <w:noProof/>
-                <w:webHidden/>
-              </w:rPr>
-            </w:r>
-            <w:r>
-              <w:rPr>
-                <w:noProof/>
-                <w:webHidden/>
-              </w:rPr>
-              <w:fldChar w:fldCharType="separate"/>
-            </w:r>
-            <w:r>
-              <w:rPr>
-                <w:noProof/>
-                <w:webHidden/>
-              </w:rPr>
-              <w:t>6</w:t>
-            </w:r>
-            <w:r>
-              <w:rPr>
-                <w:noProof/>
-                <w:webHidden/>
-              </w:rPr>
-              <w:fldChar w:fldCharType="end"/>
-            </w:r>
-          </w:hyperlink>
-        </w:p>
-        <w:p>
-          <w:pPr>
-            <w:pStyle w:val="TJ2"/>
-            <w:tabs>
-              <w:tab w:val="right" w:leader="dot" w:pos="9062"/>
-            </w:tabs>
-            <w:spacing w:line="360" w:lineRule="auto"/>
-            <w:rPr>
-              <w:rFonts w:asciiTheme="minorHAnsi" w:eastAsiaTheme="minorEastAsia" w:hAnsiTheme="minorHAnsi"/>
-              <w:noProof/>
-              <w:sz w:val="22"/>
-              <w:lang w:eastAsia="hu-HU"/>
-            </w:rPr>
-          </w:pPr>
-          <w:hyperlink w:anchor="_Toc221784886" w:history="1">
-            <w:r>
-              <w:rPr>
-                <w:rStyle w:val="Hiperhivatkozs"/>
-                <w:noProof/>
-              </w:rPr>
-              <w:t>Téma váltás</w:t>
-            </w:r>
-            <w:r>
-              <w:rPr>
-                <w:noProof/>
-                <w:webHidden/>
-              </w:rPr>
-              <w:tab/>
-            </w:r>
-            <w:r>
-              <w:rPr>
-                <w:noProof/>
-                <w:webHidden/>
-              </w:rPr>
-              <w:fldChar w:fldCharType="begin"/>
-            </w:r>
-            <w:r>
-              <w:rPr>
-                <w:noProof/>
-                <w:webHidden/>
-              </w:rPr>
-              <w:instrText xml:space="preserve"> PAGEREF _Toc221784886 \h </w:instrText>
-            </w:r>
-            <w:r>
-              <w:rPr>
-                <w:noProof/>
-                <w:webHidden/>
-              </w:rPr>
-            </w:r>
-            <w:r>
-              <w:rPr>
-                <w:noProof/>
-                <w:webHidden/>
-              </w:rPr>
-              <w:fldChar w:fldCharType="separate"/>
-            </w:r>
-            <w:r>
-              <w:rPr>
-                <w:noProof/>
-                <w:webHidden/>
-              </w:rPr>
-              <w:t>7</w:t>
-            </w:r>
-            <w:r>
-              <w:rPr>
-                <w:noProof/>
-                <w:webHidden/>
-              </w:rPr>
-              <w:fldChar w:fldCharType="end"/>
-            </w:r>
-          </w:hyperlink>
-        </w:p>
-        <w:p>
-          <w:pPr>
-            <w:pStyle w:val="TJ2"/>
-            <w:tabs>
-              <w:tab w:val="right" w:leader="dot" w:pos="9062"/>
-            </w:tabs>
-            <w:spacing w:line="360" w:lineRule="auto"/>
-            <w:rPr>
-              <w:rFonts w:asciiTheme="minorHAnsi" w:eastAsiaTheme="minorEastAsia" w:hAnsiTheme="minorHAnsi"/>
-              <w:noProof/>
-              <w:sz w:val="22"/>
-              <w:lang w:eastAsia="hu-HU"/>
-            </w:rPr>
-          </w:pPr>
-          <w:hyperlink w:anchor="_Toc221784887" w:history="1">
-            <w:r>
-              <w:rPr>
-                <w:rStyle w:val="Hiperhivatkozs"/>
-                <w:noProof/>
-              </w:rPr>
-              <w:t>Hibaelhárítás</w:t>
-            </w:r>
-            <w:r>
-              <w:rPr>
-                <w:noProof/>
-                <w:webHidden/>
-              </w:rPr>
-              <w:tab/>
-            </w:r>
-            <w:r>
-              <w:rPr>
-                <w:noProof/>
-                <w:webHidden/>
-              </w:rPr>
-              <w:fldChar w:fldCharType="begin"/>
-            </w:r>
-            <w:r>
-              <w:rPr>
-                <w:noProof/>
-                <w:webHidden/>
-              </w:rPr>
-              <w:instrText xml:space="preserve"> PAGEREF _Toc221784887 \h </w:instrText>
-            </w:r>
-            <w:r>
-              <w:rPr>
-                <w:noProof/>
-                <w:webHidden/>
-              </w:rPr>
-            </w:r>
-            <w:r>
-              <w:rPr>
-                <w:noProof/>
-                <w:webHidden/>
-              </w:rPr>
-              <w:fldChar w:fldCharType="separate"/>
-            </w:r>
-            <w:r>
-              <w:rPr>
-                <w:noProof/>
-                <w:webHidden/>
-              </w:rPr>
-              <w:t>7</w:t>
-            </w:r>
-            <w:r>
-              <w:rPr>
-                <w:noProof/>
-                <w:webHidden/>
-              </w:rPr>
-              <w:fldChar w:fldCharType="end"/>
-            </w:r>
-          </w:hyperlink>
-        </w:p>
-        <w:p>
-          <w:pPr>
-            <w:pStyle w:val="TJ2"/>
-            <w:tabs>
-              <w:tab w:val="right" w:leader="dot" w:pos="9062"/>
-            </w:tabs>
-            <w:spacing w:line="360" w:lineRule="auto"/>
-            <w:rPr>
-              <w:rFonts w:asciiTheme="minorHAnsi" w:eastAsiaTheme="minorEastAsia" w:hAnsiTheme="minorHAnsi"/>
-              <w:noProof/>
-              <w:sz w:val="22"/>
-              <w:lang w:eastAsia="hu-HU"/>
-            </w:rPr>
-          </w:pPr>
-          <w:hyperlink w:anchor="_Toc221784888" w:history="1">
-            <w:r>
-              <w:rPr>
-                <w:rStyle w:val="Hiperhivatkozs"/>
-                <w:noProof/>
-              </w:rPr>
-              <w:t>Támogatás</w:t>
-            </w:r>
-            <w:r>
-              <w:rPr>
-                <w:noProof/>
-                <w:webHidden/>
-              </w:rPr>
-              <w:tab/>
-            </w:r>
-            <w:r>
-              <w:rPr>
-                <w:noProof/>
-                <w:webHidden/>
-              </w:rPr>
-              <w:fldChar w:fldCharType="begin"/>
-            </w:r>
-            <w:r>
-              <w:rPr>
-                <w:noProof/>
-                <w:webHidden/>
-              </w:rPr>
-              <w:instrText xml:space="preserve"> PAGEREF _Toc221784888 \h </w:instrText>
+              <w:instrText xml:space="preserve"> PAGEREF _Toc226963905 \h </w:instrText>
             </w:r>
             <w:r>
               <w:rPr>
@@ -1618,11 +1539,12 @@
         <w:pStyle w:val="Cmsor1"/>
         <w:spacing w:line="360" w:lineRule="auto"/>
       </w:pPr>
-      <w:bookmarkStart w:id="5" w:name="_Toc221784876"/>
-      <w:r>
+      <w:bookmarkStart w:id="6" w:name="_Toc226963893"/>
+      <w:r>
+        <w:lastRenderedPageBreak/>
         <w:t>Rendszerkövetelmények</w:t>
       </w:r>
-      <w:bookmarkEnd w:id="5"/>
+      <w:bookmarkEnd w:id="6"/>
     </w:p>
     <w:p>
       <w:pPr>
@@ -1792,11 +1714,12 @@
         <w:pStyle w:val="Cmsor1"/>
         <w:spacing w:line="360" w:lineRule="auto"/>
       </w:pPr>
-      <w:bookmarkStart w:id="6" w:name="_Toc221784877"/>
-      <w:r>
+      <w:bookmarkStart w:id="7" w:name="_Toc226963894"/>
+      <w:r>
+        <w:lastRenderedPageBreak/>
         <w:t>Telepítés és beállítás</w:t>
       </w:r>
-      <w:bookmarkEnd w:id="6"/>
+      <w:bookmarkEnd w:id="7"/>
     </w:p>
     <w:p>
       <w:pPr>
@@ -1808,23 +1731,32 @@
         <w:pStyle w:val="Cmsor2"/>
         <w:spacing w:line="360" w:lineRule="auto"/>
       </w:pPr>
-      <w:bookmarkStart w:id="7" w:name="_Toc221784878"/>
+      <w:bookmarkStart w:id="8" w:name="_Toc226963895"/>
       <w:r>
         <w:t>Projekt letöltése</w:t>
       </w:r>
-      <w:bookmarkEnd w:id="7"/>
-    </w:p>
-    <w:p>
-      <w:pPr>
-        <w:spacing w:line="360" w:lineRule="auto"/>
-      </w:pPr>
-    </w:p>
-    <w:p>
-      <w:pPr>
-        <w:spacing w:line="360" w:lineRule="auto"/>
-      </w:pPr>
-      <w:r>
-        <w:t>Másolja be a projekt fájljait a webszerver dokumentumgyökerébe (PL. ’</w:t>
+      <w:bookmarkEnd w:id="8"/>
+    </w:p>
+    <w:p>
+      <w:pPr>
+        <w:spacing w:line="360" w:lineRule="auto"/>
+      </w:pPr>
+    </w:p>
+    <w:p>
+      <w:pPr>
+        <w:spacing w:line="360" w:lineRule="auto"/>
+      </w:pPr>
+      <w:r>
+        <w:t>Másolja be a projekt fájljait a webszerver dokumentumgyökerébe (</w:t>
+      </w:r>
+      <w:r>
+        <w:t>pl</w:t>
+      </w:r>
+      <w:r>
+        <w:t xml:space="preserve">. </w:t>
+      </w:r>
+      <w:r>
+        <w:t>„</w:t>
       </w:r>
       <w:proofErr w:type="spellStart"/>
       <w:r>
@@ -1832,7 +1764,13 @@
       </w:r>
       <w:proofErr w:type="spellEnd"/>
       <w:r>
-        <w:t>’ vagy ’</w:t>
+        <w:t>”</w:t>
+      </w:r>
+      <w:r>
+        <w:t xml:space="preserve"> vagy </w:t>
+      </w:r>
+      <w:r>
+        <w:t>„</w:t>
       </w:r>
       <w:proofErr w:type="spellStart"/>
       <w:r>
@@ -1840,7 +1778,10 @@
       </w:r>
       <w:proofErr w:type="spellEnd"/>
       <w:r>
-        <w:t>’).</w:t>
+        <w:t>”</w:t>
+      </w:r>
+      <w:r>
+        <w:t>).</w:t>
       </w:r>
     </w:p>
     <w:p>
@@ -1853,11 +1794,11 @@
         <w:pStyle w:val="Cmsor2"/>
         <w:spacing w:line="360" w:lineRule="auto"/>
       </w:pPr>
-      <w:bookmarkStart w:id="8" w:name="_Toc221784879"/>
+      <w:bookmarkStart w:id="9" w:name="_Toc226963896"/>
       <w:r>
         <w:t>Adatbázis beállítása</w:t>
       </w:r>
-      <w:bookmarkEnd w:id="8"/>
+      <w:bookmarkEnd w:id="9"/>
     </w:p>
     <w:p>
       <w:pPr>
@@ -1874,7 +1815,10 @@
         <w:spacing w:line="360" w:lineRule="auto"/>
       </w:pPr>
       <w:r>
-        <w:t>Nyissa meg a ’</w:t>
+        <w:t xml:space="preserve">Nyissa meg a </w:t>
+      </w:r>
+      <w:r>
+        <w:t>„</w:t>
       </w:r>
       <w:proofErr w:type="spellStart"/>
       <w:r>
@@ -1882,7 +1826,19 @@
       </w:r>
       <w:proofErr w:type="spellEnd"/>
       <w:r>
-        <w:t>’ fájlt</w:t>
+        <w:t>”</w:t>
+      </w:r>
+      <w:r>
+        <w:t xml:space="preserve"> </w:t>
+      </w:r>
+      <w:r>
+        <w:t xml:space="preserve"> </w:t>
+      </w:r>
+      <w:r>
+        <w:t>fájlt</w:t>
+      </w:r>
+      <w:r>
+        <w:t>.</w:t>
       </w:r>
     </w:p>
     <w:p>
@@ -2019,11 +1975,11 @@
         <w:pStyle w:val="Cmsor2"/>
         <w:spacing w:line="360" w:lineRule="auto"/>
       </w:pPr>
-      <w:bookmarkStart w:id="9" w:name="_Toc221784880"/>
+      <w:bookmarkStart w:id="10" w:name="_Toc226963897"/>
       <w:r>
         <w:t>Adatbázis inicializálása</w:t>
       </w:r>
-      <w:bookmarkEnd w:id="9"/>
+      <w:bookmarkEnd w:id="10"/>
     </w:p>
     <w:p>
       <w:pPr>
@@ -2066,11 +2022,11 @@
         <w:pStyle w:val="Cmsor2"/>
         <w:spacing w:line="360" w:lineRule="auto"/>
       </w:pPr>
-      <w:bookmarkStart w:id="10" w:name="_Toc221784881"/>
+      <w:bookmarkStart w:id="11" w:name="_Toc226963898"/>
       <w:r>
         <w:t>Függőségek telepítése</w:t>
       </w:r>
-      <w:bookmarkEnd w:id="10"/>
+      <w:bookmarkEnd w:id="11"/>
     </w:p>
     <w:p>
       <w:pPr>
@@ -2087,7 +2043,6 @@
         <w:spacing w:line="360" w:lineRule="auto"/>
       </w:pPr>
       <w:r>
-        <w:lastRenderedPageBreak/>
         <w:t xml:space="preserve">Telepítse a </w:t>
       </w:r>
       <w:proofErr w:type="spellStart"/>
@@ -2138,7 +2093,7 @@
         <w:pStyle w:val="Cmsor2"/>
         <w:spacing w:line="360" w:lineRule="auto"/>
       </w:pPr>
-      <w:bookmarkStart w:id="11" w:name="_Toc221784882"/>
+      <w:bookmarkStart w:id="12" w:name="_Toc226963899"/>
       <w:proofErr w:type="spellStart"/>
       <w:r>
         <w:t>Admin</w:t>
@@ -2147,7 +2102,7 @@
       <w:r>
         <w:t xml:space="preserve"> bejelentkezés</w:t>
       </w:r>
-      <w:bookmarkEnd w:id="11"/>
+      <w:bookmarkEnd w:id="12"/>
     </w:p>
     <w:p>
       <w:pPr>
@@ -2295,12 +2250,12 @@
         <w:pStyle w:val="Cmsor1"/>
         <w:spacing w:line="360" w:lineRule="auto"/>
       </w:pPr>
-      <w:bookmarkStart w:id="12" w:name="_Toc221784883"/>
+      <w:bookmarkStart w:id="13" w:name="_Toc226963900"/>
       <w:r>
         <w:lastRenderedPageBreak/>
         <w:t>Használat</w:t>
       </w:r>
-      <w:bookmarkEnd w:id="12"/>
+      <w:bookmarkEnd w:id="13"/>
     </w:p>
     <w:p>
       <w:pPr>
@@ -2312,11 +2267,11 @@
         <w:pStyle w:val="Cmsor2"/>
         <w:spacing w:line="360" w:lineRule="auto"/>
       </w:pPr>
-      <w:bookmarkStart w:id="13" w:name="_Toc221784884"/>
+      <w:bookmarkStart w:id="14" w:name="_Toc226963901"/>
       <w:r>
         <w:t>Általános felhasználók</w:t>
       </w:r>
-      <w:bookmarkEnd w:id="13"/>
+      <w:bookmarkEnd w:id="14"/>
     </w:p>
     <w:p>
       <w:pPr>
@@ -2367,7 +2322,10 @@
         <w:spacing w:line="360" w:lineRule="auto"/>
       </w:pPr>
       <w:r>
-        <w:t>Eredmények lekérdezése:`</w:t>
+        <w:t>Eredmények lekérdezése:</w:t>
+      </w:r>
+      <w:r>
+        <w:t xml:space="preserve"> „</w:t>
       </w:r>
       <w:proofErr w:type="spellStart"/>
       <w:r>
@@ -2375,7 +2333,7 @@
       </w:r>
       <w:proofErr w:type="spellEnd"/>
       <w:r>
-        <w:t>`</w:t>
+        <w:t>”</w:t>
       </w:r>
     </w:p>
     <w:p>
@@ -2479,13 +2437,17 @@
         <w:pStyle w:val="Cmsor2"/>
         <w:spacing w:line="360" w:lineRule="auto"/>
       </w:pPr>
-      <w:bookmarkStart w:id="14" w:name="_Toc221784885"/>
-      <w:proofErr w:type="spellStart"/>
-      <w:r>
-        <w:t>Adminisztrátotok</w:t>
-      </w:r>
-      <w:bookmarkEnd w:id="14"/>
-      <w:proofErr w:type="spellEnd"/>
+      <w:bookmarkStart w:id="15" w:name="_Toc226963902"/>
+      <w:r>
+        <w:t>Adminisztrá</w:t>
+      </w:r>
+      <w:r>
+        <w:t>tor</w:t>
+      </w:r>
+      <w:r>
+        <w:t>ok</w:t>
+      </w:r>
+      <w:bookmarkEnd w:id="15"/>
     </w:p>
     <w:p>
       <w:pPr>
@@ -2724,9 +2686,12 @@
         </w:numPr>
         <w:spacing w:line="360" w:lineRule="auto"/>
       </w:pPr>
+      <w:r>
+        <w:t>Húzza be (</w:t>
+      </w:r>
       <w:proofErr w:type="spellStart"/>
       <w:r>
-        <w:t>Drag</w:t>
+        <w:t>drag</w:t>
       </w:r>
       <w:proofErr w:type="spellEnd"/>
       <w:r>
@@ -2738,7 +2703,7 @@
       </w:r>
       <w:proofErr w:type="spellEnd"/>
       <w:r>
-        <w:t xml:space="preserve"> vagy fájlválasztó segítségével töltse fel.</w:t>
+        <w:t xml:space="preserve"> módszerrel), vagy használja a fájlválasztót.</w:t>
       </w:r>
     </w:p>
     <w:p>
@@ -2785,40 +2750,38 @@
         <w:pStyle w:val="Cmsor2"/>
         <w:spacing w:line="360" w:lineRule="auto"/>
       </w:pPr>
-      <w:bookmarkStart w:id="15" w:name="_Toc221784886"/>
+      <w:bookmarkStart w:id="16" w:name="_Toc226963903"/>
       <w:r>
         <w:t>Téma váltás</w:t>
       </w:r>
-      <w:bookmarkEnd w:id="15"/>
-    </w:p>
-    <w:p>
-      <w:pPr>
-        <w:spacing w:line="360" w:lineRule="auto"/>
-      </w:pPr>
-    </w:p>
-    <w:p>
-      <w:pPr>
-        <w:spacing w:line="360" w:lineRule="auto"/>
-      </w:pPr>
-      <w:r>
-        <w:t>A navigációs sávban található téma váltó gomb segítségével válthat világos és sötét mód között. A választás automatikusan mentésre kerül.</w:t>
-      </w:r>
-    </w:p>
-    <w:p>
-      <w:pPr>
-        <w:spacing w:line="360" w:lineRule="auto"/>
-      </w:pPr>
+      <w:bookmarkEnd w:id="16"/>
+    </w:p>
+    <w:p>
+      <w:pPr>
+        <w:spacing w:line="360" w:lineRule="auto"/>
+      </w:pPr>
+    </w:p>
+    <w:p>
+      <w:pPr>
+        <w:spacing w:line="360" w:lineRule="auto"/>
+      </w:pPr>
+      <w:r>
+        <w:t xml:space="preserve">A navigációs sávban található téma váltó gomb segítségével válthat világos és sötét mód között. </w:t>
+      </w:r>
+      <w:r>
+        <w:t>A rendszer automatikusan elmenti a választást.</w:t>
+      </w:r>
     </w:p>
     <w:p>
       <w:pPr>
         <w:pStyle w:val="Cmsor2"/>
         <w:spacing w:line="360" w:lineRule="auto"/>
       </w:pPr>
-      <w:bookmarkStart w:id="16" w:name="_Toc221784887"/>
+      <w:bookmarkStart w:id="17" w:name="_Toc226963904"/>
       <w:r>
         <w:t>Hibaelhárítás</w:t>
       </w:r>
-      <w:bookmarkEnd w:id="16"/>
+      <w:bookmarkEnd w:id="17"/>
     </w:p>
     <w:p>
       <w:pPr>
@@ -2835,7 +2798,7 @@
         <w:spacing w:line="360" w:lineRule="auto"/>
       </w:pPr>
       <w:r>
-        <w:t>404 hiba:  Ellenőrizze, hogy a projekt a helyes mappában van-e.</w:t>
+        <w:t>404 hiba: Ellenőrizze, hogy a projekt a helyes mappában van-e.</w:t>
       </w:r>
     </w:p>
     <w:p>
@@ -2898,11 +2861,11 @@
         <w:pStyle w:val="Cmsor2"/>
         <w:spacing w:line="360" w:lineRule="auto"/>
       </w:pPr>
-      <w:bookmarkStart w:id="17" w:name="_Toc221784888"/>
+      <w:bookmarkStart w:id="18" w:name="_Toc226963905"/>
       <w:r>
         <w:t>Támogatás</w:t>
       </w:r>
-      <w:bookmarkEnd w:id="17"/>
+      <w:bookmarkEnd w:id="18"/>
     </w:p>
     <w:p>
       <w:pPr>
@@ -2927,6 +2890,7 @@
         <w:spacing w:line="360" w:lineRule="auto"/>
       </w:pPr>
       <w:r>
+        <w:lastRenderedPageBreak/>
         <w:t>---</w:t>
       </w:r>
     </w:p>
@@ -2989,6 +2953,7 @@
         <w:docPartUnique/>
       </w:docPartObj>
     </w:sdtPr>
+    <w:sdtEndPr/>
     <w:sdtContent>
       <w:p>
         <w:pPr>
@@ -6930,6 +6895,17 @@
       <w:sz w:val="24"/>
     </w:rPr>
   </w:style>
+  <w:style w:type="character" w:styleId="Kiemels2">
+    <w:name w:val="Strong"/>
+    <w:basedOn w:val="Bekezdsalapbettpusa"/>
+    <w:uiPriority w:val="22"/>
+    <w:qFormat/>
+    <w:rsid w:val="000F52FE"/>
+    <w:rPr>
+      <w:b/>
+      <w:bCs/>
+    </w:rPr>
+  </w:style>
 </w:styles>
 </file>
 

--- a/Docs/FELVEO_Használati útmutató.docx
+++ b/Docs/FELVEO_Használati útmutató.docx
@@ -13,6 +13,8 @@
         </w:rPr>
       </w:pPr>
       <w:bookmarkStart w:id="0" w:name="_Toc221607624"/>
+      <w:bookmarkStart w:id="1" w:name="_GoBack"/>
+      <w:bookmarkEnd w:id="1"/>
       <w:r>
         <w:rPr>
           <w:b/>
@@ -40,10 +42,10 @@
         <w:pStyle w:val="Cmsor1"/>
         <w:spacing w:line="360" w:lineRule="auto"/>
       </w:pPr>
-      <w:bookmarkStart w:id="1" w:name="_Toc221607625"/>
-      <w:bookmarkStart w:id="2" w:name="_Toc221784000"/>
-      <w:bookmarkStart w:id="3" w:name="_Toc226963872"/>
-      <w:bookmarkStart w:id="4" w:name="_Toc226963892"/>
+      <w:bookmarkStart w:id="2" w:name="_Toc221607625"/>
+      <w:bookmarkStart w:id="3" w:name="_Toc221784000"/>
+      <w:bookmarkStart w:id="4" w:name="_Toc226963872"/>
+      <w:bookmarkStart w:id="5" w:name="_Toc226963892"/>
       <w:r>
         <w:rPr>
           <w:noProof/>
@@ -94,10 +96,10 @@
           </wp:inline>
         </w:drawing>
       </w:r>
-      <w:bookmarkEnd w:id="1"/>
       <w:bookmarkEnd w:id="2"/>
       <w:bookmarkEnd w:id="3"/>
       <w:bookmarkEnd w:id="4"/>
+      <w:bookmarkEnd w:id="5"/>
     </w:p>
     <w:p>
       <w:pPr>
@@ -114,7 +116,6 @@
           <w:szCs w:val="48"/>
         </w:rPr>
       </w:pPr>
-      <w:proofErr w:type="spellStart"/>
       <w:r>
         <w:rPr>
           <w:b/>
@@ -123,7 +124,6 @@
         </w:rPr>
         <w:t>Felveo</w:t>
       </w:r>
-      <w:proofErr w:type="spellEnd"/>
     </w:p>
     <w:p>
       <w:pPr>
@@ -323,20 +323,7 @@
           <w:rFonts w:asciiTheme="majorHAnsi" w:hAnsiTheme="majorHAnsi" w:cstheme="majorHAnsi"/>
         </w:rPr>
         <w:tab/>
-      </w:r>
-      <w:proofErr w:type="spellStart"/>
-      <w:r>
-        <w:rPr>
-          <w:rFonts w:asciiTheme="majorHAnsi" w:hAnsiTheme="majorHAnsi" w:cstheme="majorHAnsi"/>
-        </w:rPr>
-        <w:t>Svelta</w:t>
-      </w:r>
-      <w:proofErr w:type="spellEnd"/>
-      <w:r>
-        <w:rPr>
-          <w:rFonts w:asciiTheme="majorHAnsi" w:hAnsiTheme="majorHAnsi" w:cstheme="majorHAnsi"/>
-        </w:rPr>
-        <w:t xml:space="preserve"> Levente </w:t>
+        <w:t xml:space="preserve">Svelta Levente </w:t>
       </w:r>
     </w:p>
     <w:p>
@@ -493,8 +480,6 @@
           <w:r>
             <w:t>Tartalomjegyzék</w:t>
           </w:r>
-          <w:bookmarkStart w:id="5" w:name="_GoBack"/>
-          <w:bookmarkEnd w:id="5"/>
           <w:r>
             <w:fldChar w:fldCharType="begin"/>
           </w:r>
@@ -1561,21 +1546,8 @@
         <w:spacing w:line="360" w:lineRule="auto"/>
       </w:pPr>
       <w:r>
-        <w:t xml:space="preserve">Webszerver: </w:t>
-      </w:r>
-      <w:proofErr w:type="spellStart"/>
-      <w:r>
-        <w:t>Apache</w:t>
-      </w:r>
-      <w:proofErr w:type="spellEnd"/>
-      <w:r>
-        <w:t xml:space="preserve"> vagy </w:t>
-      </w:r>
-      <w:proofErr w:type="spellStart"/>
-      <w:r>
-        <w:t>Nginx</w:t>
-      </w:r>
-      <w:proofErr w:type="spellEnd"/>
+        <w:t>Webszerver: Apache vagy Nginx</w:t>
+      </w:r>
     </w:p>
     <w:p>
       <w:pPr>
@@ -1587,21 +1559,8 @@
         <w:spacing w:line="360" w:lineRule="auto"/>
       </w:pPr>
       <w:r>
-        <w:t xml:space="preserve">Adatbázis: </w:t>
-      </w:r>
-      <w:proofErr w:type="spellStart"/>
-      <w:r>
-        <w:t>MySQL</w:t>
-      </w:r>
-      <w:proofErr w:type="spellEnd"/>
-      <w:r>
-        <w:t>/</w:t>
-      </w:r>
-      <w:proofErr w:type="spellStart"/>
-      <w:r>
-        <w:t>MariaDB</w:t>
-      </w:r>
-      <w:proofErr w:type="spellEnd"/>
+        <w:t>Adatbázis: MySQL/MariaDB</w:t>
+      </w:r>
     </w:p>
     <w:p>
       <w:pPr>
@@ -1758,11 +1717,9 @@
       <w:r>
         <w:t>„</w:t>
       </w:r>
-      <w:proofErr w:type="spellStart"/>
       <w:r>
         <w:t>htdocs</w:t>
       </w:r>
-      <w:proofErr w:type="spellEnd"/>
       <w:r>
         <w:t>”</w:t>
       </w:r>
@@ -1772,11 +1729,9 @@
       <w:r>
         <w:t>„</w:t>
       </w:r>
-      <w:proofErr w:type="spellStart"/>
       <w:r>
         <w:t>www</w:t>
       </w:r>
-      <w:proofErr w:type="spellEnd"/>
       <w:r>
         <w:t>”</w:t>
       </w:r>
@@ -1820,11 +1775,9 @@
       <w:r>
         <w:t>„</w:t>
       </w:r>
-      <w:proofErr w:type="spellStart"/>
       <w:r>
         <w:t>config.php</w:t>
       </w:r>
-      <w:proofErr w:type="spellEnd"/>
       <w:r>
         <w:t>”</w:t>
       </w:r>
@@ -1869,23 +1822,7 @@
         <w:spacing w:line="360" w:lineRule="auto"/>
       </w:pPr>
       <w:r>
-        <w:t xml:space="preserve">     $</w:t>
-      </w:r>
-      <w:proofErr w:type="spellStart"/>
-      <w:r>
-        <w:t>host</w:t>
-      </w:r>
-      <w:proofErr w:type="spellEnd"/>
-      <w:r>
-        <w:t xml:space="preserve"> = "</w:t>
-      </w:r>
-      <w:proofErr w:type="spellStart"/>
-      <w:r>
-        <w:t>localhost</w:t>
-      </w:r>
-      <w:proofErr w:type="spellEnd"/>
-      <w:r>
-        <w:t>";</w:t>
+        <w:t xml:space="preserve">     $host = "localhost";</w:t>
       </w:r>
     </w:p>
     <w:p>
@@ -1894,23 +1831,7 @@
         <w:spacing w:line="360" w:lineRule="auto"/>
       </w:pPr>
       <w:r>
-        <w:t xml:space="preserve">     $</w:t>
-      </w:r>
-      <w:proofErr w:type="spellStart"/>
-      <w:r>
-        <w:t>user</w:t>
-      </w:r>
-      <w:proofErr w:type="spellEnd"/>
-      <w:r>
-        <w:t xml:space="preserve"> = "</w:t>
-      </w:r>
-      <w:proofErr w:type="spellStart"/>
-      <w:r>
-        <w:t>root</w:t>
-      </w:r>
-      <w:proofErr w:type="spellEnd"/>
-      <w:r>
-        <w:t>";</w:t>
+        <w:t xml:space="preserve">     $user = "root";</w:t>
       </w:r>
     </w:p>
     <w:p>
@@ -1919,15 +1840,7 @@
         <w:spacing w:line="360" w:lineRule="auto"/>
       </w:pPr>
       <w:r>
-        <w:t xml:space="preserve">     $</w:t>
-      </w:r>
-      <w:proofErr w:type="spellStart"/>
-      <w:r>
-        <w:t>password</w:t>
-      </w:r>
-      <w:proofErr w:type="spellEnd"/>
-      <w:r>
-        <w:t xml:space="preserve"> = "";</w:t>
+        <w:t xml:space="preserve">     $password = "";</w:t>
       </w:r>
     </w:p>
     <w:p>
@@ -1936,23 +1849,7 @@
         <w:spacing w:line="360" w:lineRule="auto"/>
       </w:pPr>
       <w:r>
-        <w:t xml:space="preserve">     $</w:t>
-      </w:r>
-      <w:proofErr w:type="spellStart"/>
-      <w:r>
-        <w:t>dbname</w:t>
-      </w:r>
-      <w:proofErr w:type="spellEnd"/>
-      <w:r>
-        <w:t xml:space="preserve"> = "</w:t>
-      </w:r>
-      <w:proofErr w:type="spellStart"/>
-      <w:r>
-        <w:t>felveo</w:t>
-      </w:r>
-      <w:proofErr w:type="spellEnd"/>
-      <w:r>
-        <w:t>";</w:t>
+        <w:t xml:space="preserve">     $dbname = "felveo";</w:t>
       </w:r>
     </w:p>
     <w:p>
@@ -2043,15 +1940,7 @@
         <w:spacing w:line="360" w:lineRule="auto"/>
       </w:pPr>
       <w:r>
-        <w:t xml:space="preserve">Telepítse a </w:t>
-      </w:r>
-      <w:proofErr w:type="spellStart"/>
-      <w:r>
-        <w:t>Composer</w:t>
-      </w:r>
-      <w:proofErr w:type="spellEnd"/>
-      <w:r>
-        <w:t>-t, ha nincs telepítve.</w:t>
+        <w:t>Telepítse a Composer-t, ha nincs telepítve.</w:t>
       </w:r>
     </w:p>
     <w:p>
@@ -2064,23 +1953,7 @@
         <w:spacing w:line="360" w:lineRule="auto"/>
       </w:pPr>
       <w:r>
-        <w:t>Futtassa: `</w:t>
-      </w:r>
-      <w:proofErr w:type="spellStart"/>
-      <w:r>
-        <w:t>composer</w:t>
-      </w:r>
-      <w:proofErr w:type="spellEnd"/>
-      <w:r>
-        <w:t xml:space="preserve"> </w:t>
-      </w:r>
-      <w:proofErr w:type="spellStart"/>
-      <w:r>
-        <w:t>install</w:t>
-      </w:r>
-      <w:proofErr w:type="spellEnd"/>
-      <w:r>
-        <w:t>`</w:t>
+        <w:t>Futtassa: `composer install`</w:t>
       </w:r>
     </w:p>
     <w:p>
@@ -2094,13 +1967,8 @@
         <w:spacing w:line="360" w:lineRule="auto"/>
       </w:pPr>
       <w:bookmarkStart w:id="12" w:name="_Toc226963899"/>
-      <w:proofErr w:type="spellStart"/>
-      <w:r>
-        <w:t>Admin</w:t>
-      </w:r>
-      <w:proofErr w:type="spellEnd"/>
-      <w:r>
-        <w:t xml:space="preserve"> bejelentkezés</w:t>
+      <w:r>
+        <w:t>Admin bejelentkezés</w:t>
       </w:r>
       <w:bookmarkEnd w:id="12"/>
     </w:p>
@@ -2119,23 +1987,7 @@
         <w:spacing w:line="360" w:lineRule="auto"/>
       </w:pPr>
       <w:r>
-        <w:t>Felhasználónév és jelszó az `</w:t>
-      </w:r>
-      <w:proofErr w:type="spellStart"/>
-      <w:r>
-        <w:t>assets</w:t>
-      </w:r>
-      <w:proofErr w:type="spellEnd"/>
-      <w:r>
-        <w:t>/</w:t>
-      </w:r>
-      <w:proofErr w:type="spellStart"/>
-      <w:r>
-        <w:t>admin_credentials.php</w:t>
-      </w:r>
-      <w:proofErr w:type="spellEnd"/>
-      <w:r>
-        <w:t>` fájlban található.</w:t>
+        <w:t>Felhasználónév és jelszó az `assets/admin_credentials.php` fájlban található.</w:t>
       </w:r>
     </w:p>
     <w:p>
@@ -2288,23 +2140,7 @@
         <w:spacing w:line="360" w:lineRule="auto"/>
       </w:pPr>
       <w:r>
-        <w:t>Kezdőoldal: `</w:t>
-      </w:r>
-      <w:proofErr w:type="spellStart"/>
-      <w:r>
-        <w:t>index.php</w:t>
-      </w:r>
-      <w:proofErr w:type="spellEnd"/>
-      <w:r>
-        <w:t xml:space="preserve">` — Itt választhat az eredmények lekérdezése vagy </w:t>
-      </w:r>
-      <w:proofErr w:type="spellStart"/>
-      <w:r>
-        <w:t>admin</w:t>
-      </w:r>
-      <w:proofErr w:type="spellEnd"/>
-      <w:r>
-        <w:t xml:space="preserve"> bejelentkezés között.</w:t>
+        <w:t>Kezdőoldal: `index.php` — Itt választhat az eredmények lekérdezése vagy admin bejelentkezés között.</w:t>
       </w:r>
     </w:p>
     <w:p>
@@ -2327,11 +2163,9 @@
       <w:r>
         <w:t xml:space="preserve"> „</w:t>
       </w:r>
-      <w:proofErr w:type="spellStart"/>
       <w:r>
         <w:t>eredmeny.php</w:t>
       </w:r>
-      <w:proofErr w:type="spellEnd"/>
       <w:r>
         <w:t>”</w:t>
       </w:r>
@@ -2390,15 +2224,7 @@
         <w:spacing w:line="360" w:lineRule="auto"/>
       </w:pPr>
       <w:r>
-        <w:t>Dolgozatok megtekintése: `</w:t>
-      </w:r>
-      <w:proofErr w:type="spellStart"/>
-      <w:r>
-        <w:t>student_view.php</w:t>
-      </w:r>
-      <w:proofErr w:type="spellEnd"/>
-      <w:r>
-        <w:t>`</w:t>
+        <w:t>Dolgozatok megtekintése: `student_view.php`</w:t>
       </w:r>
     </w:p>
     <w:p>
@@ -2464,15 +2290,7 @@
         <w:spacing w:line="360" w:lineRule="auto"/>
       </w:pPr>
       <w:r>
-        <w:t>Bejelentkezés: `</w:t>
-      </w:r>
-      <w:proofErr w:type="spellStart"/>
-      <w:r>
-        <w:t>admin_login.php</w:t>
-      </w:r>
-      <w:proofErr w:type="spellEnd"/>
-      <w:r>
-        <w:t>`</w:t>
+        <w:t>Bejelentkezés: `admin_login.php`</w:t>
       </w:r>
     </w:p>
     <w:p>
@@ -2485,15 +2303,7 @@
         <w:spacing w:line="360" w:lineRule="auto"/>
       </w:pPr>
       <w:r>
-        <w:t xml:space="preserve">Használja az </w:t>
-      </w:r>
-      <w:proofErr w:type="spellStart"/>
-      <w:r>
-        <w:t>admin</w:t>
-      </w:r>
-      <w:proofErr w:type="spellEnd"/>
-      <w:r>
-        <w:t xml:space="preserve"> hitelesítő adatokat.</w:t>
+        <w:t>Használja az admin hitelesítő adatokat.</w:t>
       </w:r>
     </w:p>
     <w:p>
@@ -2510,21 +2320,8 @@
         </w:numPr>
         <w:spacing w:line="360" w:lineRule="auto"/>
       </w:pPr>
-      <w:proofErr w:type="spellStart"/>
-      <w:r>
-        <w:t>Admin</w:t>
-      </w:r>
-      <w:proofErr w:type="spellEnd"/>
-      <w:r>
-        <w:t xml:space="preserve"> panel: `</w:t>
-      </w:r>
-      <w:proofErr w:type="spellStart"/>
-      <w:r>
-        <w:t>admin_dashboard.php</w:t>
-      </w:r>
-      <w:proofErr w:type="spellEnd"/>
-      <w:r>
-        <w:t>`</w:t>
+      <w:r>
+        <w:t>Admin panel: `admin_dashboard.php`</w:t>
       </w:r>
     </w:p>
     <w:p>
@@ -2603,23 +2400,7 @@
         <w:spacing w:line="360" w:lineRule="auto"/>
       </w:pPr>
       <w:r>
-        <w:t>Jelszó módosítása: `</w:t>
-      </w:r>
-      <w:proofErr w:type="spellStart"/>
-      <w:r>
-        <w:t>admin_change_password.php</w:t>
-      </w:r>
-      <w:proofErr w:type="spellEnd"/>
-      <w:r>
-        <w:t xml:space="preserve">` — Változtassa meg az </w:t>
-      </w:r>
-      <w:proofErr w:type="spellStart"/>
-      <w:r>
-        <w:t>admin</w:t>
-      </w:r>
-      <w:proofErr w:type="spellEnd"/>
-      <w:r>
-        <w:t xml:space="preserve"> jelszót.</w:t>
+        <w:t>Jelszó módosítása: `admin_change_password.php` — Változtassa meg az admin jelszót.</w:t>
       </w:r>
     </w:p>
     <w:p>
@@ -2637,15 +2418,7 @@
         <w:spacing w:line="360" w:lineRule="auto"/>
       </w:pPr>
       <w:r>
-        <w:t>Adatimportálás: `</w:t>
-      </w:r>
-      <w:proofErr w:type="spellStart"/>
-      <w:r>
-        <w:t>import.php</w:t>
-      </w:r>
-      <w:proofErr w:type="spellEnd"/>
-      <w:r>
-        <w:t>`</w:t>
+        <w:t>Adatimportálás: `import.php`</w:t>
       </w:r>
     </w:p>
     <w:p>
@@ -2658,23 +2431,7 @@
         <w:spacing w:line="360" w:lineRule="auto"/>
       </w:pPr>
       <w:r>
-        <w:t>Válassza ki az Excel fájlokat (.</w:t>
-      </w:r>
-      <w:proofErr w:type="spellStart"/>
-      <w:r>
-        <w:t>xlsx</w:t>
-      </w:r>
-      <w:proofErr w:type="spellEnd"/>
-      <w:r>
-        <w:t xml:space="preserve"> vagy .</w:t>
-      </w:r>
-      <w:proofErr w:type="spellStart"/>
-      <w:r>
-        <w:t>xls</w:t>
-      </w:r>
-      <w:proofErr w:type="spellEnd"/>
-      <w:r>
-        <w:t>).</w:t>
+        <w:t>Válassza ki az Excel fájlokat (.xlsx vagy .xls).</w:t>
       </w:r>
     </w:p>
     <w:p>
@@ -2687,23 +2444,7 @@
         <w:spacing w:line="360" w:lineRule="auto"/>
       </w:pPr>
       <w:r>
-        <w:t>Húzza be (</w:t>
-      </w:r>
-      <w:proofErr w:type="spellStart"/>
-      <w:r>
-        <w:t>drag</w:t>
-      </w:r>
-      <w:proofErr w:type="spellEnd"/>
-      <w:r>
-        <w:t xml:space="preserve"> &amp; </w:t>
-      </w:r>
-      <w:proofErr w:type="spellStart"/>
-      <w:r>
-        <w:t>drop</w:t>
-      </w:r>
-      <w:proofErr w:type="spellEnd"/>
-      <w:r>
-        <w:t xml:space="preserve"> módszerrel), vagy használja a fájlválasztót.</w:t>
+        <w:t>Húzza be (drag &amp; drop módszerrel), vagy használja a fájlválasztót.</w:t>
       </w:r>
     </w:p>
     <w:p>
@@ -2729,15 +2470,7 @@
         <w:spacing w:line="360" w:lineRule="auto"/>
       </w:pPr>
       <w:r>
-        <w:t>Ellenőrizze az eredményeket az `</w:t>
-      </w:r>
-      <w:proofErr w:type="spellStart"/>
-      <w:r>
-        <w:t>eredmeny.php</w:t>
-      </w:r>
-      <w:proofErr w:type="spellEnd"/>
-      <w:r>
-        <w:t>` oldalon.</w:t>
+        <w:t>Ellenőrizze az eredményeket az `eredmeny.php` oldalon.</w:t>
       </w:r>
     </w:p>
     <w:p>
@@ -2811,23 +2544,7 @@
         <w:spacing w:line="360" w:lineRule="auto"/>
       </w:pPr>
       <w:r>
-        <w:t>Adatbázis hiba: Nézze meg a `</w:t>
-      </w:r>
-      <w:proofErr w:type="spellStart"/>
-      <w:r>
-        <w:t>config.php</w:t>
-      </w:r>
-      <w:proofErr w:type="spellEnd"/>
-      <w:r>
-        <w:t>` beállításait és futtassa a `</w:t>
-      </w:r>
-      <w:proofErr w:type="spellStart"/>
-      <w:r>
-        <w:t>setup.php</w:t>
-      </w:r>
-      <w:proofErr w:type="spellEnd"/>
-      <w:r>
-        <w:t>`-t.</w:t>
+        <w:t>Adatbázis hiba: Nézze meg a `config.php` beállításait és futtassa a `setup.php`-t.</w:t>
       </w:r>
     </w:p>
     <w:p>
@@ -2840,15 +2557,7 @@
         <w:spacing w:line="360" w:lineRule="auto"/>
       </w:pPr>
       <w:r>
-        <w:t xml:space="preserve">Import hiba: </w:t>
-      </w:r>
-      <w:proofErr w:type="spellStart"/>
-      <w:r>
-        <w:t>Győződjön</w:t>
-      </w:r>
-      <w:proofErr w:type="spellEnd"/>
-      <w:r>
-        <w:t xml:space="preserve"> meg róla, hogy az Excel fájl helyes formátumú és tartalmazza a szükséges oszlopokat.</w:t>
+        <w:t>Import hiba: Győződjön meg róla, hogy az Excel fájl helyes formátumú és tartalmazza a szükséges oszlopokat.</w:t>
       </w:r>
     </w:p>
     <w:p>

--- a/Docs/FELVEO_Használati útmutató.docx
+++ b/Docs/FELVEO_Használati útmutató.docx
@@ -13,8 +13,6 @@
         </w:rPr>
       </w:pPr>
       <w:bookmarkStart w:id="0" w:name="_Toc221607624"/>
-      <w:bookmarkStart w:id="1" w:name="_GoBack"/>
-      <w:bookmarkEnd w:id="1"/>
       <w:r>
         <w:rPr>
           <w:b/>
@@ -42,10 +40,12 @@
         <w:pStyle w:val="Cmsor1"/>
         <w:spacing w:line="360" w:lineRule="auto"/>
       </w:pPr>
-      <w:bookmarkStart w:id="2" w:name="_Toc221607625"/>
-      <w:bookmarkStart w:id="3" w:name="_Toc221784000"/>
-      <w:bookmarkStart w:id="4" w:name="_Toc226963872"/>
-      <w:bookmarkStart w:id="5" w:name="_Toc226963892"/>
+      <w:bookmarkStart w:id="1" w:name="_Toc221607625"/>
+      <w:bookmarkStart w:id="2" w:name="_Toc221784000"/>
+      <w:bookmarkStart w:id="3" w:name="_Toc226963872"/>
+      <w:bookmarkStart w:id="4" w:name="_Toc226963892"/>
+      <w:bookmarkStart w:id="5" w:name="_Toc227660712"/>
+      <w:bookmarkStart w:id="6" w:name="_Toc227660793"/>
       <w:r>
         <w:rPr>
           <w:noProof/>
@@ -96,10 +96,12 @@
           </wp:inline>
         </w:drawing>
       </w:r>
+      <w:bookmarkEnd w:id="1"/>
       <w:bookmarkEnd w:id="2"/>
       <w:bookmarkEnd w:id="3"/>
       <w:bookmarkEnd w:id="4"/>
       <w:bookmarkEnd w:id="5"/>
+      <w:bookmarkEnd w:id="6"/>
     </w:p>
     <w:p>
       <w:pPr>
@@ -440,6 +442,8 @@
           <w:szCs w:val="48"/>
         </w:rPr>
       </w:pPr>
+      <w:bookmarkStart w:id="7" w:name="_GoBack"/>
+      <w:bookmarkEnd w:id="7"/>
       <w:r>
         <w:rPr>
           <w:rFonts w:cstheme="majorHAnsi"/>
@@ -476,6 +480,9 @@
           <w:pPr>
             <w:pStyle w:val="Tartalomjegyzkcmsora"/>
             <w:spacing w:line="360" w:lineRule="auto"/>
+            <w:rPr>
+              <w:noProof/>
+            </w:rPr>
           </w:pPr>
           <w:r>
             <w:t>Tartalomjegyzék</w:t>
@@ -489,6 +496,56 @@
           <w:r>
             <w:fldChar w:fldCharType="separate"/>
           </w:r>
+          <w:hyperlink w:anchor="_Toc227660793" w:history="1">
+            <w:r>
+              <w:rPr>
+                <w:noProof/>
+                <w:webHidden/>
+              </w:rPr>
+              <w:tab/>
+            </w:r>
+            <w:r>
+              <w:rPr>
+                <w:noProof/>
+                <w:webHidden/>
+              </w:rPr>
+              <w:fldChar w:fldCharType="begin"/>
+            </w:r>
+            <w:r>
+              <w:rPr>
+                <w:noProof/>
+                <w:webHidden/>
+              </w:rPr>
+              <w:instrText xml:space="preserve"> PAGEREF _Toc227660793 \h </w:instrText>
+            </w:r>
+            <w:r>
+              <w:rPr>
+                <w:noProof/>
+                <w:webHidden/>
+              </w:rPr>
+            </w:r>
+            <w:r>
+              <w:rPr>
+                <w:noProof/>
+                <w:webHidden/>
+              </w:rPr>
+              <w:fldChar w:fldCharType="separate"/>
+            </w:r>
+            <w:r>
+              <w:rPr>
+                <w:noProof/>
+                <w:webHidden/>
+              </w:rPr>
+              <w:t>1</w:t>
+            </w:r>
+            <w:r>
+              <w:rPr>
+                <w:noProof/>
+                <w:webHidden/>
+              </w:rPr>
+              <w:fldChar w:fldCharType="end"/>
+            </w:r>
+          </w:hyperlink>
         </w:p>
         <w:p>
           <w:pPr>
@@ -503,7 +560,7 @@
               <w:lang w:eastAsia="hu-HU"/>
             </w:rPr>
           </w:pPr>
-          <w:hyperlink w:anchor="_Toc226963893" w:history="1">
+          <w:hyperlink w:anchor="_Toc227660794" w:history="1">
             <w:r>
               <w:rPr>
                 <w:rStyle w:val="Hiperhivatkozs"/>
@@ -530,7 +587,7 @@
                 <w:noProof/>
                 <w:webHidden/>
               </w:rPr>
-              <w:instrText xml:space="preserve"> PAGEREF _Toc226963893 \h </w:instrText>
+              <w:instrText xml:space="preserve"> PAGEREF _Toc227660794 \h </w:instrText>
             </w:r>
             <w:r>
               <w:rPr>
@@ -565,6 +622,7 @@
           <w:pPr>
             <w:pStyle w:val="TJ1"/>
             <w:tabs>
+              <w:tab w:val="left" w:pos="440"/>
               <w:tab w:val="right" w:leader="dot" w:pos="9062"/>
             </w:tabs>
             <w:rPr>
@@ -574,13 +632,29 @@
               <w:lang w:eastAsia="hu-HU"/>
             </w:rPr>
           </w:pPr>
-          <w:hyperlink w:anchor="_Toc226963894" w:history="1">
+          <w:hyperlink w:anchor="_Toc227660795" w:history="1">
             <w:r>
               <w:rPr>
                 <w:rStyle w:val="Hiperhivatkozs"/>
                 <w:noProof/>
               </w:rPr>
-              <w:t>Telepítés és beállítás</w:t>
+              <w:t>1.</w:t>
+            </w:r>
+            <w:r>
+              <w:rPr>
+                <w:rFonts w:asciiTheme="minorHAnsi" w:eastAsiaTheme="minorEastAsia" w:hAnsiTheme="minorHAnsi"/>
+                <w:noProof/>
+                <w:sz w:val="22"/>
+                <w:lang w:eastAsia="hu-HU"/>
+              </w:rPr>
+              <w:tab/>
+            </w:r>
+            <w:r>
+              <w:rPr>
+                <w:rStyle w:val="Hiperhivatkozs"/>
+                <w:noProof/>
+              </w:rPr>
+              <w:t>A program beüzemelése (Ezt csak egyszer kell megtenni)</w:t>
             </w:r>
             <w:r>
               <w:rPr>
@@ -601,7 +675,7 @@
                 <w:noProof/>
                 <w:webHidden/>
               </w:rPr>
-              <w:instrText xml:space="preserve"> PAGEREF _Toc226963894 \h </w:instrText>
+              <w:instrText xml:space="preserve"> PAGEREF _Toc227660795 \h </w:instrText>
             </w:r>
             <w:r>
               <w:rPr>
@@ -634,8 +708,9 @@
         </w:p>
         <w:p>
           <w:pPr>
-            <w:pStyle w:val="TJ2"/>
+            <w:pStyle w:val="TJ1"/>
             <w:tabs>
+              <w:tab w:val="left" w:pos="440"/>
               <w:tab w:val="right" w:leader="dot" w:pos="9062"/>
             </w:tabs>
             <w:rPr>
@@ -645,13 +720,29 @@
               <w:lang w:eastAsia="hu-HU"/>
             </w:rPr>
           </w:pPr>
-          <w:hyperlink w:anchor="_Toc226963895" w:history="1">
+          <w:hyperlink w:anchor="_Toc227660796" w:history="1">
             <w:r>
               <w:rPr>
                 <w:rStyle w:val="Hiperhivatkozs"/>
                 <w:noProof/>
               </w:rPr>
-              <w:t>Projekt letöltése</w:t>
+              <w:t>2.</w:t>
+            </w:r>
+            <w:r>
+              <w:rPr>
+                <w:rFonts w:asciiTheme="minorHAnsi" w:eastAsiaTheme="minorEastAsia" w:hAnsiTheme="minorHAnsi"/>
+                <w:noProof/>
+                <w:sz w:val="22"/>
+                <w:lang w:eastAsia="hu-HU"/>
+              </w:rPr>
+              <w:tab/>
+            </w:r>
+            <w:r>
+              <w:rPr>
+                <w:rStyle w:val="Hiperhivatkozs"/>
+                <w:noProof/>
+              </w:rPr>
+              <w:t>Adminisztrációs felület (Iskolai dolgozóknak)</w:t>
             </w:r>
             <w:r>
               <w:rPr>
@@ -672,291 +763,7 @@
                 <w:noProof/>
                 <w:webHidden/>
               </w:rPr>
-              <w:instrText xml:space="preserve"> PAGEREF _Toc226963895 \h </w:instrText>
-            </w:r>
-            <w:r>
-              <w:rPr>
-                <w:noProof/>
-                <w:webHidden/>
-              </w:rPr>
-            </w:r>
-            <w:r>
-              <w:rPr>
-                <w:noProof/>
-                <w:webHidden/>
-              </w:rPr>
-              <w:fldChar w:fldCharType="separate"/>
-            </w:r>
-            <w:r>
-              <w:rPr>
-                <w:noProof/>
-                <w:webHidden/>
-              </w:rPr>
-              <w:t>4</w:t>
-            </w:r>
-            <w:r>
-              <w:rPr>
-                <w:noProof/>
-                <w:webHidden/>
-              </w:rPr>
-              <w:fldChar w:fldCharType="end"/>
-            </w:r>
-          </w:hyperlink>
-        </w:p>
-        <w:p>
-          <w:pPr>
-            <w:pStyle w:val="TJ2"/>
-            <w:tabs>
-              <w:tab w:val="right" w:leader="dot" w:pos="9062"/>
-            </w:tabs>
-            <w:rPr>
-              <w:rFonts w:asciiTheme="minorHAnsi" w:eastAsiaTheme="minorEastAsia" w:hAnsiTheme="minorHAnsi"/>
-              <w:noProof/>
-              <w:sz w:val="22"/>
-              <w:lang w:eastAsia="hu-HU"/>
-            </w:rPr>
-          </w:pPr>
-          <w:hyperlink w:anchor="_Toc226963896" w:history="1">
-            <w:r>
-              <w:rPr>
-                <w:rStyle w:val="Hiperhivatkozs"/>
-                <w:noProof/>
-              </w:rPr>
-              <w:t>Adatbázis beállítása</w:t>
-            </w:r>
-            <w:r>
-              <w:rPr>
-                <w:noProof/>
-                <w:webHidden/>
-              </w:rPr>
-              <w:tab/>
-            </w:r>
-            <w:r>
-              <w:rPr>
-                <w:noProof/>
-                <w:webHidden/>
-              </w:rPr>
-              <w:fldChar w:fldCharType="begin"/>
-            </w:r>
-            <w:r>
-              <w:rPr>
-                <w:noProof/>
-                <w:webHidden/>
-              </w:rPr>
-              <w:instrText xml:space="preserve"> PAGEREF _Toc226963896 \h </w:instrText>
-            </w:r>
-            <w:r>
-              <w:rPr>
-                <w:noProof/>
-                <w:webHidden/>
-              </w:rPr>
-            </w:r>
-            <w:r>
-              <w:rPr>
-                <w:noProof/>
-                <w:webHidden/>
-              </w:rPr>
-              <w:fldChar w:fldCharType="separate"/>
-            </w:r>
-            <w:r>
-              <w:rPr>
-                <w:noProof/>
-                <w:webHidden/>
-              </w:rPr>
-              <w:t>4</w:t>
-            </w:r>
-            <w:r>
-              <w:rPr>
-                <w:noProof/>
-                <w:webHidden/>
-              </w:rPr>
-              <w:fldChar w:fldCharType="end"/>
-            </w:r>
-          </w:hyperlink>
-        </w:p>
-        <w:p>
-          <w:pPr>
-            <w:pStyle w:val="TJ2"/>
-            <w:tabs>
-              <w:tab w:val="right" w:leader="dot" w:pos="9062"/>
-            </w:tabs>
-            <w:rPr>
-              <w:rFonts w:asciiTheme="minorHAnsi" w:eastAsiaTheme="minorEastAsia" w:hAnsiTheme="minorHAnsi"/>
-              <w:noProof/>
-              <w:sz w:val="22"/>
-              <w:lang w:eastAsia="hu-HU"/>
-            </w:rPr>
-          </w:pPr>
-          <w:hyperlink w:anchor="_Toc226963897" w:history="1">
-            <w:r>
-              <w:rPr>
-                <w:rStyle w:val="Hiperhivatkozs"/>
-                <w:noProof/>
-              </w:rPr>
-              <w:t>Adatbázis inicializálása</w:t>
-            </w:r>
-            <w:r>
-              <w:rPr>
-                <w:noProof/>
-                <w:webHidden/>
-              </w:rPr>
-              <w:tab/>
-            </w:r>
-            <w:r>
-              <w:rPr>
-                <w:noProof/>
-                <w:webHidden/>
-              </w:rPr>
-              <w:fldChar w:fldCharType="begin"/>
-            </w:r>
-            <w:r>
-              <w:rPr>
-                <w:noProof/>
-                <w:webHidden/>
-              </w:rPr>
-              <w:instrText xml:space="preserve"> PAGEREF _Toc226963897 \h </w:instrText>
-            </w:r>
-            <w:r>
-              <w:rPr>
-                <w:noProof/>
-                <w:webHidden/>
-              </w:rPr>
-            </w:r>
-            <w:r>
-              <w:rPr>
-                <w:noProof/>
-                <w:webHidden/>
-              </w:rPr>
-              <w:fldChar w:fldCharType="separate"/>
-            </w:r>
-            <w:r>
-              <w:rPr>
-                <w:noProof/>
-                <w:webHidden/>
-              </w:rPr>
-              <w:t>4</w:t>
-            </w:r>
-            <w:r>
-              <w:rPr>
-                <w:noProof/>
-                <w:webHidden/>
-              </w:rPr>
-              <w:fldChar w:fldCharType="end"/>
-            </w:r>
-          </w:hyperlink>
-        </w:p>
-        <w:p>
-          <w:pPr>
-            <w:pStyle w:val="TJ2"/>
-            <w:tabs>
-              <w:tab w:val="right" w:leader="dot" w:pos="9062"/>
-            </w:tabs>
-            <w:rPr>
-              <w:rFonts w:asciiTheme="minorHAnsi" w:eastAsiaTheme="minorEastAsia" w:hAnsiTheme="minorHAnsi"/>
-              <w:noProof/>
-              <w:sz w:val="22"/>
-              <w:lang w:eastAsia="hu-HU"/>
-            </w:rPr>
-          </w:pPr>
-          <w:hyperlink w:anchor="_Toc226963898" w:history="1">
-            <w:r>
-              <w:rPr>
-                <w:rStyle w:val="Hiperhivatkozs"/>
-                <w:noProof/>
-              </w:rPr>
-              <w:t>Függőségek telepítése</w:t>
-            </w:r>
-            <w:r>
-              <w:rPr>
-                <w:noProof/>
-                <w:webHidden/>
-              </w:rPr>
-              <w:tab/>
-            </w:r>
-            <w:r>
-              <w:rPr>
-                <w:noProof/>
-                <w:webHidden/>
-              </w:rPr>
-              <w:fldChar w:fldCharType="begin"/>
-            </w:r>
-            <w:r>
-              <w:rPr>
-                <w:noProof/>
-                <w:webHidden/>
-              </w:rPr>
-              <w:instrText xml:space="preserve"> PAGEREF _Toc226963898 \h </w:instrText>
-            </w:r>
-            <w:r>
-              <w:rPr>
-                <w:noProof/>
-                <w:webHidden/>
-              </w:rPr>
-            </w:r>
-            <w:r>
-              <w:rPr>
-                <w:noProof/>
-                <w:webHidden/>
-              </w:rPr>
-              <w:fldChar w:fldCharType="separate"/>
-            </w:r>
-            <w:r>
-              <w:rPr>
-                <w:noProof/>
-                <w:webHidden/>
-              </w:rPr>
-              <w:t>5</w:t>
-            </w:r>
-            <w:r>
-              <w:rPr>
-                <w:noProof/>
-                <w:webHidden/>
-              </w:rPr>
-              <w:fldChar w:fldCharType="end"/>
-            </w:r>
-          </w:hyperlink>
-        </w:p>
-        <w:p>
-          <w:pPr>
-            <w:pStyle w:val="TJ2"/>
-            <w:tabs>
-              <w:tab w:val="right" w:leader="dot" w:pos="9062"/>
-            </w:tabs>
-            <w:rPr>
-              <w:rFonts w:asciiTheme="minorHAnsi" w:eastAsiaTheme="minorEastAsia" w:hAnsiTheme="minorHAnsi"/>
-              <w:noProof/>
-              <w:sz w:val="22"/>
-              <w:lang w:eastAsia="hu-HU"/>
-            </w:rPr>
-          </w:pPr>
-          <w:hyperlink w:anchor="_Toc226963899" w:history="1">
-            <w:r>
-              <w:rPr>
-                <w:rStyle w:val="Hiperhivatkozs"/>
-                <w:noProof/>
-              </w:rPr>
-              <w:t>Admin bejelentkezés</w:t>
-            </w:r>
-            <w:r>
-              <w:rPr>
-                <w:noProof/>
-                <w:webHidden/>
-              </w:rPr>
-              <w:tab/>
-            </w:r>
-            <w:r>
-              <w:rPr>
-                <w:noProof/>
-                <w:webHidden/>
-              </w:rPr>
-              <w:fldChar w:fldCharType="begin"/>
-            </w:r>
-            <w:r>
-              <w:rPr>
-                <w:noProof/>
-                <w:webHidden/>
-              </w:rPr>
-              <w:instrText xml:space="preserve"> PAGEREF _Toc226963899 \h </w:instrText>
+              <w:instrText xml:space="preserve"> PAGEREF _Toc227660796 \h </w:instrText>
             </w:r>
             <w:r>
               <w:rPr>
@@ -991,6 +798,7 @@
           <w:pPr>
             <w:pStyle w:val="TJ1"/>
             <w:tabs>
+              <w:tab w:val="left" w:pos="440"/>
               <w:tab w:val="right" w:leader="dot" w:pos="9062"/>
             </w:tabs>
             <w:rPr>
@@ -1000,13 +808,29 @@
               <w:lang w:eastAsia="hu-HU"/>
             </w:rPr>
           </w:pPr>
-          <w:hyperlink w:anchor="_Toc226963900" w:history="1">
+          <w:hyperlink w:anchor="_Toc227660797" w:history="1">
             <w:r>
               <w:rPr>
                 <w:rStyle w:val="Hiperhivatkozs"/>
                 <w:noProof/>
               </w:rPr>
-              <w:t>Használat</w:t>
+              <w:t>3.</w:t>
+            </w:r>
+            <w:r>
+              <w:rPr>
+                <w:rFonts w:asciiTheme="minorHAnsi" w:eastAsiaTheme="minorEastAsia" w:hAnsiTheme="minorHAnsi"/>
+                <w:noProof/>
+                <w:sz w:val="22"/>
+                <w:lang w:eastAsia="hu-HU"/>
+              </w:rPr>
+              <w:tab/>
+            </w:r>
+            <w:r>
+              <w:rPr>
+                <w:rStyle w:val="Hiperhivatkozs"/>
+                <w:noProof/>
+              </w:rPr>
+              <w:t>Használat diákoknak és szülőknek</w:t>
             </w:r>
             <w:r>
               <w:rPr>
@@ -1027,7 +851,7 @@
                 <w:noProof/>
                 <w:webHidden/>
               </w:rPr>
-              <w:instrText xml:space="preserve"> PAGEREF _Toc226963900 \h </w:instrText>
+              <w:instrText xml:space="preserve"> PAGEREF _Toc227660797 \h </w:instrText>
             </w:r>
             <w:r>
               <w:rPr>
@@ -1060,8 +884,9 @@
         </w:p>
         <w:p>
           <w:pPr>
-            <w:pStyle w:val="TJ2"/>
+            <w:pStyle w:val="TJ1"/>
             <w:tabs>
+              <w:tab w:val="left" w:pos="440"/>
               <w:tab w:val="right" w:leader="dot" w:pos="9062"/>
             </w:tabs>
             <w:rPr>
@@ -1071,13 +896,29 @@
               <w:lang w:eastAsia="hu-HU"/>
             </w:rPr>
           </w:pPr>
-          <w:hyperlink w:anchor="_Toc226963901" w:history="1">
+          <w:hyperlink w:anchor="_Toc227660798" w:history="1">
             <w:r>
               <w:rPr>
                 <w:rStyle w:val="Hiperhivatkozs"/>
                 <w:noProof/>
               </w:rPr>
-              <w:t>Általános felhasználók</w:t>
+              <w:t>4.</w:t>
+            </w:r>
+            <w:r>
+              <w:rPr>
+                <w:rFonts w:asciiTheme="minorHAnsi" w:eastAsiaTheme="minorEastAsia" w:hAnsiTheme="minorHAnsi"/>
+                <w:noProof/>
+                <w:sz w:val="22"/>
+                <w:lang w:eastAsia="hu-HU"/>
+              </w:rPr>
+              <w:tab/>
+            </w:r>
+            <w:r>
+              <w:rPr>
+                <w:rStyle w:val="Hiperhivatkozs"/>
+                <w:noProof/>
+              </w:rPr>
+              <w:t>Kényelmi funkciók és segítség</w:t>
             </w:r>
             <w:r>
               <w:rPr>
@@ -1098,149 +939,7 @@
                 <w:noProof/>
                 <w:webHidden/>
               </w:rPr>
-              <w:instrText xml:space="preserve"> PAGEREF _Toc226963901 \h </w:instrText>
-            </w:r>
-            <w:r>
-              <w:rPr>
-                <w:noProof/>
-                <w:webHidden/>
-              </w:rPr>
-            </w:r>
-            <w:r>
-              <w:rPr>
-                <w:noProof/>
-                <w:webHidden/>
-              </w:rPr>
-              <w:fldChar w:fldCharType="separate"/>
-            </w:r>
-            <w:r>
-              <w:rPr>
-                <w:noProof/>
-                <w:webHidden/>
-              </w:rPr>
-              <w:t>6</w:t>
-            </w:r>
-            <w:r>
-              <w:rPr>
-                <w:noProof/>
-                <w:webHidden/>
-              </w:rPr>
-              <w:fldChar w:fldCharType="end"/>
-            </w:r>
-          </w:hyperlink>
-        </w:p>
-        <w:p>
-          <w:pPr>
-            <w:pStyle w:val="TJ2"/>
-            <w:tabs>
-              <w:tab w:val="right" w:leader="dot" w:pos="9062"/>
-            </w:tabs>
-            <w:rPr>
-              <w:rFonts w:asciiTheme="minorHAnsi" w:eastAsiaTheme="minorEastAsia" w:hAnsiTheme="minorHAnsi"/>
-              <w:noProof/>
-              <w:sz w:val="22"/>
-              <w:lang w:eastAsia="hu-HU"/>
-            </w:rPr>
-          </w:pPr>
-          <w:hyperlink w:anchor="_Toc226963902" w:history="1">
-            <w:r>
-              <w:rPr>
-                <w:rStyle w:val="Hiperhivatkozs"/>
-                <w:noProof/>
-              </w:rPr>
-              <w:t>Adminisztrátorok</w:t>
-            </w:r>
-            <w:r>
-              <w:rPr>
-                <w:noProof/>
-                <w:webHidden/>
-              </w:rPr>
-              <w:tab/>
-            </w:r>
-            <w:r>
-              <w:rPr>
-                <w:noProof/>
-                <w:webHidden/>
-              </w:rPr>
-              <w:fldChar w:fldCharType="begin"/>
-            </w:r>
-            <w:r>
-              <w:rPr>
-                <w:noProof/>
-                <w:webHidden/>
-              </w:rPr>
-              <w:instrText xml:space="preserve"> PAGEREF _Toc226963902 \h </w:instrText>
-            </w:r>
-            <w:r>
-              <w:rPr>
-                <w:noProof/>
-                <w:webHidden/>
-              </w:rPr>
-            </w:r>
-            <w:r>
-              <w:rPr>
-                <w:noProof/>
-                <w:webHidden/>
-              </w:rPr>
-              <w:fldChar w:fldCharType="separate"/>
-            </w:r>
-            <w:r>
-              <w:rPr>
-                <w:noProof/>
-                <w:webHidden/>
-              </w:rPr>
-              <w:t>6</w:t>
-            </w:r>
-            <w:r>
-              <w:rPr>
-                <w:noProof/>
-                <w:webHidden/>
-              </w:rPr>
-              <w:fldChar w:fldCharType="end"/>
-            </w:r>
-          </w:hyperlink>
-        </w:p>
-        <w:p>
-          <w:pPr>
-            <w:pStyle w:val="TJ2"/>
-            <w:tabs>
-              <w:tab w:val="right" w:leader="dot" w:pos="9062"/>
-            </w:tabs>
-            <w:rPr>
-              <w:rFonts w:asciiTheme="minorHAnsi" w:eastAsiaTheme="minorEastAsia" w:hAnsiTheme="minorHAnsi"/>
-              <w:noProof/>
-              <w:sz w:val="22"/>
-              <w:lang w:eastAsia="hu-HU"/>
-            </w:rPr>
-          </w:pPr>
-          <w:hyperlink w:anchor="_Toc226963903" w:history="1">
-            <w:r>
-              <w:rPr>
-                <w:rStyle w:val="Hiperhivatkozs"/>
-                <w:noProof/>
-              </w:rPr>
-              <w:t>Téma váltás</w:t>
-            </w:r>
-            <w:r>
-              <w:rPr>
-                <w:noProof/>
-                <w:webHidden/>
-              </w:rPr>
-              <w:tab/>
-            </w:r>
-            <w:r>
-              <w:rPr>
-                <w:noProof/>
-                <w:webHidden/>
-              </w:rPr>
-              <w:fldChar w:fldCharType="begin"/>
-            </w:r>
-            <w:r>
-              <w:rPr>
-                <w:noProof/>
-                <w:webHidden/>
-              </w:rPr>
-              <w:instrText xml:space="preserve"> PAGEREF _Toc226963903 \h </w:instrText>
+              <w:instrText xml:space="preserve"> PAGEREF _Toc227660798 \h </w:instrText>
             </w:r>
             <w:r>
               <w:rPr>
@@ -1273,148 +972,6 @@
         </w:p>
         <w:p>
           <w:pPr>
-            <w:pStyle w:val="TJ2"/>
-            <w:tabs>
-              <w:tab w:val="right" w:leader="dot" w:pos="9062"/>
-            </w:tabs>
-            <w:rPr>
-              <w:rFonts w:asciiTheme="minorHAnsi" w:eastAsiaTheme="minorEastAsia" w:hAnsiTheme="minorHAnsi"/>
-              <w:noProof/>
-              <w:sz w:val="22"/>
-              <w:lang w:eastAsia="hu-HU"/>
-            </w:rPr>
-          </w:pPr>
-          <w:hyperlink w:anchor="_Toc226963904" w:history="1">
-            <w:r>
-              <w:rPr>
-                <w:rStyle w:val="Hiperhivatkozs"/>
-                <w:noProof/>
-              </w:rPr>
-              <w:t>Hibaelhárítás</w:t>
-            </w:r>
-            <w:r>
-              <w:rPr>
-                <w:noProof/>
-                <w:webHidden/>
-              </w:rPr>
-              <w:tab/>
-            </w:r>
-            <w:r>
-              <w:rPr>
-                <w:noProof/>
-                <w:webHidden/>
-              </w:rPr>
-              <w:fldChar w:fldCharType="begin"/>
-            </w:r>
-            <w:r>
-              <w:rPr>
-                <w:noProof/>
-                <w:webHidden/>
-              </w:rPr>
-              <w:instrText xml:space="preserve"> PAGEREF _Toc226963904 \h </w:instrText>
-            </w:r>
-            <w:r>
-              <w:rPr>
-                <w:noProof/>
-                <w:webHidden/>
-              </w:rPr>
-            </w:r>
-            <w:r>
-              <w:rPr>
-                <w:noProof/>
-                <w:webHidden/>
-              </w:rPr>
-              <w:fldChar w:fldCharType="separate"/>
-            </w:r>
-            <w:r>
-              <w:rPr>
-                <w:noProof/>
-                <w:webHidden/>
-              </w:rPr>
-              <w:t>7</w:t>
-            </w:r>
-            <w:r>
-              <w:rPr>
-                <w:noProof/>
-                <w:webHidden/>
-              </w:rPr>
-              <w:fldChar w:fldCharType="end"/>
-            </w:r>
-          </w:hyperlink>
-        </w:p>
-        <w:p>
-          <w:pPr>
-            <w:pStyle w:val="TJ2"/>
-            <w:tabs>
-              <w:tab w:val="right" w:leader="dot" w:pos="9062"/>
-            </w:tabs>
-            <w:rPr>
-              <w:rFonts w:asciiTheme="minorHAnsi" w:eastAsiaTheme="minorEastAsia" w:hAnsiTheme="minorHAnsi"/>
-              <w:noProof/>
-              <w:sz w:val="22"/>
-              <w:lang w:eastAsia="hu-HU"/>
-            </w:rPr>
-          </w:pPr>
-          <w:hyperlink w:anchor="_Toc226963905" w:history="1">
-            <w:r>
-              <w:rPr>
-                <w:rStyle w:val="Hiperhivatkozs"/>
-                <w:noProof/>
-              </w:rPr>
-              <w:t>Támogatás</w:t>
-            </w:r>
-            <w:r>
-              <w:rPr>
-                <w:noProof/>
-                <w:webHidden/>
-              </w:rPr>
-              <w:tab/>
-            </w:r>
-            <w:r>
-              <w:rPr>
-                <w:noProof/>
-                <w:webHidden/>
-              </w:rPr>
-              <w:fldChar w:fldCharType="begin"/>
-            </w:r>
-            <w:r>
-              <w:rPr>
-                <w:noProof/>
-                <w:webHidden/>
-              </w:rPr>
-              <w:instrText xml:space="preserve"> PAGEREF _Toc226963905 \h </w:instrText>
-            </w:r>
-            <w:r>
-              <w:rPr>
-                <w:noProof/>
-                <w:webHidden/>
-              </w:rPr>
-            </w:r>
-            <w:r>
-              <w:rPr>
-                <w:noProof/>
-                <w:webHidden/>
-              </w:rPr>
-              <w:fldChar w:fldCharType="separate"/>
-            </w:r>
-            <w:r>
-              <w:rPr>
-                <w:noProof/>
-                <w:webHidden/>
-              </w:rPr>
-              <w:t>8</w:t>
-            </w:r>
-            <w:r>
-              <w:rPr>
-                <w:noProof/>
-                <w:webHidden/>
-              </w:rPr>
-              <w:fldChar w:fldCharType="end"/>
-            </w:r>
-          </w:hyperlink>
-        </w:p>
-        <w:p>
-          <w:pPr>
             <w:spacing w:line="360" w:lineRule="auto"/>
           </w:pPr>
           <w:r>
@@ -1479,57 +1036,32 @@
     </w:p>
     <w:p>
       <w:pPr>
-        <w:spacing w:line="360" w:lineRule="auto"/>
-        <w:jc w:val="center"/>
         <w:rPr>
           <w:b/>
           <w:sz w:val="28"/>
           <w:szCs w:val="28"/>
         </w:rPr>
       </w:pPr>
-    </w:p>
-    <w:p>
-      <w:pPr>
-        <w:spacing w:line="360" w:lineRule="auto"/>
-        <w:jc w:val="center"/>
+      <w:r>
         <w:rPr>
           <w:b/>
           <w:sz w:val="28"/>
           <w:szCs w:val="28"/>
         </w:rPr>
-      </w:pPr>
-    </w:p>
-    <w:p>
-      <w:pPr>
-        <w:spacing w:line="360" w:lineRule="auto"/>
-        <w:rPr>
-          <w:b/>
-          <w:sz w:val="28"/>
-          <w:szCs w:val="28"/>
-        </w:rPr>
-      </w:pPr>
-    </w:p>
-    <w:p>
-      <w:pPr>
-        <w:spacing w:line="360" w:lineRule="auto"/>
-        <w:rPr>
-          <w:b/>
-          <w:sz w:val="28"/>
-          <w:szCs w:val="28"/>
-        </w:rPr>
-      </w:pPr>
+        <w:br w:type="page"/>
+      </w:r>
     </w:p>
     <w:p>
       <w:pPr>
         <w:pStyle w:val="Cmsor1"/>
         <w:spacing w:line="360" w:lineRule="auto"/>
       </w:pPr>
-      <w:bookmarkStart w:id="6" w:name="_Toc226963893"/>
+      <w:bookmarkStart w:id="8" w:name="_Toc227660794"/>
       <w:r>
         <w:lastRenderedPageBreak/>
         <w:t>Rendszerkövetelmények</w:t>
       </w:r>
-      <w:bookmarkEnd w:id="6"/>
+      <w:bookmarkEnd w:id="8"/>
     </w:p>
     <w:p>
       <w:pPr>
@@ -1592,11 +1124,25 @@
       <w:pPr>
         <w:spacing w:line="360" w:lineRule="auto"/>
       </w:pPr>
-    </w:p>
-    <w:p>
-      <w:pPr>
+      <w:r>
+        <w:br w:type="page"/>
+      </w:r>
+    </w:p>
+    <w:p>
+      <w:pPr>
+        <w:pStyle w:val="Cmsor1"/>
+        <w:numPr>
+          <w:ilvl w:val="0"/>
+          <w:numId w:val="32"/>
+        </w:numPr>
         <w:spacing w:line="360" w:lineRule="auto"/>
       </w:pPr>
+      <w:bookmarkStart w:id="9" w:name="_Toc227660795"/>
+      <w:r>
+        <w:lastRenderedPageBreak/>
+        <w:t>A program beüzemelése (Ezt csak egyszer kell megtenni)</w:t>
+      </w:r>
+      <w:bookmarkEnd w:id="9"/>
     </w:p>
     <w:p>
       <w:pPr>
@@ -1606,158 +1152,1612 @@
     <w:p>
       <w:pPr>
         <w:spacing w:line="360" w:lineRule="auto"/>
-      </w:pPr>
+        <w:rPr>
+          <w:rFonts w:cstheme="majorHAnsi"/>
+          <w:szCs w:val="32"/>
+        </w:rPr>
+      </w:pPr>
+      <w:r>
+        <w:rPr>
+          <w:rFonts w:cstheme="majorHAnsi"/>
+          <w:szCs w:val="32"/>
+        </w:rPr>
+        <w:t>Mielőtt bárki használni tudná a rendszert, a számítógépet fel kell készíteni.</w:t>
+      </w:r>
     </w:p>
     <w:p>
       <w:pPr>
         <w:spacing w:line="360" w:lineRule="auto"/>
+        <w:rPr>
+          <w:rFonts w:cstheme="majorHAnsi"/>
+          <w:szCs w:val="32"/>
+        </w:rPr>
       </w:pPr>
     </w:p>
     <w:p>
       <w:pPr>
         <w:spacing w:line="360" w:lineRule="auto"/>
-      </w:pPr>
+        <w:rPr>
+          <w:rFonts w:cstheme="majorHAnsi"/>
+          <w:szCs w:val="32"/>
+        </w:rPr>
+      </w:pPr>
+      <w:r>
+        <w:rPr>
+          <w:rStyle w:val="citation-871"/>
+          <w:rFonts w:cstheme="majorHAnsi"/>
+          <w:b/>
+          <w:bCs/>
+          <w:szCs w:val="32"/>
+        </w:rPr>
+        <w:t>1.</w:t>
+      </w:r>
+      <w:r>
+        <w:rPr>
+          <w:rStyle w:val="citation-871"/>
+          <w:rFonts w:cstheme="majorHAnsi"/>
+          <w:b/>
+          <w:bCs/>
+          <w:szCs w:val="32"/>
+        </w:rPr>
+        <w:t>Másolás:</w:t>
+      </w:r>
+      <w:r>
+        <w:rPr>
+          <w:rStyle w:val="citation-871"/>
+          <w:rFonts w:cstheme="majorHAnsi"/>
+          <w:szCs w:val="32"/>
+        </w:rPr>
+        <w:t xml:space="preserve"> Keresse meg a </w:t>
+      </w:r>
+      <w:proofErr w:type="spellStart"/>
+      <w:r>
+        <w:rPr>
+          <w:rStyle w:val="citation-871"/>
+          <w:rFonts w:cstheme="majorHAnsi"/>
+          <w:b/>
+          <w:bCs/>
+          <w:szCs w:val="32"/>
+        </w:rPr>
+        <w:t>Felveo</w:t>
+      </w:r>
+      <w:proofErr w:type="spellEnd"/>
+      <w:r>
+        <w:rPr>
+          <w:rStyle w:val="citation-871"/>
+          <w:rFonts w:cstheme="majorHAnsi"/>
+          <w:b/>
+          <w:bCs/>
+          <w:szCs w:val="32"/>
+        </w:rPr>
+        <w:t>-main</w:t>
+      </w:r>
+      <w:r>
+        <w:rPr>
+          <w:rStyle w:val="citation-871"/>
+          <w:rFonts w:cstheme="majorHAnsi"/>
+          <w:szCs w:val="32"/>
+        </w:rPr>
+        <w:t xml:space="preserve"> nevű mappát a számítógépén (általában a Letöltések között van)</w:t>
+      </w:r>
+      <w:r>
+        <w:rPr>
+          <w:rFonts w:cstheme="majorHAnsi"/>
+          <w:szCs w:val="32"/>
+        </w:rPr>
+        <w:t>.</w:t>
+      </w:r>
     </w:p>
     <w:p>
       <w:pPr>
         <w:spacing w:line="360" w:lineRule="auto"/>
-      </w:pPr>
+        <w:rPr>
+          <w:rFonts w:cstheme="majorHAnsi"/>
+          <w:szCs w:val="32"/>
+        </w:rPr>
+      </w:pPr>
+      <w:r>
+        <w:rPr>
+          <w:rFonts w:cstheme="majorHAnsi"/>
+          <w:b/>
+          <w:bCs/>
+          <w:szCs w:val="32"/>
+        </w:rPr>
+        <w:t>2.</w:t>
+      </w:r>
+      <w:r>
+        <w:rPr>
+          <w:rFonts w:cstheme="majorHAnsi"/>
+          <w:b/>
+          <w:bCs/>
+          <w:szCs w:val="32"/>
+        </w:rPr>
+        <w:t>Helyre rakás:</w:t>
+      </w:r>
+      <w:r>
+        <w:rPr>
+          <w:rFonts w:cstheme="majorHAnsi"/>
+          <w:szCs w:val="32"/>
+        </w:rPr>
+        <w:t xml:space="preserve"> Másolja be ezt a mappát a webszerver könyvtárába.</w:t>
+      </w:r>
     </w:p>
     <w:p>
       <w:pPr>
         <w:spacing w:line="360" w:lineRule="auto"/>
-      </w:pPr>
+        <w:rPr>
+          <w:rFonts w:cstheme="majorHAnsi"/>
+          <w:szCs w:val="32"/>
+        </w:rPr>
+      </w:pPr>
+      <w:r>
+        <w:rPr>
+          <w:rStyle w:val="citation-870"/>
+          <w:rFonts w:cstheme="majorHAnsi"/>
+          <w:szCs w:val="32"/>
+        </w:rPr>
+        <w:t xml:space="preserve">Ha </w:t>
+      </w:r>
+      <w:r>
+        <w:rPr>
+          <w:rStyle w:val="citation-870"/>
+          <w:rFonts w:cstheme="majorHAnsi"/>
+          <w:b/>
+          <w:bCs/>
+          <w:szCs w:val="32"/>
+        </w:rPr>
+        <w:t>XAMPP</w:t>
+      </w:r>
+      <w:r>
+        <w:rPr>
+          <w:rStyle w:val="citation-870"/>
+          <w:rFonts w:cstheme="majorHAnsi"/>
+          <w:szCs w:val="32"/>
+        </w:rPr>
+        <w:t>-ot használ: C:\xampp\htdocs</w:t>
+      </w:r>
+      <w:r>
+        <w:rPr>
+          <w:rFonts w:cstheme="majorHAnsi"/>
+          <w:szCs w:val="32"/>
+        </w:rPr>
+        <w:t>.</w:t>
+      </w:r>
     </w:p>
     <w:p>
       <w:pPr>
         <w:spacing w:line="360" w:lineRule="auto"/>
-      </w:pPr>
+        <w:rPr>
+          <w:rFonts w:cstheme="majorHAnsi"/>
+          <w:szCs w:val="32"/>
+        </w:rPr>
+      </w:pPr>
+      <w:r>
+        <w:rPr>
+          <w:rFonts w:cstheme="majorHAnsi"/>
+          <w:szCs w:val="32"/>
+        </w:rPr>
+        <w:t xml:space="preserve">Ha </w:t>
+      </w:r>
+      <w:r>
+        <w:rPr>
+          <w:rFonts w:cstheme="majorHAnsi"/>
+          <w:b/>
+          <w:bCs/>
+          <w:szCs w:val="32"/>
+        </w:rPr>
+        <w:t>Laragon</w:t>
+      </w:r>
+      <w:r>
+        <w:rPr>
+          <w:rFonts w:cstheme="majorHAnsi"/>
+          <w:szCs w:val="32"/>
+        </w:rPr>
+        <w:t xml:space="preserve">-t használ: </w:t>
+      </w:r>
+      <w:r>
+        <w:rPr>
+          <w:rStyle w:val="HTML-kd"/>
+          <w:rFonts w:asciiTheme="majorHAnsi" w:eastAsiaTheme="minorHAnsi" w:hAnsiTheme="majorHAnsi" w:cstheme="majorHAnsi"/>
+          <w:sz w:val="24"/>
+          <w:szCs w:val="32"/>
+        </w:rPr>
+        <w:t>C:\laragon\www</w:t>
+      </w:r>
+      <w:r>
+        <w:rPr>
+          <w:rFonts w:cstheme="majorHAnsi"/>
+          <w:szCs w:val="32"/>
+        </w:rPr>
+        <w:t>.</w:t>
+      </w:r>
     </w:p>
     <w:p>
       <w:pPr>
         <w:spacing w:line="360" w:lineRule="auto"/>
-      </w:pPr>
+        <w:rPr>
+          <w:rFonts w:cstheme="majorHAnsi"/>
+          <w:szCs w:val="32"/>
+        </w:rPr>
+      </w:pPr>
+      <w:r>
+        <w:rPr>
+          <w:rStyle w:val="citation-869"/>
+          <w:rFonts w:cstheme="majorHAnsi"/>
+          <w:b/>
+          <w:bCs/>
+          <w:szCs w:val="32"/>
+        </w:rPr>
+        <w:t>3.</w:t>
+      </w:r>
+      <w:r>
+        <w:rPr>
+          <w:rStyle w:val="citation-869"/>
+          <w:rFonts w:cstheme="majorHAnsi"/>
+          <w:b/>
+          <w:bCs/>
+          <w:szCs w:val="32"/>
+        </w:rPr>
+        <w:t>A "Varázsló" elindítása:</w:t>
+      </w:r>
+      <w:r>
+        <w:rPr>
+          <w:rStyle w:val="citation-869"/>
+          <w:rFonts w:cstheme="majorHAnsi"/>
+          <w:szCs w:val="32"/>
+        </w:rPr>
+        <w:t xml:space="preserve"> Nyissa meg az internetböngészőjét (pl. Chrome), és írja be </w:t>
+      </w:r>
+      <w:proofErr w:type="spellStart"/>
+      <w:r>
+        <w:rPr>
+          <w:rStyle w:val="citation-869"/>
+          <w:rFonts w:cstheme="majorHAnsi"/>
+          <w:szCs w:val="32"/>
+        </w:rPr>
+        <w:t>felülre</w:t>
+      </w:r>
+      <w:proofErr w:type="spellEnd"/>
+      <w:r>
+        <w:rPr>
+          <w:rStyle w:val="citation-869"/>
+          <w:rFonts w:cstheme="majorHAnsi"/>
+          <w:szCs w:val="32"/>
+        </w:rPr>
+        <w:t>: http://localhost/Felveo-main/setup.php</w:t>
+      </w:r>
+      <w:r>
+        <w:rPr>
+          <w:rFonts w:cstheme="majorHAnsi"/>
+          <w:szCs w:val="32"/>
+        </w:rPr>
+        <w:t>.</w:t>
+      </w:r>
     </w:p>
     <w:p>
       <w:pPr>
         <w:spacing w:line="360" w:lineRule="auto"/>
-      </w:pPr>
+        <w:rPr>
+          <w:rFonts w:cstheme="majorHAnsi"/>
+          <w:szCs w:val="32"/>
+        </w:rPr>
+      </w:pPr>
+      <w:r>
+        <w:rPr>
+          <w:rFonts w:cstheme="majorHAnsi"/>
+          <w:b/>
+          <w:bCs/>
+          <w:szCs w:val="32"/>
+        </w:rPr>
+        <w:t>4.</w:t>
+      </w:r>
+      <w:r>
+        <w:rPr>
+          <w:rFonts w:cstheme="majorHAnsi"/>
+          <w:b/>
+          <w:bCs/>
+          <w:szCs w:val="32"/>
+        </w:rPr>
+        <w:t>Beállítás:</w:t>
+      </w:r>
+      <w:r>
+        <w:rPr>
+          <w:rFonts w:cstheme="majorHAnsi"/>
+          <w:szCs w:val="32"/>
+        </w:rPr>
+        <w:t xml:space="preserve"> A megjelenő oldalon adja meg az adatokat (ha nem biztos benne, hagyja alapértelmezetten):</w:t>
+      </w:r>
     </w:p>
     <w:p>
       <w:pPr>
         <w:spacing w:line="360" w:lineRule="auto"/>
-      </w:pPr>
+        <w:rPr>
+          <w:rFonts w:cstheme="majorHAnsi"/>
+          <w:szCs w:val="32"/>
+        </w:rPr>
+      </w:pPr>
+      <w:r>
+        <w:rPr>
+          <w:rFonts w:cstheme="majorHAnsi"/>
+          <w:b/>
+          <w:bCs/>
+          <w:szCs w:val="32"/>
+        </w:rPr>
+        <w:t>Szerver:</w:t>
+      </w:r>
+      <w:r>
+        <w:rPr>
+          <w:rFonts w:cstheme="majorHAnsi"/>
+          <w:szCs w:val="32"/>
+        </w:rPr>
+        <w:t xml:space="preserve"> </w:t>
+      </w:r>
+      <w:proofErr w:type="spellStart"/>
+      <w:r>
+        <w:rPr>
+          <w:rStyle w:val="HTML-kd"/>
+          <w:rFonts w:asciiTheme="majorHAnsi" w:eastAsiaTheme="minorHAnsi" w:hAnsiTheme="majorHAnsi" w:cstheme="majorHAnsi"/>
+          <w:sz w:val="24"/>
+          <w:szCs w:val="32"/>
+        </w:rPr>
+        <w:t>localhost</w:t>
+      </w:r>
+      <w:proofErr w:type="spellEnd"/>
     </w:p>
     <w:p>
       <w:pPr>
         <w:spacing w:line="360" w:lineRule="auto"/>
-      </w:pPr>
+        <w:rPr>
+          <w:rFonts w:cstheme="majorHAnsi"/>
+          <w:szCs w:val="32"/>
+        </w:rPr>
+      </w:pPr>
+      <w:r>
+        <w:rPr>
+          <w:rFonts w:cstheme="majorHAnsi"/>
+          <w:b/>
+          <w:bCs/>
+          <w:szCs w:val="32"/>
+        </w:rPr>
+        <w:t>Felhasználó:</w:t>
+      </w:r>
+      <w:r>
+        <w:rPr>
+          <w:rFonts w:cstheme="majorHAnsi"/>
+          <w:szCs w:val="32"/>
+        </w:rPr>
+        <w:t xml:space="preserve"> </w:t>
+      </w:r>
+      <w:proofErr w:type="spellStart"/>
+      <w:r>
+        <w:rPr>
+          <w:rStyle w:val="HTML-kd"/>
+          <w:rFonts w:asciiTheme="majorHAnsi" w:eastAsiaTheme="minorHAnsi" w:hAnsiTheme="majorHAnsi" w:cstheme="majorHAnsi"/>
+          <w:sz w:val="24"/>
+          <w:szCs w:val="32"/>
+        </w:rPr>
+        <w:t>root</w:t>
+      </w:r>
+      <w:proofErr w:type="spellEnd"/>
     </w:p>
     <w:p>
       <w:pPr>
         <w:spacing w:line="360" w:lineRule="auto"/>
-      </w:pPr>
+        <w:rPr>
+          <w:rFonts w:cstheme="majorHAnsi"/>
+          <w:szCs w:val="32"/>
+        </w:rPr>
+      </w:pPr>
+      <w:r>
+        <w:rPr>
+          <w:rFonts w:cstheme="majorHAnsi"/>
+          <w:b/>
+          <w:bCs/>
+          <w:szCs w:val="32"/>
+        </w:rPr>
+        <w:t>Jelszó:</w:t>
+      </w:r>
+      <w:r>
+        <w:rPr>
+          <w:rFonts w:cstheme="majorHAnsi"/>
+          <w:szCs w:val="32"/>
+        </w:rPr>
+        <w:t xml:space="preserve"> (maradjon üresen)</w:t>
+      </w:r>
     </w:p>
     <w:p>
       <w:pPr>
         <w:spacing w:line="360" w:lineRule="auto"/>
-      </w:pPr>
+        <w:rPr>
+          <w:rFonts w:cstheme="majorHAnsi"/>
+          <w:szCs w:val="32"/>
+        </w:rPr>
+      </w:pPr>
+      <w:r>
+        <w:rPr>
+          <w:rStyle w:val="citation-868"/>
+          <w:rFonts w:cstheme="majorHAnsi"/>
+          <w:b/>
+          <w:bCs/>
+          <w:szCs w:val="32"/>
+        </w:rPr>
+        <w:t>Adatbázis neve:</w:t>
+      </w:r>
+      <w:r>
+        <w:rPr>
+          <w:rStyle w:val="citation-868"/>
+          <w:rFonts w:cstheme="majorHAnsi"/>
+          <w:szCs w:val="32"/>
+        </w:rPr>
+        <w:t xml:space="preserve"> </w:t>
+      </w:r>
+      <w:proofErr w:type="spellStart"/>
+      <w:r>
+        <w:rPr>
+          <w:rStyle w:val="citation-868"/>
+          <w:rFonts w:cstheme="majorHAnsi"/>
+          <w:szCs w:val="32"/>
+        </w:rPr>
+        <w:t>felveteli</w:t>
+      </w:r>
+      <w:proofErr w:type="spellEnd"/>
+      <w:r>
+        <w:rPr>
+          <w:rFonts w:cstheme="majorHAnsi"/>
+          <w:szCs w:val="32"/>
+        </w:rPr>
+        <w:t>.</w:t>
+      </w:r>
     </w:p>
     <w:p>
       <w:pPr>
         <w:spacing w:line="360" w:lineRule="auto"/>
-      </w:pPr>
+        <w:rPr>
+          <w:rFonts w:cstheme="majorHAnsi"/>
+          <w:szCs w:val="32"/>
+        </w:rPr>
+      </w:pPr>
+      <w:r>
+        <w:rPr>
+          <w:rStyle w:val="citation-867"/>
+          <w:rFonts w:cstheme="majorHAnsi"/>
+          <w:b/>
+          <w:bCs/>
+          <w:szCs w:val="32"/>
+        </w:rPr>
+        <w:t>5.</w:t>
+      </w:r>
+      <w:r>
+        <w:rPr>
+          <w:rStyle w:val="citation-867"/>
+          <w:rFonts w:cstheme="majorHAnsi"/>
+          <w:b/>
+          <w:bCs/>
+          <w:szCs w:val="32"/>
+        </w:rPr>
+        <w:t>Gombnyomás:</w:t>
+      </w:r>
+      <w:r>
+        <w:rPr>
+          <w:rStyle w:val="citation-867"/>
+          <w:rFonts w:cstheme="majorHAnsi"/>
+          <w:szCs w:val="32"/>
+        </w:rPr>
+        <w:t xml:space="preserve"> Kattintson az </w:t>
+      </w:r>
+      <w:r>
+        <w:rPr>
+          <w:rStyle w:val="citation-867"/>
+          <w:rFonts w:cstheme="majorHAnsi"/>
+          <w:b/>
+          <w:bCs/>
+          <w:szCs w:val="32"/>
+        </w:rPr>
+        <w:t xml:space="preserve">„Adatbázis </w:t>
+      </w:r>
+      <w:r>
+        <w:rPr>
+          <w:rStyle w:val="citation-867"/>
+          <w:rFonts w:cstheme="majorHAnsi"/>
+          <w:b/>
+          <w:bCs/>
+          <w:szCs w:val="32"/>
+        </w:rPr>
+        <w:t xml:space="preserve"> </w:t>
+      </w:r>
+      <w:r>
+        <w:rPr>
+          <w:rStyle w:val="citation-867"/>
+          <w:rFonts w:cstheme="majorHAnsi"/>
+          <w:b/>
+          <w:bCs/>
+          <w:szCs w:val="32"/>
+        </w:rPr>
+        <w:t>telepítése”</w:t>
+      </w:r>
+      <w:r>
+        <w:rPr>
+          <w:rStyle w:val="citation-867"/>
+          <w:rFonts w:cstheme="majorHAnsi"/>
+          <w:szCs w:val="32"/>
+        </w:rPr>
+        <w:t xml:space="preserve"> (vagy Frissítése) gombra</w:t>
+      </w:r>
+      <w:r>
+        <w:rPr>
+          <w:rFonts w:cstheme="majorHAnsi"/>
+          <w:szCs w:val="32"/>
+        </w:rPr>
+        <w:t>. Ha a program végzett, a rendszer készen áll!</w:t>
+      </w:r>
+    </w:p>
+    <w:p>
+      <w:pPr>
+        <w:spacing w:line="360" w:lineRule="auto"/>
+        <w:rPr>
+          <w:rFonts w:cstheme="majorHAnsi"/>
+          <w:szCs w:val="32"/>
+        </w:rPr>
+      </w:pPr>
+      <w:r>
+        <w:rPr>
+          <w:rFonts w:cstheme="majorHAnsi"/>
+          <w:szCs w:val="32"/>
+        </w:rPr>
+        <w:br w:type="page"/>
+      </w:r>
     </w:p>
     <w:p>
       <w:pPr>
         <w:pStyle w:val="Cmsor1"/>
+        <w:numPr>
+          <w:ilvl w:val="0"/>
+          <w:numId w:val="32"/>
+        </w:numPr>
         <w:spacing w:line="360" w:lineRule="auto"/>
       </w:pPr>
-      <w:bookmarkStart w:id="7" w:name="_Toc226963894"/>
+      <w:bookmarkStart w:id="10" w:name="_Toc227660796"/>
       <w:r>
         <w:lastRenderedPageBreak/>
-        <w:t>Telepítés és beállítás</w:t>
-      </w:r>
-      <w:bookmarkEnd w:id="7"/>
+        <w:t>Adminisztrációs felület (Iskolai dolgozóknak)</w:t>
+      </w:r>
+      <w:bookmarkEnd w:id="10"/>
     </w:p>
     <w:p>
       <w:pPr>
         <w:spacing w:line="360" w:lineRule="auto"/>
-      </w:pPr>
-    </w:p>
-    <w:p>
-      <w:pPr>
-        <w:pStyle w:val="Cmsor2"/>
+        <w:rPr>
+          <w:rFonts w:cstheme="majorHAnsi"/>
+          <w:szCs w:val="24"/>
+        </w:rPr>
+      </w:pPr>
+      <w:r>
+        <w:rPr>
+          <w:rFonts w:cstheme="majorHAnsi"/>
+          <w:szCs w:val="24"/>
+        </w:rPr>
+        <w:t>Itt tudja betölteni a diákokat és beírni a pontszámokat.</w:t>
+      </w:r>
+    </w:p>
+    <w:p>
+      <w:pPr>
         <w:spacing w:line="360" w:lineRule="auto"/>
-      </w:pPr>
-      <w:bookmarkStart w:id="8" w:name="_Toc226963895"/>
-      <w:r>
-        <w:t>Projekt letöltése</w:t>
-      </w:r>
-      <w:bookmarkEnd w:id="8"/>
+        <w:rPr>
+          <w:rFonts w:cstheme="majorHAnsi"/>
+          <w:i/>
+          <w:szCs w:val="24"/>
+        </w:rPr>
+      </w:pPr>
+      <w:r>
+        <w:rPr>
+          <w:rFonts w:cstheme="majorHAnsi"/>
+          <w:i/>
+          <w:szCs w:val="24"/>
+        </w:rPr>
+        <w:t>Belépés</w:t>
+      </w:r>
+      <w:r>
+        <w:rPr>
+          <w:rFonts w:cstheme="majorHAnsi"/>
+          <w:i/>
+          <w:szCs w:val="24"/>
+        </w:rPr>
+        <w:t>:</w:t>
+      </w:r>
     </w:p>
     <w:p>
       <w:pPr>
         <w:spacing w:line="360" w:lineRule="auto"/>
-      </w:pPr>
+        <w:rPr>
+          <w:rFonts w:cstheme="majorHAnsi"/>
+          <w:szCs w:val="24"/>
+        </w:rPr>
+      </w:pPr>
+      <w:r>
+        <w:rPr>
+          <w:rStyle w:val="citation-866"/>
+          <w:rFonts w:cstheme="majorHAnsi"/>
+          <w:szCs w:val="24"/>
+        </w:rPr>
+        <w:t>1.</w:t>
+      </w:r>
+      <w:r>
+        <w:rPr>
+          <w:rStyle w:val="citation-866"/>
+          <w:rFonts w:cstheme="majorHAnsi"/>
+          <w:szCs w:val="24"/>
+        </w:rPr>
+        <w:t>Írja be a böngészőbe: http://localhost/Felveo-main/admin_login.php</w:t>
+      </w:r>
+      <w:r>
+        <w:rPr>
+          <w:rFonts w:cstheme="majorHAnsi"/>
+          <w:szCs w:val="24"/>
+        </w:rPr>
+        <w:t>.</w:t>
+      </w:r>
     </w:p>
     <w:p>
       <w:pPr>
         <w:spacing w:line="360" w:lineRule="auto"/>
-      </w:pPr>
-      <w:r>
-        <w:t>Másolja be a projekt fájljait a webszerver dokumentumgyökerébe (</w:t>
-      </w:r>
-      <w:r>
-        <w:t>pl</w:t>
-      </w:r>
-      <w:r>
-        <w:t xml:space="preserve">. </w:t>
-      </w:r>
-      <w:r>
-        <w:t>„</w:t>
-      </w:r>
-      <w:r>
-        <w:t>htdocs</w:t>
-      </w:r>
-      <w:r>
-        <w:t>”</w:t>
-      </w:r>
-      <w:r>
-        <w:t xml:space="preserve"> vagy </w:t>
-      </w:r>
-      <w:r>
-        <w:t>„</w:t>
-      </w:r>
-      <w:r>
-        <w:t>www</w:t>
-      </w:r>
-      <w:r>
-        <w:t>”</w:t>
-      </w:r>
-      <w:r>
+        <w:rPr>
+          <w:rFonts w:cstheme="majorHAnsi"/>
+          <w:szCs w:val="24"/>
+        </w:rPr>
+      </w:pPr>
+      <w:r>
+        <w:rPr>
+          <w:rFonts w:cstheme="majorHAnsi"/>
+          <w:szCs w:val="24"/>
+        </w:rPr>
+        <w:t>2.</w:t>
+      </w:r>
+      <w:r>
+        <w:rPr>
+          <w:rFonts w:cstheme="majorHAnsi"/>
+          <w:szCs w:val="24"/>
+        </w:rPr>
+        <w:t>Írja be a mezőkbe:</w:t>
+      </w:r>
+    </w:p>
+    <w:p>
+      <w:pPr>
+        <w:spacing w:line="360" w:lineRule="auto"/>
+        <w:rPr>
+          <w:rFonts w:cstheme="majorHAnsi"/>
+          <w:szCs w:val="24"/>
+        </w:rPr>
+      </w:pPr>
+      <w:r>
+        <w:rPr>
+          <w:rFonts w:cstheme="majorHAnsi"/>
+          <w:b/>
+          <w:bCs/>
+          <w:szCs w:val="24"/>
+        </w:rPr>
+        <w:t>Felhasználónév:</w:t>
+      </w:r>
+      <w:r>
+        <w:rPr>
+          <w:rFonts w:cstheme="majorHAnsi"/>
+          <w:szCs w:val="24"/>
+        </w:rPr>
+        <w:t xml:space="preserve"> </w:t>
+      </w:r>
+      <w:proofErr w:type="spellStart"/>
+      <w:r>
+        <w:rPr>
+          <w:rStyle w:val="HTML-kd"/>
+          <w:rFonts w:asciiTheme="majorHAnsi" w:eastAsiaTheme="minorHAnsi" w:hAnsiTheme="majorHAnsi" w:cstheme="majorHAnsi"/>
+          <w:sz w:val="24"/>
+          <w:szCs w:val="24"/>
+        </w:rPr>
+        <w:t>admin</w:t>
+      </w:r>
+      <w:proofErr w:type="spellEnd"/>
+    </w:p>
+    <w:p>
+      <w:pPr>
+        <w:spacing w:line="360" w:lineRule="auto"/>
+        <w:rPr>
+          <w:rFonts w:cstheme="majorHAnsi"/>
+          <w:szCs w:val="24"/>
+        </w:rPr>
+      </w:pPr>
+      <w:r>
+        <w:rPr>
+          <w:rFonts w:cstheme="majorHAnsi"/>
+          <w:b/>
+          <w:bCs/>
+          <w:szCs w:val="24"/>
+        </w:rPr>
+        <w:t>Jelszó:</w:t>
+      </w:r>
+      <w:r>
+        <w:rPr>
+          <w:rFonts w:cstheme="majorHAnsi"/>
+          <w:szCs w:val="24"/>
+        </w:rPr>
+        <w:t xml:space="preserve"> </w:t>
+      </w:r>
+      <w:proofErr w:type="spellStart"/>
+      <w:r>
+        <w:rPr>
+          <w:rStyle w:val="HTML-kd"/>
+          <w:rFonts w:asciiTheme="majorHAnsi" w:eastAsiaTheme="minorHAnsi" w:hAnsiTheme="majorHAnsi" w:cstheme="majorHAnsi"/>
+          <w:sz w:val="24"/>
+          <w:szCs w:val="24"/>
+        </w:rPr>
+        <w:t>secret</w:t>
+      </w:r>
+      <w:proofErr w:type="spellEnd"/>
+      <w:r>
+        <w:rPr>
+          <w:rFonts w:cstheme="majorHAnsi"/>
+          <w:szCs w:val="24"/>
+        </w:rPr>
+        <w:t xml:space="preserve"> (Vigyázat! A korábbi verziókkal ellentétben itt a jelszó: </w:t>
+      </w:r>
+      <w:proofErr w:type="spellStart"/>
+      <w:r>
+        <w:rPr>
+          <w:rFonts w:cstheme="majorHAnsi"/>
+          <w:b/>
+          <w:bCs/>
+          <w:szCs w:val="24"/>
+        </w:rPr>
+        <w:t>secret</w:t>
+      </w:r>
+      <w:proofErr w:type="spellEnd"/>
+      <w:r>
+        <w:rPr>
+          <w:rFonts w:cstheme="majorHAnsi"/>
+          <w:szCs w:val="24"/>
+        </w:rPr>
+        <w:t>)</w:t>
+      </w:r>
+    </w:p>
+    <w:p>
+      <w:pPr>
+        <w:spacing w:line="360" w:lineRule="auto"/>
+        <w:rPr>
+          <w:rFonts w:cstheme="majorHAnsi"/>
+          <w:szCs w:val="24"/>
+        </w:rPr>
+      </w:pPr>
+      <w:r>
+        <w:rPr>
+          <w:rFonts w:cstheme="majorHAnsi"/>
+          <w:szCs w:val="24"/>
+        </w:rPr>
+        <w:t>3.</w:t>
+      </w:r>
+      <w:r>
+        <w:rPr>
+          <w:rFonts w:cstheme="majorHAnsi"/>
+          <w:szCs w:val="24"/>
+        </w:rPr>
+        <w:t xml:space="preserve">Kattintson a </w:t>
+      </w:r>
+      <w:r>
+        <w:rPr>
+          <w:rFonts w:cstheme="majorHAnsi"/>
+          <w:b/>
+          <w:bCs/>
+          <w:szCs w:val="24"/>
+        </w:rPr>
+        <w:t>Bejelentkezés</w:t>
+      </w:r>
+      <w:r>
+        <w:rPr>
+          <w:rFonts w:cstheme="majorHAnsi"/>
+          <w:szCs w:val="24"/>
+        </w:rPr>
+        <w:t xml:space="preserve"> gombra.</w:t>
+      </w:r>
+    </w:p>
+    <w:p>
+      <w:pPr>
+        <w:spacing w:line="360" w:lineRule="auto"/>
+        <w:rPr>
+          <w:rFonts w:cstheme="majorHAnsi"/>
+          <w:szCs w:val="24"/>
+        </w:rPr>
+      </w:pPr>
+      <w:r>
+        <w:rPr>
+          <w:rFonts w:cstheme="majorHAnsi"/>
+          <w:i/>
+          <w:iCs/>
+          <w:szCs w:val="24"/>
+        </w:rPr>
+        <w:t>Tanács: Belépés után a „Jelszó módosítása” menüpontban írja át a jelszót valami másra!</w:t>
+      </w:r>
+    </w:p>
+    <w:p>
+      <w:pPr>
+        <w:spacing w:line="360" w:lineRule="auto"/>
+        <w:rPr>
+          <w:rFonts w:cstheme="majorHAnsi"/>
+          <w:i/>
+          <w:szCs w:val="24"/>
+        </w:rPr>
+      </w:pPr>
+      <w:r>
+        <w:rPr>
+          <w:rFonts w:cstheme="majorHAnsi"/>
+          <w:i/>
+          <w:szCs w:val="24"/>
+        </w:rPr>
+        <w:t>Sok diák betöltése egyszerre (Excelből)</w:t>
+      </w:r>
+      <w:r>
+        <w:rPr>
+          <w:rFonts w:cstheme="majorHAnsi"/>
+          <w:i/>
+          <w:szCs w:val="24"/>
+        </w:rPr>
+        <w:t>:</w:t>
+      </w:r>
+    </w:p>
+    <w:p>
+      <w:pPr>
+        <w:spacing w:line="360" w:lineRule="auto"/>
+        <w:rPr>
+          <w:rFonts w:cstheme="majorHAnsi"/>
+          <w:szCs w:val="24"/>
+        </w:rPr>
+      </w:pPr>
+      <w:r>
+        <w:rPr>
+          <w:rFonts w:cstheme="majorHAnsi"/>
+          <w:szCs w:val="24"/>
+        </w:rPr>
+        <w:t>1.</w:t>
+      </w:r>
+      <w:r>
+        <w:rPr>
+          <w:rFonts w:cstheme="majorHAnsi"/>
+          <w:szCs w:val="24"/>
+        </w:rPr>
+        <w:t xml:space="preserve">A felső menüben kattintson az </w:t>
+      </w:r>
+      <w:r>
+        <w:rPr>
+          <w:rFonts w:cstheme="majorHAnsi"/>
+          <w:b/>
+          <w:bCs/>
+          <w:szCs w:val="24"/>
+        </w:rPr>
+        <w:t>Importálás</w:t>
+      </w:r>
+      <w:r>
+        <w:rPr>
+          <w:rFonts w:cstheme="majorHAnsi"/>
+          <w:szCs w:val="24"/>
+        </w:rPr>
+        <w:t xml:space="preserve"> szóra.</w:t>
+      </w:r>
+    </w:p>
+    <w:p>
+      <w:pPr>
+        <w:spacing w:line="360" w:lineRule="auto"/>
+        <w:rPr>
+          <w:rFonts w:cstheme="majorHAnsi"/>
+          <w:szCs w:val="24"/>
+        </w:rPr>
+      </w:pPr>
+      <w:r>
+        <w:rPr>
+          <w:rFonts w:cstheme="majorHAnsi"/>
+          <w:szCs w:val="24"/>
+        </w:rPr>
+        <w:t>2.</w:t>
+      </w:r>
+      <w:r>
+        <w:rPr>
+          <w:rFonts w:cstheme="majorHAnsi"/>
+          <w:szCs w:val="24"/>
+        </w:rPr>
+        <w:t>Keresse meg a számítógépén az Excel fájlt (.</w:t>
+      </w:r>
+      <w:proofErr w:type="spellStart"/>
+      <w:r>
+        <w:rPr>
+          <w:rFonts w:cstheme="majorHAnsi"/>
+          <w:szCs w:val="24"/>
+        </w:rPr>
+        <w:t>xlsx</w:t>
+      </w:r>
+      <w:proofErr w:type="spellEnd"/>
+      <w:r>
+        <w:rPr>
+          <w:rFonts w:cstheme="majorHAnsi"/>
+          <w:szCs w:val="24"/>
+        </w:rPr>
+        <w:t xml:space="preserve"> vagy .</w:t>
+      </w:r>
+      <w:proofErr w:type="spellStart"/>
+      <w:r>
+        <w:rPr>
+          <w:rFonts w:cstheme="majorHAnsi"/>
+          <w:szCs w:val="24"/>
+        </w:rPr>
+        <w:t>xls</w:t>
+      </w:r>
+      <w:proofErr w:type="spellEnd"/>
+      <w:r>
+        <w:rPr>
+          <w:rFonts w:cstheme="majorHAnsi"/>
+          <w:szCs w:val="24"/>
+        </w:rPr>
         <w:t>).</w:t>
       </w:r>
     </w:p>
     <w:p>
       <w:pPr>
         <w:spacing w:line="360" w:lineRule="auto"/>
-      </w:pPr>
-    </w:p>
-    <w:p>
-      <w:pPr>
-        <w:pStyle w:val="Cmsor2"/>
+        <w:rPr>
+          <w:rFonts w:cstheme="majorHAnsi"/>
+          <w:szCs w:val="24"/>
+        </w:rPr>
+      </w:pPr>
+      <w:r>
+        <w:rPr>
+          <w:rFonts w:cstheme="majorHAnsi"/>
+          <w:b/>
+          <w:bCs/>
+          <w:szCs w:val="24"/>
+        </w:rPr>
+        <w:t>3.</w:t>
+      </w:r>
+      <w:r>
+        <w:rPr>
+          <w:rFonts w:cstheme="majorHAnsi"/>
+          <w:b/>
+          <w:bCs/>
+          <w:szCs w:val="24"/>
+        </w:rPr>
+        <w:t>Húzza bele</w:t>
+      </w:r>
+      <w:r>
+        <w:rPr>
+          <w:rFonts w:cstheme="majorHAnsi"/>
+          <w:szCs w:val="24"/>
+        </w:rPr>
+        <w:t xml:space="preserve"> az egérrel a fájlt a böngészőben látható keretes részbe, vagy kattintson rá és válassza ki.</w:t>
+      </w:r>
+    </w:p>
+    <w:p>
+      <w:pPr>
         <w:spacing w:line="360" w:lineRule="auto"/>
-      </w:pPr>
-      <w:bookmarkStart w:id="9" w:name="_Toc226963896"/>
-      <w:r>
-        <w:t>Adatbázis beállítása</w:t>
-      </w:r>
-      <w:bookmarkEnd w:id="9"/>
+        <w:rPr>
+          <w:rFonts w:cstheme="majorHAnsi"/>
+          <w:szCs w:val="24"/>
+        </w:rPr>
+      </w:pPr>
+      <w:r>
+        <w:rPr>
+          <w:rFonts w:cstheme="majorHAnsi"/>
+          <w:szCs w:val="24"/>
+        </w:rPr>
+        <w:t>4.</w:t>
+      </w:r>
+      <w:r>
+        <w:rPr>
+          <w:rFonts w:cstheme="majorHAnsi"/>
+          <w:szCs w:val="24"/>
+        </w:rPr>
+        <w:t xml:space="preserve">Kattintson az </w:t>
+      </w:r>
+      <w:r>
+        <w:rPr>
+          <w:rFonts w:cstheme="majorHAnsi"/>
+          <w:b/>
+          <w:bCs/>
+          <w:szCs w:val="24"/>
+        </w:rPr>
+        <w:t>„Importálás”</w:t>
+      </w:r>
+      <w:r>
+        <w:rPr>
+          <w:rFonts w:cstheme="majorHAnsi"/>
+          <w:szCs w:val="24"/>
+        </w:rPr>
+        <w:t xml:space="preserve"> gombra. A rendszer magától beolvassa a neveket és pontokat.</w:t>
+      </w:r>
     </w:p>
     <w:p>
       <w:pPr>
         <w:spacing w:line="360" w:lineRule="auto"/>
+        <w:rPr>
+          <w:rFonts w:cstheme="majorHAnsi"/>
+          <w:i/>
+          <w:szCs w:val="24"/>
+        </w:rPr>
+      </w:pPr>
+      <w:r>
+        <w:rPr>
+          <w:rFonts w:cstheme="majorHAnsi"/>
+          <w:i/>
+          <w:szCs w:val="24"/>
+        </w:rPr>
+        <w:t>Egy diák adatainak javítása vagy dolgozat feltöltése</w:t>
+      </w:r>
+      <w:r>
+        <w:rPr>
+          <w:rFonts w:cstheme="majorHAnsi"/>
+          <w:i/>
+          <w:szCs w:val="24"/>
+        </w:rPr>
+        <w:t>:</w:t>
+      </w:r>
+    </w:p>
+    <w:p>
+      <w:pPr>
+        <w:spacing w:line="360" w:lineRule="auto"/>
+        <w:rPr>
+          <w:rFonts w:cstheme="majorHAnsi"/>
+          <w:szCs w:val="24"/>
+        </w:rPr>
+      </w:pPr>
+      <w:r>
+        <w:rPr>
+          <w:rFonts w:cstheme="majorHAnsi"/>
+          <w:szCs w:val="24"/>
+        </w:rPr>
+        <w:t>1.</w:t>
+      </w:r>
+      <w:r>
+        <w:rPr>
+          <w:rFonts w:cstheme="majorHAnsi"/>
+          <w:szCs w:val="24"/>
+        </w:rPr>
+        <w:t xml:space="preserve">Az </w:t>
+      </w:r>
+      <w:proofErr w:type="spellStart"/>
+      <w:r>
+        <w:rPr>
+          <w:rFonts w:cstheme="majorHAnsi"/>
+          <w:b/>
+          <w:bCs/>
+          <w:szCs w:val="24"/>
+        </w:rPr>
+        <w:t>Admin</w:t>
+      </w:r>
+      <w:proofErr w:type="spellEnd"/>
+      <w:r>
+        <w:rPr>
+          <w:rFonts w:cstheme="majorHAnsi"/>
+          <w:b/>
+          <w:bCs/>
+          <w:szCs w:val="24"/>
+        </w:rPr>
+        <w:t xml:space="preserve"> panelen</w:t>
+      </w:r>
+      <w:r>
+        <w:rPr>
+          <w:rFonts w:cstheme="majorHAnsi"/>
+          <w:szCs w:val="24"/>
+        </w:rPr>
+        <w:t xml:space="preserve"> a táblázat feletti keresőbe írja be a diák nevét vagy települését.</w:t>
+      </w:r>
+    </w:p>
+    <w:p>
+      <w:pPr>
+        <w:spacing w:line="360" w:lineRule="auto"/>
+        <w:rPr>
+          <w:rFonts w:cstheme="majorHAnsi"/>
+          <w:szCs w:val="24"/>
+        </w:rPr>
+      </w:pPr>
+      <w:r>
+        <w:rPr>
+          <w:rFonts w:cstheme="majorHAnsi"/>
+          <w:szCs w:val="24"/>
+        </w:rPr>
+        <w:t>2.</w:t>
+      </w:r>
+      <w:r>
+        <w:rPr>
+          <w:rFonts w:cstheme="majorHAnsi"/>
+          <w:szCs w:val="24"/>
+        </w:rPr>
+        <w:t xml:space="preserve">Kattintson a név mellett a kék </w:t>
+      </w:r>
+      <w:r>
+        <w:rPr>
+          <w:rFonts w:cstheme="majorHAnsi"/>
+          <w:b/>
+          <w:bCs/>
+          <w:szCs w:val="24"/>
+        </w:rPr>
+        <w:t>„Módosítás”</w:t>
+      </w:r>
+      <w:r>
+        <w:rPr>
+          <w:rFonts w:cstheme="majorHAnsi"/>
+          <w:szCs w:val="24"/>
+        </w:rPr>
+        <w:t xml:space="preserve"> gombra.</w:t>
+      </w:r>
+    </w:p>
+    <w:p>
+      <w:pPr>
+        <w:spacing w:line="360" w:lineRule="auto"/>
+        <w:rPr>
+          <w:rFonts w:cstheme="majorHAnsi"/>
+          <w:szCs w:val="24"/>
+        </w:rPr>
+      </w:pPr>
+      <w:r>
+        <w:rPr>
+          <w:rFonts w:cstheme="majorHAnsi"/>
+          <w:b/>
+          <w:bCs/>
+          <w:szCs w:val="24"/>
+        </w:rPr>
+        <w:t>3.</w:t>
+      </w:r>
+      <w:r>
+        <w:rPr>
+          <w:rFonts w:cstheme="majorHAnsi"/>
+          <w:b/>
+          <w:bCs/>
+          <w:szCs w:val="24"/>
+        </w:rPr>
+        <w:t>Adatok:</w:t>
+      </w:r>
+      <w:r>
+        <w:rPr>
+          <w:rFonts w:cstheme="majorHAnsi"/>
+          <w:szCs w:val="24"/>
+        </w:rPr>
+        <w:t xml:space="preserve"> Itt átírhatja a pontszámokat.</w:t>
+      </w:r>
+    </w:p>
+    <w:p>
+      <w:pPr>
+        <w:spacing w:line="360" w:lineRule="auto"/>
+        <w:rPr>
+          <w:rFonts w:cstheme="majorHAnsi"/>
+          <w:szCs w:val="24"/>
+        </w:rPr>
+      </w:pPr>
+      <w:r>
+        <w:rPr>
+          <w:rFonts w:cstheme="majorHAnsi"/>
+          <w:b/>
+          <w:bCs/>
+          <w:szCs w:val="24"/>
+        </w:rPr>
+        <w:t>4.</w:t>
+      </w:r>
+      <w:r>
+        <w:rPr>
+          <w:rFonts w:cstheme="majorHAnsi"/>
+          <w:b/>
+          <w:bCs/>
+          <w:szCs w:val="24"/>
+        </w:rPr>
+        <w:t>Dolgozat:</w:t>
+      </w:r>
+      <w:r>
+        <w:rPr>
+          <w:rFonts w:cstheme="majorHAnsi"/>
+          <w:szCs w:val="24"/>
+        </w:rPr>
+        <w:t xml:space="preserve"> Kattintson a „Fájl kiválasztása” gombra, válassza ki a diák PDF dolgozatát, majd mentse el az oldalt.</w:t>
+      </w:r>
+      <w:r>
+        <w:rPr>
+          <w:rFonts w:cstheme="majorHAnsi"/>
+          <w:szCs w:val="24"/>
+        </w:rPr>
+        <w:br w:type="page"/>
+      </w:r>
+    </w:p>
+    <w:p>
+      <w:pPr>
+        <w:pStyle w:val="Cmsor1"/>
+        <w:numPr>
+          <w:ilvl w:val="0"/>
+          <w:numId w:val="32"/>
+        </w:numPr>
+        <w:spacing w:line="360" w:lineRule="auto"/>
+      </w:pPr>
+      <w:bookmarkStart w:id="11" w:name="_Toc227660797"/>
+      <w:r>
+        <w:lastRenderedPageBreak/>
+        <w:t>Használat diákoknak és szülőknek</w:t>
+      </w:r>
+      <w:bookmarkEnd w:id="11"/>
+    </w:p>
+    <w:p>
+      <w:pPr>
+        <w:pStyle w:val="Listaszerbekezds"/>
+        <w:spacing w:line="360" w:lineRule="auto"/>
+        <w:ind w:left="915"/>
+      </w:pPr>
+    </w:p>
+    <w:p>
+      <w:pPr>
+        <w:spacing w:line="360" w:lineRule="auto"/>
+        <w:rPr>
+          <w:rFonts w:cstheme="majorHAnsi"/>
+          <w:szCs w:val="24"/>
+        </w:rPr>
+      </w:pPr>
+      <w:r>
+        <w:rPr>
+          <w:rFonts w:cstheme="majorHAnsi"/>
+          <w:szCs w:val="24"/>
+        </w:rPr>
+        <w:t>Ezt a részt bárki használhatja, nem kell hozzá jelszó.</w:t>
+      </w:r>
+    </w:p>
+    <w:p>
+      <w:pPr>
+        <w:spacing w:line="360" w:lineRule="auto"/>
+        <w:rPr>
+          <w:rFonts w:cstheme="majorHAnsi"/>
+          <w:szCs w:val="24"/>
+        </w:rPr>
+      </w:pPr>
+    </w:p>
+    <w:p>
+      <w:pPr>
+        <w:spacing w:line="360" w:lineRule="auto"/>
+        <w:rPr>
+          <w:rFonts w:cstheme="majorHAnsi"/>
+          <w:i/>
+          <w:szCs w:val="24"/>
+        </w:rPr>
+      </w:pPr>
+      <w:r>
+        <w:rPr>
+          <w:rFonts w:cstheme="majorHAnsi"/>
+          <w:i/>
+          <w:szCs w:val="24"/>
+        </w:rPr>
+        <w:t>Pontszámok keresése</w:t>
+      </w:r>
+      <w:r>
+        <w:rPr>
+          <w:rFonts w:cstheme="majorHAnsi"/>
+          <w:i/>
+          <w:szCs w:val="24"/>
+        </w:rPr>
+        <w:t>:</w:t>
+      </w:r>
+    </w:p>
+    <w:p>
+      <w:pPr>
+        <w:spacing w:line="360" w:lineRule="auto"/>
+        <w:rPr>
+          <w:rFonts w:cstheme="majorHAnsi"/>
+          <w:szCs w:val="24"/>
+        </w:rPr>
+      </w:pPr>
+      <w:r>
+        <w:rPr>
+          <w:rFonts w:cstheme="majorHAnsi"/>
+          <w:szCs w:val="24"/>
+        </w:rPr>
+        <w:t>1.</w:t>
+      </w:r>
+      <w:r>
+        <w:rPr>
+          <w:rFonts w:cstheme="majorHAnsi"/>
+          <w:szCs w:val="24"/>
+        </w:rPr>
+        <w:t xml:space="preserve">Nyissa meg a főoldalt: </w:t>
+      </w:r>
+      <w:r>
+        <w:rPr>
+          <w:rStyle w:val="HTML-kd"/>
+          <w:rFonts w:asciiTheme="majorHAnsi" w:eastAsiaTheme="minorHAnsi" w:hAnsiTheme="majorHAnsi" w:cstheme="majorHAnsi"/>
+          <w:sz w:val="24"/>
+          <w:szCs w:val="24"/>
+        </w:rPr>
+        <w:t>http://localhost/Felveo-main/index.php</w:t>
+      </w:r>
+      <w:r>
+        <w:rPr>
+          <w:rFonts w:cstheme="majorHAnsi"/>
+          <w:szCs w:val="24"/>
+        </w:rPr>
+        <w:t>.</w:t>
+      </w:r>
+    </w:p>
+    <w:p>
+      <w:pPr>
+        <w:spacing w:line="360" w:lineRule="auto"/>
+        <w:rPr>
+          <w:rFonts w:cstheme="majorHAnsi"/>
+          <w:szCs w:val="24"/>
+        </w:rPr>
+      </w:pPr>
+      <w:r>
+        <w:rPr>
+          <w:rFonts w:cstheme="majorHAnsi"/>
+          <w:szCs w:val="24"/>
+        </w:rPr>
+        <w:t>2.</w:t>
+      </w:r>
+      <w:r>
+        <w:rPr>
+          <w:rFonts w:cstheme="majorHAnsi"/>
+          <w:szCs w:val="24"/>
+        </w:rPr>
+        <w:t xml:space="preserve">Kattintson az </w:t>
+      </w:r>
+      <w:r>
+        <w:rPr>
+          <w:rFonts w:cstheme="majorHAnsi"/>
+          <w:b/>
+          <w:bCs/>
+          <w:szCs w:val="24"/>
+        </w:rPr>
+        <w:t>Eredmények lekérdezése</w:t>
+      </w:r>
+      <w:r>
+        <w:rPr>
+          <w:rFonts w:cstheme="majorHAnsi"/>
+          <w:szCs w:val="24"/>
+        </w:rPr>
+        <w:t xml:space="preserve"> gombra.</w:t>
+      </w:r>
+    </w:p>
+    <w:p>
+      <w:pPr>
+        <w:spacing w:line="360" w:lineRule="auto"/>
+        <w:rPr>
+          <w:rFonts w:cstheme="majorHAnsi"/>
+          <w:szCs w:val="24"/>
+        </w:rPr>
+      </w:pPr>
+      <w:r>
+        <w:rPr>
+          <w:rFonts w:cstheme="majorHAnsi"/>
+          <w:szCs w:val="24"/>
+        </w:rPr>
+        <w:t>3.</w:t>
+      </w:r>
+      <w:r>
+        <w:rPr>
+          <w:rFonts w:cstheme="majorHAnsi"/>
+          <w:szCs w:val="24"/>
+        </w:rPr>
+        <w:t xml:space="preserve">Írja be a diák </w:t>
+      </w:r>
+      <w:r>
+        <w:rPr>
+          <w:rFonts w:cstheme="majorHAnsi"/>
+          <w:b/>
+          <w:bCs/>
+          <w:szCs w:val="24"/>
+        </w:rPr>
+        <w:t>11 jegyű</w:t>
+      </w:r>
+      <w:r>
+        <w:rPr>
+          <w:rFonts w:cstheme="majorHAnsi"/>
+          <w:szCs w:val="24"/>
+        </w:rPr>
+        <w:t xml:space="preserve"> azonosító számát.</w:t>
+      </w:r>
+    </w:p>
+    <w:p>
+      <w:pPr>
+        <w:spacing w:line="360" w:lineRule="auto"/>
+        <w:rPr>
+          <w:rFonts w:cstheme="majorHAnsi"/>
+          <w:szCs w:val="24"/>
+        </w:rPr>
+      </w:pPr>
+      <w:r>
+        <w:rPr>
+          <w:rFonts w:cstheme="majorHAnsi"/>
+          <w:szCs w:val="24"/>
+        </w:rPr>
+        <w:t>4.</w:t>
+      </w:r>
+      <w:r>
+        <w:rPr>
+          <w:rFonts w:cstheme="majorHAnsi"/>
+          <w:szCs w:val="24"/>
+        </w:rPr>
+        <w:t xml:space="preserve">Válassza ki a </w:t>
+      </w:r>
+      <w:r>
+        <w:rPr>
+          <w:rFonts w:cstheme="majorHAnsi"/>
+          <w:b/>
+          <w:bCs/>
+          <w:szCs w:val="24"/>
+        </w:rPr>
+        <w:t>Magyar</w:t>
+      </w:r>
+      <w:r>
+        <w:rPr>
+          <w:rFonts w:cstheme="majorHAnsi"/>
+          <w:szCs w:val="24"/>
+        </w:rPr>
+        <w:t xml:space="preserve"> vagy a </w:t>
+      </w:r>
+      <w:r>
+        <w:rPr>
+          <w:rFonts w:cstheme="majorHAnsi"/>
+          <w:b/>
+          <w:bCs/>
+          <w:szCs w:val="24"/>
+        </w:rPr>
+        <w:t>Matematika</w:t>
+      </w:r>
+      <w:r>
+        <w:rPr>
+          <w:rFonts w:cstheme="majorHAnsi"/>
+          <w:szCs w:val="24"/>
+        </w:rPr>
+        <w:t xml:space="preserve"> tantárgyat.</w:t>
+      </w:r>
+    </w:p>
+    <w:p>
+      <w:pPr>
+        <w:spacing w:line="360" w:lineRule="auto"/>
+        <w:rPr>
+          <w:rFonts w:cstheme="majorHAnsi"/>
+          <w:szCs w:val="24"/>
+        </w:rPr>
+      </w:pPr>
+      <w:r>
+        <w:rPr>
+          <w:rFonts w:cstheme="majorHAnsi"/>
+          <w:szCs w:val="24"/>
+        </w:rPr>
+        <w:t>5.</w:t>
+      </w:r>
+      <w:r>
+        <w:rPr>
+          <w:rFonts w:cstheme="majorHAnsi"/>
+          <w:szCs w:val="24"/>
+        </w:rPr>
+        <w:t xml:space="preserve">Kattintson a </w:t>
+      </w:r>
+      <w:r>
+        <w:rPr>
+          <w:rFonts w:cstheme="majorHAnsi"/>
+          <w:b/>
+          <w:bCs/>
+          <w:szCs w:val="24"/>
+        </w:rPr>
+        <w:t>„Lekérdezés”</w:t>
+      </w:r>
+      <w:r>
+        <w:rPr>
+          <w:rFonts w:cstheme="majorHAnsi"/>
+          <w:szCs w:val="24"/>
+        </w:rPr>
+        <w:t xml:space="preserve"> gombra.</w:t>
+      </w:r>
+    </w:p>
+    <w:p>
+      <w:pPr>
+        <w:spacing w:line="360" w:lineRule="auto"/>
+        <w:rPr>
+          <w:rFonts w:cstheme="majorHAnsi"/>
+          <w:i/>
+          <w:szCs w:val="24"/>
+        </w:rPr>
+      </w:pPr>
+      <w:r>
+        <w:rPr>
+          <w:rFonts w:cstheme="majorHAnsi"/>
+          <w:i/>
+          <w:szCs w:val="24"/>
+        </w:rPr>
+        <w:t>A javított dolgozat megnézése</w:t>
+      </w:r>
+      <w:r>
+        <w:rPr>
+          <w:rFonts w:cstheme="majorHAnsi"/>
+          <w:i/>
+          <w:szCs w:val="24"/>
+        </w:rPr>
+        <w:t>:</w:t>
+      </w:r>
+    </w:p>
+    <w:p>
+      <w:pPr>
+        <w:spacing w:line="360" w:lineRule="auto"/>
+        <w:rPr>
+          <w:rFonts w:cstheme="majorHAnsi"/>
+          <w:szCs w:val="24"/>
+        </w:rPr>
+      </w:pPr>
+      <w:r>
+        <w:rPr>
+          <w:rFonts w:cstheme="majorHAnsi"/>
+          <w:szCs w:val="24"/>
+        </w:rPr>
+        <w:t>1.</w:t>
+      </w:r>
+      <w:r>
+        <w:rPr>
+          <w:rFonts w:cstheme="majorHAnsi"/>
+          <w:szCs w:val="24"/>
+        </w:rPr>
+        <w:t xml:space="preserve">Kattintson a </w:t>
+      </w:r>
+      <w:r>
+        <w:rPr>
+          <w:rFonts w:cstheme="majorHAnsi"/>
+          <w:b/>
+          <w:bCs/>
+          <w:szCs w:val="24"/>
+        </w:rPr>
+        <w:t>Dolgozatok megtekintése</w:t>
+      </w:r>
+      <w:r>
+        <w:rPr>
+          <w:rFonts w:cstheme="majorHAnsi"/>
+          <w:szCs w:val="24"/>
+        </w:rPr>
+        <w:t xml:space="preserve"> menüpontra.</w:t>
+      </w:r>
+    </w:p>
+    <w:p>
+      <w:pPr>
+        <w:spacing w:line="360" w:lineRule="auto"/>
+      </w:pPr>
+      <w:r>
+        <w:rPr>
+          <w:rFonts w:cstheme="majorHAnsi"/>
+          <w:szCs w:val="24"/>
+        </w:rPr>
+        <w:t>2.</w:t>
+      </w:r>
+      <w:r>
+        <w:rPr>
+          <w:rFonts w:cstheme="majorHAnsi"/>
+          <w:szCs w:val="24"/>
+        </w:rPr>
+        <w:t>Írja be az azonosítót, és ha a tanár már feltöltötte, látni fogja a letölthető fájlt</w:t>
+      </w:r>
+      <w:r>
+        <w:t>.</w:t>
+      </w:r>
+    </w:p>
+    <w:p>
+      <w:pPr>
+        <w:spacing w:line="360" w:lineRule="auto"/>
+      </w:pPr>
+      <w:r>
+        <w:br w:type="page"/>
+      </w:r>
+    </w:p>
+    <w:p>
+      <w:pPr>
+        <w:pStyle w:val="Cmsor1"/>
+        <w:numPr>
+          <w:ilvl w:val="0"/>
+          <w:numId w:val="32"/>
+        </w:numPr>
+        <w:spacing w:line="360" w:lineRule="auto"/>
+      </w:pPr>
+      <w:bookmarkStart w:id="12" w:name="_Toc227660798"/>
+      <w:r>
+        <w:lastRenderedPageBreak/>
+        <w:t>Kényelmi funkciók és segítség</w:t>
+      </w:r>
+      <w:bookmarkEnd w:id="12"/>
+    </w:p>
+    <w:p>
+      <w:pPr>
+        <w:pStyle w:val="Listaszerbekezds"/>
+        <w:spacing w:line="360" w:lineRule="auto"/>
+        <w:ind w:left="915"/>
       </w:pPr>
     </w:p>
     <w:p>
@@ -1765,32 +2765,59 @@
         <w:pStyle w:val="Listaszerbekezds"/>
         <w:numPr>
           <w:ilvl w:val="0"/>
-          <w:numId w:val="6"/>
+          <w:numId w:val="39"/>
         </w:numPr>
         <w:spacing w:line="360" w:lineRule="auto"/>
-      </w:pPr>
-      <w:r>
-        <w:t xml:space="preserve">Nyissa meg a </w:t>
-      </w:r>
-      <w:r>
-        <w:t>„</w:t>
-      </w:r>
-      <w:r>
-        <w:t>config.php</w:t>
-      </w:r>
-      <w:r>
-        <w:t>”</w:t>
-      </w:r>
-      <w:r>
-        <w:t xml:space="preserve"> </w:t>
-      </w:r>
-      <w:r>
-        <w:t xml:space="preserve"> </w:t>
-      </w:r>
-      <w:r>
-        <w:t>fájlt</w:t>
-      </w:r>
-      <w:r>
+        <w:rPr>
+          <w:rFonts w:cstheme="majorHAnsi"/>
+          <w:szCs w:val="24"/>
+        </w:rPr>
+      </w:pPr>
+      <w:r>
+        <w:rPr>
+          <w:rFonts w:cstheme="majorHAnsi"/>
+          <w:b/>
+          <w:bCs/>
+          <w:szCs w:val="24"/>
+        </w:rPr>
+        <w:t>Sötét mód:</w:t>
+      </w:r>
+      <w:r>
+        <w:rPr>
+          <w:rFonts w:cstheme="majorHAnsi"/>
+          <w:szCs w:val="24"/>
+        </w:rPr>
+        <w:t xml:space="preserve"> Ha bántja a szemét a fehér képernyő, kattintson a felső sávban a </w:t>
+      </w:r>
+      <w:r>
+        <w:rPr>
+          <w:rFonts w:cstheme="majorHAnsi"/>
+          <w:b/>
+          <w:bCs/>
+          <w:szCs w:val="24"/>
+        </w:rPr>
+        <w:t>Hold/Nap</w:t>
+      </w:r>
+      <w:r>
+        <w:rPr>
+          <w:rFonts w:cstheme="majorHAnsi"/>
+          <w:szCs w:val="24"/>
+        </w:rPr>
+        <w:t xml:space="preserve"> ikonra. </w:t>
+      </w:r>
+      <w:r>
+        <w:rPr>
+          <w:rStyle w:val="citation-865"/>
+          <w:rFonts w:cstheme="majorHAnsi"/>
+          <w:szCs w:val="24"/>
+        </w:rPr>
+        <w:t>A program megjegyzi a választását</w:t>
+      </w:r>
+      <w:r>
+        <w:rPr>
+          <w:rFonts w:cstheme="majorHAnsi"/>
+          <w:szCs w:val="24"/>
+        </w:rPr>
         <w:t>.</w:t>
       </w:r>
     </w:p>
@@ -1799,828 +2826,235 @@
         <w:pStyle w:val="Listaszerbekezds"/>
         <w:numPr>
           <w:ilvl w:val="0"/>
-          <w:numId w:val="6"/>
+          <w:numId w:val="39"/>
         </w:numPr>
         <w:spacing w:line="360" w:lineRule="auto"/>
-      </w:pPr>
-      <w:r>
-        <w:t>Állítsa be az adatbázis kapcsolatot:</w:t>
-      </w:r>
-    </w:p>
-    <w:p>
-      <w:pPr>
-        <w:pStyle w:val="Listaszerbekezds"/>
-        <w:spacing w:line="360" w:lineRule="auto"/>
-      </w:pPr>
-      <w:r>
-        <w:t>```php</w:t>
-      </w:r>
-    </w:p>
-    <w:p>
-      <w:pPr>
-        <w:pStyle w:val="Listaszerbekezds"/>
-        <w:spacing w:line="360" w:lineRule="auto"/>
-      </w:pPr>
-      <w:r>
-        <w:t xml:space="preserve">     $host = "localhost";</w:t>
-      </w:r>
-    </w:p>
-    <w:p>
-      <w:pPr>
-        <w:pStyle w:val="Listaszerbekezds"/>
-        <w:spacing w:line="360" w:lineRule="auto"/>
-      </w:pPr>
-      <w:r>
-        <w:t xml:space="preserve">     $user = "root";</w:t>
-      </w:r>
-    </w:p>
-    <w:p>
-      <w:pPr>
-        <w:pStyle w:val="Listaszerbekezds"/>
-        <w:spacing w:line="360" w:lineRule="auto"/>
-      </w:pPr>
-      <w:r>
-        <w:t xml:space="preserve">     $password = "";</w:t>
-      </w:r>
-    </w:p>
-    <w:p>
-      <w:pPr>
-        <w:pStyle w:val="Listaszerbekezds"/>
-        <w:spacing w:line="360" w:lineRule="auto"/>
-      </w:pPr>
-      <w:r>
-        <w:t xml:space="preserve">     $dbname = "felveo";</w:t>
-      </w:r>
-    </w:p>
-    <w:p>
-      <w:pPr>
-        <w:pStyle w:val="Listaszerbekezds"/>
-        <w:spacing w:line="360" w:lineRule="auto"/>
-      </w:pPr>
-      <w:r>
-        <w:t xml:space="preserve">     ```</w:t>
-      </w:r>
-    </w:p>
-    <w:p>
-      <w:pPr>
-        <w:pStyle w:val="Listaszerbekezds"/>
-        <w:spacing w:line="360" w:lineRule="auto"/>
-      </w:pPr>
-    </w:p>
-    <w:p>
-      <w:pPr>
-        <w:pStyle w:val="Cmsor2"/>
-        <w:spacing w:line="360" w:lineRule="auto"/>
-      </w:pPr>
-      <w:bookmarkStart w:id="10" w:name="_Toc226963897"/>
-      <w:r>
-        <w:t>Adatbázis inicializálása</w:t>
-      </w:r>
-      <w:bookmarkEnd w:id="10"/>
-    </w:p>
-    <w:p>
-      <w:pPr>
-        <w:spacing w:line="360" w:lineRule="auto"/>
-      </w:pPr>
+        <w:rPr>
+          <w:rFonts w:cstheme="majorHAnsi"/>
+          <w:szCs w:val="24"/>
+        </w:rPr>
+      </w:pPr>
+      <w:r>
+        <w:rPr>
+          <w:rFonts w:cstheme="majorHAnsi"/>
+          <w:b/>
+          <w:bCs/>
+          <w:szCs w:val="24"/>
+        </w:rPr>
+        <w:t>Hibaüzenet:</w:t>
+      </w:r>
+      <w:r>
+        <w:rPr>
+          <w:rFonts w:cstheme="majorHAnsi"/>
+          <w:szCs w:val="24"/>
+        </w:rPr>
+        <w:t xml:space="preserve"> Ha az oldal azt írja, hogy "</w:t>
+      </w:r>
+      <w:proofErr w:type="spellStart"/>
+      <w:r>
+        <w:rPr>
+          <w:rFonts w:cstheme="majorHAnsi"/>
+          <w:szCs w:val="24"/>
+        </w:rPr>
+        <w:t>Connection</w:t>
+      </w:r>
+      <w:proofErr w:type="spellEnd"/>
+      <w:r>
+        <w:rPr>
+          <w:rFonts w:cstheme="majorHAnsi"/>
+          <w:szCs w:val="24"/>
+        </w:rPr>
+        <w:t xml:space="preserve"> </w:t>
+      </w:r>
+      <w:proofErr w:type="spellStart"/>
+      <w:r>
+        <w:rPr>
+          <w:rFonts w:cstheme="majorHAnsi"/>
+          <w:szCs w:val="24"/>
+        </w:rPr>
+        <w:t>refused</w:t>
+      </w:r>
+      <w:proofErr w:type="spellEnd"/>
+      <w:r>
+        <w:rPr>
+          <w:rFonts w:cstheme="majorHAnsi"/>
+          <w:szCs w:val="24"/>
+        </w:rPr>
+        <w:t>", az azt jelenti, hogy elfelejtette elindítani a webszervert (XAMPP vagy Laragon). Indítsa el őket, és próbálja újra!</w:t>
+      </w:r>
     </w:p>
     <w:p>
       <w:pPr>
         <w:pStyle w:val="Listaszerbekezds"/>
         <w:numPr>
           <w:ilvl w:val="0"/>
-          <w:numId w:val="11"/>
+          <w:numId w:val="39"/>
         </w:numPr>
         <w:spacing w:line="360" w:lineRule="auto"/>
-      </w:pPr>
-      <w:r>
-        <w:t>Látogasson el a `http://localhost/Felveo-main/setup.php` oldalra.</w:t>
-      </w:r>
-    </w:p>
-    <w:p>
-      <w:pPr>
-        <w:pStyle w:val="Listaszerbekezds"/>
-        <w:numPr>
-          <w:ilvl w:val="0"/>
-          <w:numId w:val="11"/>
-        </w:numPr>
+        <w:rPr>
+          <w:rFonts w:cstheme="majorHAnsi"/>
+          <w:szCs w:val="24"/>
+        </w:rPr>
+      </w:pPr>
+      <w:r>
+        <w:rPr>
+          <w:rFonts w:cstheme="majorHAnsi"/>
+          <w:b/>
+          <w:bCs/>
+          <w:szCs w:val="24"/>
+        </w:rPr>
+        <w:t>Feltöltési mappa:</w:t>
+      </w:r>
+      <w:r>
+        <w:rPr>
+          <w:rFonts w:cstheme="majorHAnsi"/>
+          <w:szCs w:val="24"/>
+        </w:rPr>
+        <w:t xml:space="preserve"> Ha nem sikerül a PDF feltöltés, ellenőrizze, hogy létezik-e az </w:t>
+      </w:r>
+      <w:proofErr w:type="spellStart"/>
+      <w:r>
+        <w:rPr>
+          <w:rStyle w:val="HTML-kd"/>
+          <w:rFonts w:asciiTheme="majorHAnsi" w:eastAsiaTheme="minorHAnsi" w:hAnsiTheme="majorHAnsi" w:cstheme="majorHAnsi"/>
+          <w:sz w:val="24"/>
+          <w:szCs w:val="24"/>
+        </w:rPr>
+        <w:t>uploads</w:t>
+      </w:r>
+      <w:proofErr w:type="spellEnd"/>
+      <w:r>
+        <w:rPr>
+          <w:rStyle w:val="HTML-kd"/>
+          <w:rFonts w:asciiTheme="majorHAnsi" w:eastAsiaTheme="minorHAnsi" w:hAnsiTheme="majorHAnsi" w:cstheme="majorHAnsi"/>
+          <w:sz w:val="24"/>
+          <w:szCs w:val="24"/>
+        </w:rPr>
+        <w:t>/dokumentumok</w:t>
+      </w:r>
+      <w:r>
+        <w:rPr>
+          <w:rFonts w:cstheme="majorHAnsi"/>
+          <w:szCs w:val="24"/>
+        </w:rPr>
+        <w:t xml:space="preserve"> mappa a programon belül. Ha nem, hozza létre kézzel!</w:t>
+      </w:r>
+    </w:p>
+    <w:p>
+      <w:pPr>
         <w:spacing w:line="360" w:lineRule="auto"/>
-      </w:pPr>
-      <w:r>
-        <w:t>Kövesse a képernyőn megjelenő utasításokat a táblák létrehozásához.</w:t>
-      </w:r>
+        <w:rPr>
+          <w:rFonts w:cstheme="majorHAnsi"/>
+          <w:szCs w:val="24"/>
+        </w:rPr>
+      </w:pPr>
     </w:p>
     <w:p>
       <w:pPr>
         <w:spacing w:line="360" w:lineRule="auto"/>
-      </w:pPr>
-    </w:p>
-    <w:p>
-      <w:pPr>
-        <w:pStyle w:val="Cmsor2"/>
+        <w:rPr>
+          <w:rFonts w:cstheme="majorHAnsi"/>
+          <w:szCs w:val="24"/>
+        </w:rPr>
+      </w:pPr>
+    </w:p>
+    <w:p>
+      <w:pPr>
         <w:spacing w:line="360" w:lineRule="auto"/>
-      </w:pPr>
-      <w:bookmarkStart w:id="11" w:name="_Toc226963898"/>
-      <w:r>
-        <w:t>Függőségek telepítése</w:t>
-      </w:r>
-      <w:bookmarkEnd w:id="11"/>
+        <w:rPr>
+          <w:rFonts w:cstheme="majorHAnsi"/>
+          <w:szCs w:val="24"/>
+        </w:rPr>
+      </w:pPr>
     </w:p>
     <w:p>
       <w:pPr>
         <w:spacing w:line="360" w:lineRule="auto"/>
-      </w:pPr>
-    </w:p>
-    <w:p>
-      <w:pPr>
-        <w:pStyle w:val="Listaszerbekezds"/>
-        <w:numPr>
-          <w:ilvl w:val="0"/>
-          <w:numId w:val="12"/>
-        </w:numPr>
+        <w:rPr>
+          <w:rFonts w:cstheme="majorHAnsi"/>
+          <w:szCs w:val="24"/>
+        </w:rPr>
+      </w:pPr>
+      <w:r>
+        <w:rPr>
+          <w:rStyle w:val="citation-864"/>
+          <w:rFonts w:cstheme="majorHAnsi"/>
+          <w:b/>
+          <w:bCs/>
+          <w:szCs w:val="24"/>
+        </w:rPr>
+        <w:t>Készítették:</w:t>
+      </w:r>
+      <w:r>
+        <w:rPr>
+          <w:rStyle w:val="citation-864"/>
+          <w:rFonts w:cstheme="majorHAnsi"/>
+          <w:szCs w:val="24"/>
+        </w:rPr>
+        <w:t xml:space="preserve"> </w:t>
+      </w:r>
+      <w:proofErr w:type="spellStart"/>
+      <w:r>
+        <w:rPr>
+          <w:rStyle w:val="citation-864"/>
+          <w:rFonts w:cstheme="majorHAnsi"/>
+          <w:szCs w:val="24"/>
+        </w:rPr>
+        <w:t>Svelta</w:t>
+      </w:r>
+      <w:proofErr w:type="spellEnd"/>
+      <w:r>
+        <w:rPr>
+          <w:rStyle w:val="citation-864"/>
+          <w:rFonts w:cstheme="majorHAnsi"/>
+          <w:szCs w:val="24"/>
+        </w:rPr>
+        <w:t xml:space="preserve"> Levente és Szarvas Milán</w:t>
+      </w:r>
+      <w:r>
+        <w:rPr>
+          <w:rFonts w:cstheme="majorHAnsi"/>
+          <w:szCs w:val="24"/>
+        </w:rPr>
+        <w:t>.</w:t>
+      </w:r>
+    </w:p>
+    <w:p>
+      <w:pPr>
         <w:spacing w:line="360" w:lineRule="auto"/>
-      </w:pPr>
-      <w:r>
-        <w:t>Telepítse a Composer-t, ha nincs telepítve.</w:t>
-      </w:r>
-    </w:p>
-    <w:p>
-      <w:pPr>
-        <w:pStyle w:val="Listaszerbekezds"/>
-        <w:numPr>
-          <w:ilvl w:val="0"/>
-          <w:numId w:val="12"/>
-        </w:numPr>
+        <w:rPr>
+          <w:rFonts w:cstheme="majorHAnsi"/>
+          <w:szCs w:val="24"/>
+        </w:rPr>
+      </w:pPr>
+      <w:r>
+        <w:rPr>
+          <w:rFonts w:cstheme="majorHAnsi"/>
+          <w:b/>
+          <w:bCs/>
+          <w:szCs w:val="24"/>
+        </w:rPr>
+        <w:t>Frissítve:</w:t>
+      </w:r>
+      <w:r>
+        <w:rPr>
+          <w:rFonts w:cstheme="majorHAnsi"/>
+          <w:szCs w:val="24"/>
+        </w:rPr>
+        <w:t xml:space="preserve"> 2026. április 21.</w:t>
+      </w:r>
+    </w:p>
+    <w:p>
+      <w:pPr>
         <w:spacing w:line="360" w:lineRule="auto"/>
       </w:pPr>
-      <w:r>
-        <w:t>Futtassa: `composer install`</w:t>
-      </w:r>
-    </w:p>
-    <w:p>
-      <w:pPr>
-        <w:spacing w:line="360" w:lineRule="auto"/>
-      </w:pPr>
-    </w:p>
-    <w:p>
-      <w:pPr>
-        <w:pStyle w:val="Cmsor2"/>
-        <w:spacing w:line="360" w:lineRule="auto"/>
-      </w:pPr>
-      <w:bookmarkStart w:id="12" w:name="_Toc226963899"/>
-      <w:r>
-        <w:t>Admin bejelentkezés</w:t>
-      </w:r>
-      <w:bookmarkEnd w:id="12"/>
-    </w:p>
-    <w:p>
-      <w:pPr>
-        <w:spacing w:line="360" w:lineRule="auto"/>
-      </w:pPr>
-    </w:p>
-    <w:p>
-      <w:pPr>
-        <w:pStyle w:val="Listaszerbekezds"/>
-        <w:numPr>
-          <w:ilvl w:val="0"/>
-          <w:numId w:val="14"/>
-        </w:numPr>
-        <w:spacing w:line="360" w:lineRule="auto"/>
-      </w:pPr>
-      <w:r>
-        <w:t>Felhasználónév és jelszó az `assets/admin_credentials.php` fájlban található.</w:t>
-      </w:r>
-    </w:p>
-    <w:p>
-      <w:pPr>
-        <w:spacing w:line="360" w:lineRule="auto"/>
-      </w:pPr>
-    </w:p>
-    <w:p>
-      <w:pPr>
-        <w:spacing w:line="360" w:lineRule="auto"/>
-        <w:ind w:left="708"/>
-      </w:pPr>
-    </w:p>
-    <w:p>
-      <w:pPr>
-        <w:spacing w:line="360" w:lineRule="auto"/>
-        <w:ind w:left="708"/>
-      </w:pPr>
-    </w:p>
-    <w:p>
-      <w:pPr>
-        <w:spacing w:line="360" w:lineRule="auto"/>
-        <w:ind w:left="708"/>
-      </w:pPr>
-    </w:p>
-    <w:p>
-      <w:pPr>
-        <w:spacing w:line="360" w:lineRule="auto"/>
-        <w:ind w:left="708"/>
-      </w:pPr>
-    </w:p>
-    <w:p>
-      <w:pPr>
-        <w:spacing w:line="360" w:lineRule="auto"/>
-        <w:ind w:left="708"/>
-      </w:pPr>
-    </w:p>
-    <w:p>
-      <w:pPr>
-        <w:spacing w:line="360" w:lineRule="auto"/>
-        <w:ind w:left="708"/>
-      </w:pPr>
-    </w:p>
-    <w:p>
-      <w:pPr>
-        <w:spacing w:line="360" w:lineRule="auto"/>
-        <w:ind w:left="708"/>
-      </w:pPr>
-    </w:p>
-    <w:p>
-      <w:pPr>
-        <w:spacing w:line="360" w:lineRule="auto"/>
-        <w:ind w:left="708"/>
-      </w:pPr>
-    </w:p>
-    <w:p>
-      <w:pPr>
-        <w:spacing w:line="360" w:lineRule="auto"/>
-        <w:ind w:left="708"/>
-      </w:pPr>
-    </w:p>
-    <w:p>
-      <w:pPr>
-        <w:spacing w:line="360" w:lineRule="auto"/>
-        <w:ind w:left="708"/>
-      </w:pPr>
-    </w:p>
-    <w:p>
-      <w:pPr>
-        <w:spacing w:line="360" w:lineRule="auto"/>
-        <w:ind w:left="708"/>
-      </w:pPr>
-    </w:p>
-    <w:p>
-      <w:pPr>
-        <w:spacing w:line="360" w:lineRule="auto"/>
-        <w:ind w:left="708"/>
-      </w:pPr>
-    </w:p>
-    <w:p>
-      <w:pPr>
-        <w:spacing w:line="360" w:lineRule="auto"/>
-        <w:ind w:left="708"/>
-      </w:pPr>
-    </w:p>
-    <w:p>
-      <w:pPr>
-        <w:spacing w:line="360" w:lineRule="auto"/>
-        <w:ind w:left="708"/>
-      </w:pPr>
-    </w:p>
-    <w:p>
-      <w:pPr>
-        <w:spacing w:line="360" w:lineRule="auto"/>
-        <w:ind w:left="708"/>
-      </w:pPr>
-    </w:p>
-    <w:p>
-      <w:pPr>
-        <w:spacing w:line="360" w:lineRule="auto"/>
-        <w:ind w:left="708"/>
-      </w:pPr>
-    </w:p>
-    <w:p>
-      <w:pPr>
-        <w:spacing w:line="360" w:lineRule="auto"/>
-        <w:ind w:left="708"/>
-      </w:pPr>
-    </w:p>
-    <w:p>
-      <w:pPr>
-        <w:pStyle w:val="Cmsor1"/>
-        <w:spacing w:line="360" w:lineRule="auto"/>
-      </w:pPr>
-      <w:bookmarkStart w:id="13" w:name="_Toc226963900"/>
-      <w:r>
-        <w:lastRenderedPageBreak/>
-        <w:t>Használat</w:t>
-      </w:r>
-      <w:bookmarkEnd w:id="13"/>
-    </w:p>
-    <w:p>
-      <w:pPr>
-        <w:spacing w:line="360" w:lineRule="auto"/>
-      </w:pPr>
-    </w:p>
-    <w:p>
-      <w:pPr>
-        <w:pStyle w:val="Cmsor2"/>
-        <w:spacing w:line="360" w:lineRule="auto"/>
-      </w:pPr>
-      <w:bookmarkStart w:id="14" w:name="_Toc226963901"/>
-      <w:r>
-        <w:t>Általános felhasználók</w:t>
-      </w:r>
-      <w:bookmarkEnd w:id="14"/>
-    </w:p>
-    <w:p>
-      <w:pPr>
-        <w:spacing w:line="360" w:lineRule="auto"/>
-      </w:pPr>
-    </w:p>
-    <w:p>
-      <w:pPr>
-        <w:pStyle w:val="Listaszerbekezds"/>
-        <w:numPr>
-          <w:ilvl w:val="0"/>
-          <w:numId w:val="16"/>
-        </w:numPr>
-        <w:spacing w:line="360" w:lineRule="auto"/>
-      </w:pPr>
-      <w:r>
-        <w:t>Kezdőoldal: `index.php` — Itt választhat az eredmények lekérdezése vagy admin bejelentkezés között.</w:t>
-      </w:r>
-    </w:p>
-    <w:p>
-      <w:pPr>
-        <w:spacing w:line="360" w:lineRule="auto"/>
-      </w:pPr>
-    </w:p>
-    <w:p>
-      <w:pPr>
-        <w:pStyle w:val="Listaszerbekezds"/>
-        <w:numPr>
-          <w:ilvl w:val="0"/>
-          <w:numId w:val="16"/>
-        </w:numPr>
-        <w:spacing w:line="360" w:lineRule="auto"/>
-      </w:pPr>
-      <w:r>
-        <w:t>Eredmények lekérdezése:</w:t>
-      </w:r>
-      <w:r>
-        <w:t xml:space="preserve"> „</w:t>
-      </w:r>
-      <w:r>
-        <w:t>eredmeny.php</w:t>
-      </w:r>
-      <w:r>
-        <w:t>”</w:t>
-      </w:r>
-    </w:p>
-    <w:p>
-      <w:pPr>
-        <w:pStyle w:val="Listaszerbekezds"/>
-        <w:numPr>
-          <w:ilvl w:val="0"/>
-          <w:numId w:val="19"/>
-        </w:numPr>
-        <w:spacing w:line="360" w:lineRule="auto"/>
-      </w:pPr>
-      <w:r>
-        <w:t>Adja meg a tanuló oktatási azonosítóját.</w:t>
-      </w:r>
-    </w:p>
-    <w:p>
-      <w:pPr>
-        <w:pStyle w:val="Listaszerbekezds"/>
-        <w:numPr>
-          <w:ilvl w:val="0"/>
-          <w:numId w:val="19"/>
-        </w:numPr>
-        <w:spacing w:line="360" w:lineRule="auto"/>
-      </w:pPr>
-      <w:r>
-        <w:t>Válassza ki a tantárgyat (Magyar, Matematika).</w:t>
-      </w:r>
-    </w:p>
-    <w:p>
-      <w:pPr>
-        <w:pStyle w:val="Listaszerbekezds"/>
-        <w:numPr>
-          <w:ilvl w:val="0"/>
-          <w:numId w:val="19"/>
-        </w:numPr>
-        <w:spacing w:line="360" w:lineRule="auto"/>
-      </w:pPr>
-      <w:r>
-        <w:t>Kattintson a "Lekérdezés" gombra az eredmények megtekintéséhez.</w:t>
-      </w:r>
-    </w:p>
-    <w:p>
-      <w:pPr>
-        <w:spacing w:line="360" w:lineRule="auto"/>
-      </w:pPr>
-    </w:p>
-    <w:p>
-      <w:pPr>
-        <w:pStyle w:val="Listaszerbekezds"/>
-        <w:numPr>
-          <w:ilvl w:val="0"/>
-          <w:numId w:val="16"/>
-        </w:numPr>
-        <w:spacing w:line="360" w:lineRule="auto"/>
-      </w:pPr>
-      <w:r>
-        <w:t>Dolgozatok megtekintése: `student_view.php`</w:t>
-      </w:r>
-    </w:p>
-    <w:p>
-      <w:pPr>
-        <w:pStyle w:val="Listaszerbekezds"/>
-        <w:numPr>
-          <w:ilvl w:val="0"/>
-          <w:numId w:val="18"/>
-        </w:numPr>
-        <w:spacing w:line="360" w:lineRule="auto"/>
-      </w:pPr>
-      <w:r>
-        <w:t>Adja meg az oktatási azonosítót.</w:t>
-      </w:r>
-    </w:p>
-    <w:p>
-      <w:pPr>
-        <w:pStyle w:val="Listaszerbekezds"/>
-        <w:numPr>
-          <w:ilvl w:val="0"/>
-          <w:numId w:val="18"/>
-        </w:numPr>
-        <w:spacing w:line="360" w:lineRule="auto"/>
-      </w:pPr>
-      <w:r>
-        <w:t>Megtekintheti és letöltheti a feltöltött dolgozatokat.</w:t>
-      </w:r>
-    </w:p>
-    <w:p>
-      <w:pPr>
-        <w:spacing w:line="360" w:lineRule="auto"/>
-      </w:pPr>
-    </w:p>
-    <w:p>
-      <w:pPr>
-        <w:pStyle w:val="Cmsor2"/>
-        <w:spacing w:line="360" w:lineRule="auto"/>
-      </w:pPr>
-      <w:bookmarkStart w:id="15" w:name="_Toc226963902"/>
-      <w:r>
-        <w:t>Adminisztrá</w:t>
-      </w:r>
-      <w:r>
-        <w:t>tor</w:t>
-      </w:r>
-      <w:r>
-        <w:t>ok</w:t>
-      </w:r>
-      <w:bookmarkEnd w:id="15"/>
-    </w:p>
-    <w:p>
-      <w:pPr>
-        <w:spacing w:line="360" w:lineRule="auto"/>
-      </w:pPr>
-    </w:p>
-    <w:p>
-      <w:pPr>
-        <w:pStyle w:val="Listaszerbekezds"/>
-        <w:numPr>
-          <w:ilvl w:val="0"/>
-          <w:numId w:val="21"/>
-        </w:numPr>
-        <w:spacing w:line="360" w:lineRule="auto"/>
-      </w:pPr>
-      <w:r>
-        <w:t>Bejelentkezés: `admin_login.php`</w:t>
-      </w:r>
-    </w:p>
-    <w:p>
-      <w:pPr>
-        <w:pStyle w:val="Listaszerbekezds"/>
-        <w:numPr>
-          <w:ilvl w:val="0"/>
-          <w:numId w:val="26"/>
-        </w:numPr>
-        <w:spacing w:line="360" w:lineRule="auto"/>
-      </w:pPr>
-      <w:r>
-        <w:t>Használja az admin hitelesítő adatokat.</w:t>
-      </w:r>
-    </w:p>
-    <w:p>
-      <w:pPr>
-        <w:spacing w:line="360" w:lineRule="auto"/>
-      </w:pPr>
-    </w:p>
-    <w:p>
-      <w:pPr>
-        <w:pStyle w:val="Listaszerbekezds"/>
-        <w:numPr>
-          <w:ilvl w:val="0"/>
-          <w:numId w:val="21"/>
-        </w:numPr>
-        <w:spacing w:line="360" w:lineRule="auto"/>
-      </w:pPr>
-      <w:r>
-        <w:t>Admin panel: `admin_dashboard.php`</w:t>
-      </w:r>
-    </w:p>
-    <w:p>
-      <w:pPr>
-        <w:pStyle w:val="Listaszerbekezds"/>
-        <w:numPr>
-          <w:ilvl w:val="0"/>
-          <w:numId w:val="26"/>
-        </w:numPr>
-        <w:spacing w:line="360" w:lineRule="auto"/>
-      </w:pPr>
-      <w:r>
-        <w:t>Diákok listázása és szűrése: Nézze meg a tanulók listáját, szűrje név, település vagy iskola szerint.</w:t>
-      </w:r>
-    </w:p>
-    <w:p>
-      <w:pPr>
-        <w:pStyle w:val="Listaszerbekezds"/>
-        <w:numPr>
-          <w:ilvl w:val="0"/>
-          <w:numId w:val="26"/>
-        </w:numPr>
-        <w:spacing w:line="360" w:lineRule="auto"/>
-      </w:pPr>
-      <w:r>
-        <w:t>Diák módosítása: Kattintson a "Módosítás" gombra egy tanuló mellett.</w:t>
-      </w:r>
-    </w:p>
-    <w:p>
-      <w:pPr>
-        <w:pStyle w:val="Listaszerbekezds"/>
-        <w:numPr>
-          <w:ilvl w:val="0"/>
-          <w:numId w:val="27"/>
-        </w:numPr>
-        <w:spacing w:line="360" w:lineRule="auto"/>
-      </w:pPr>
-      <w:r>
-        <w:t>Szerkessze a személyes adatokat.</w:t>
-      </w:r>
-    </w:p>
-    <w:p>
-      <w:pPr>
-        <w:pStyle w:val="Listaszerbekezds"/>
-        <w:numPr>
-          <w:ilvl w:val="0"/>
-          <w:numId w:val="27"/>
-        </w:numPr>
-        <w:spacing w:line="360" w:lineRule="auto"/>
-      </w:pPr>
-      <w:r>
-        <w:lastRenderedPageBreak/>
-        <w:t>Módosítsa a pontszámokat.</w:t>
-      </w:r>
-    </w:p>
-    <w:p>
-      <w:pPr>
-        <w:pStyle w:val="Listaszerbekezds"/>
-        <w:numPr>
-          <w:ilvl w:val="0"/>
-          <w:numId w:val="27"/>
-        </w:numPr>
-        <w:spacing w:line="360" w:lineRule="auto"/>
-      </w:pPr>
-      <w:r>
-        <w:t>Töltse fel PDF dolgozatokat.</w:t>
-      </w:r>
-    </w:p>
-    <w:p>
-      <w:pPr>
-        <w:pStyle w:val="Listaszerbekezds"/>
-        <w:numPr>
-          <w:ilvl w:val="0"/>
-          <w:numId w:val="27"/>
-        </w:numPr>
-        <w:spacing w:line="360" w:lineRule="auto"/>
-      </w:pPr>
-      <w:r>
-        <w:t>Jelszó módosítása: `admin_change_password.php` — Változtassa meg az admin jelszót.</w:t>
-      </w:r>
-    </w:p>
-    <w:p>
-      <w:pPr>
-        <w:spacing w:line="360" w:lineRule="auto"/>
-      </w:pPr>
-    </w:p>
-    <w:p>
-      <w:pPr>
-        <w:pStyle w:val="Listaszerbekezds"/>
-        <w:numPr>
-          <w:ilvl w:val="0"/>
-          <w:numId w:val="21"/>
-        </w:numPr>
-        <w:spacing w:line="360" w:lineRule="auto"/>
-      </w:pPr>
-      <w:r>
-        <w:t>Adatimportálás: `import.php`</w:t>
-      </w:r>
-    </w:p>
-    <w:p>
-      <w:pPr>
-        <w:pStyle w:val="Listaszerbekezds"/>
-        <w:numPr>
-          <w:ilvl w:val="0"/>
-          <w:numId w:val="27"/>
-        </w:numPr>
-        <w:spacing w:line="360" w:lineRule="auto"/>
-      </w:pPr>
-      <w:r>
-        <w:t>Válassza ki az Excel fájlokat (.xlsx vagy .xls).</w:t>
-      </w:r>
-    </w:p>
-    <w:p>
-      <w:pPr>
-        <w:pStyle w:val="Listaszerbekezds"/>
-        <w:numPr>
-          <w:ilvl w:val="0"/>
-          <w:numId w:val="27"/>
-        </w:numPr>
-        <w:spacing w:line="360" w:lineRule="auto"/>
-      </w:pPr>
-      <w:r>
-        <w:t>Húzza be (drag &amp; drop módszerrel), vagy használja a fájlválasztót.</w:t>
-      </w:r>
-    </w:p>
-    <w:p>
-      <w:pPr>
-        <w:pStyle w:val="Listaszerbekezds"/>
-        <w:numPr>
-          <w:ilvl w:val="0"/>
-          <w:numId w:val="27"/>
-        </w:numPr>
-        <w:spacing w:line="360" w:lineRule="auto"/>
-      </w:pPr>
-      <w:r>
-        <w:t>Kattintson az "Importálás" gombra.</w:t>
-      </w:r>
-    </w:p>
-    <w:p>
-      <w:pPr>
-        <w:pStyle w:val="Listaszerbekezds"/>
-        <w:numPr>
-          <w:ilvl w:val="0"/>
-          <w:numId w:val="27"/>
-        </w:numPr>
-        <w:spacing w:line="360" w:lineRule="auto"/>
-      </w:pPr>
-      <w:r>
-        <w:t>Ellenőrizze az eredményeket az `eredmeny.php` oldalon.</w:t>
-      </w:r>
-    </w:p>
-    <w:p>
-      <w:pPr>
-        <w:spacing w:line="360" w:lineRule="auto"/>
-      </w:pPr>
-    </w:p>
-    <w:p>
-      <w:pPr>
-        <w:pStyle w:val="Cmsor2"/>
-        <w:spacing w:line="360" w:lineRule="auto"/>
-      </w:pPr>
-      <w:bookmarkStart w:id="16" w:name="_Toc226963903"/>
-      <w:r>
-        <w:t>Téma váltás</w:t>
-      </w:r>
-      <w:bookmarkEnd w:id="16"/>
-    </w:p>
-    <w:p>
-      <w:pPr>
-        <w:spacing w:line="360" w:lineRule="auto"/>
-      </w:pPr>
-    </w:p>
-    <w:p>
-      <w:pPr>
-        <w:spacing w:line="360" w:lineRule="auto"/>
-      </w:pPr>
-      <w:r>
-        <w:t xml:space="preserve">A navigációs sávban található téma váltó gomb segítségével válthat világos és sötét mód között. </w:t>
-      </w:r>
-      <w:r>
-        <w:t>A rendszer automatikusan elmenti a választást.</w:t>
-      </w:r>
-    </w:p>
-    <w:p>
-      <w:pPr>
-        <w:pStyle w:val="Cmsor2"/>
-        <w:spacing w:line="360" w:lineRule="auto"/>
-      </w:pPr>
-      <w:bookmarkStart w:id="17" w:name="_Toc226963904"/>
-      <w:r>
-        <w:t>Hibaelhárítás</w:t>
-      </w:r>
-      <w:bookmarkEnd w:id="17"/>
-    </w:p>
-    <w:p>
-      <w:pPr>
-        <w:spacing w:line="360" w:lineRule="auto"/>
-      </w:pPr>
-    </w:p>
-    <w:p>
-      <w:pPr>
-        <w:pStyle w:val="Listaszerbekezds"/>
-        <w:numPr>
-          <w:ilvl w:val="0"/>
-          <w:numId w:val="29"/>
-        </w:numPr>
-        <w:spacing w:line="360" w:lineRule="auto"/>
-      </w:pPr>
-      <w:r>
-        <w:t>404 hiba: Ellenőrizze, hogy a projekt a helyes mappában van-e.</w:t>
-      </w:r>
-    </w:p>
-    <w:p>
-      <w:pPr>
-        <w:pStyle w:val="Listaszerbekezds"/>
-        <w:numPr>
-          <w:ilvl w:val="0"/>
-          <w:numId w:val="29"/>
-        </w:numPr>
-        <w:spacing w:line="360" w:lineRule="auto"/>
-      </w:pPr>
-      <w:r>
-        <w:t>Adatbázis hiba: Nézze meg a `config.php` beállításait és futtassa a `setup.php`-t.</w:t>
-      </w:r>
-    </w:p>
-    <w:p>
-      <w:pPr>
-        <w:pStyle w:val="Listaszerbekezds"/>
-        <w:numPr>
-          <w:ilvl w:val="0"/>
-          <w:numId w:val="29"/>
-        </w:numPr>
-        <w:spacing w:line="360" w:lineRule="auto"/>
-      </w:pPr>
-      <w:r>
-        <w:t>Import hiba: Győződjön meg róla, hogy az Excel fájl helyes formátumú és tartalmazza a szükséges oszlopokat.</w:t>
-      </w:r>
-    </w:p>
-    <w:p>
-      <w:pPr>
-        <w:spacing w:line="360" w:lineRule="auto"/>
-      </w:pPr>
-    </w:p>
-    <w:p>
-      <w:pPr>
-        <w:pStyle w:val="Cmsor2"/>
-        <w:spacing w:line="360" w:lineRule="auto"/>
-      </w:pPr>
-      <w:bookmarkStart w:id="18" w:name="_Toc226963905"/>
-      <w:r>
-        <w:t>Támogatás</w:t>
-      </w:r>
-      <w:bookmarkEnd w:id="18"/>
-    </w:p>
-    <w:p>
-      <w:pPr>
-        <w:spacing w:line="360" w:lineRule="auto"/>
-      </w:pPr>
-    </w:p>
-    <w:p>
-      <w:pPr>
-        <w:spacing w:line="360" w:lineRule="auto"/>
-      </w:pPr>
-      <w:r>
-        <w:t>Ha problémába ütközik, ellenőrizze a naplófájlokat (`import_debug.log`) vagy forduljon a fejlesztőhöz.</w:t>
-      </w:r>
-    </w:p>
-    <w:p>
-      <w:pPr>
-        <w:spacing w:line="360" w:lineRule="auto"/>
-      </w:pPr>
-    </w:p>
-    <w:p>
-      <w:pPr>
-        <w:spacing w:line="360" w:lineRule="auto"/>
-      </w:pPr>
-      <w:r>
-        <w:lastRenderedPageBreak/>
-        <w:t>---</w:t>
-      </w:r>
-    </w:p>
-    <w:p>
-      <w:pPr>
-        <w:spacing w:line="360" w:lineRule="auto"/>
-      </w:pPr>
-    </w:p>
-    <w:p>
-      <w:pPr>
-        <w:spacing w:line="360" w:lineRule="auto"/>
-      </w:pPr>
-      <w:r>
-        <w:t>**Utolsó frissítés:** 2026-02-12</w:t>
-      </w:r>
     </w:p>
     <w:sectPr>
       <w:footerReference w:type="default" r:id="rId8"/>
       <w:pgSz w:w="11906" w:h="16838"/>
       <w:pgMar w:top="1417" w:right="1417" w:bottom="1417" w:left="1417" w:header="708" w:footer="708" w:gutter="0"/>
       <w:cols w:space="708"/>
+      <w:titlePg/>
       <w:docGrid w:linePitch="360"/>
     </w:sectPr>
   </w:body>
@@ -2656,13 +3090,12 @@
 <w:ftr xmlns:wpc="http://schemas.microsoft.com/office/word/2010/wordprocessingCanvas" xmlns:cx="http://schemas.microsoft.com/office/drawing/2014/chartex" xmlns:cx1="http://schemas.microsoft.com/office/drawing/2015/9/8/chartex" xmlns:cx2="http://schemas.microsoft.com/office/drawing/2015/10/21/chartex" xmlns:cx3="http://schemas.microsoft.com/office/drawing/2016/5/9/chartex" xmlns:cx4="http://schemas.microsoft.com/office/drawing/2016/5/10/chartex" xmlns:cx5="http://schemas.microsoft.com/office/drawing/2016/5/11/chartex" xmlns:cx6="http://schemas.microsoft.com/office/drawing/2016/5/12/chartex" xmlns:cx7="http://schemas.microsoft.com/office/drawing/2016/5/13/chartex" xmlns:cx8="http://schemas.microsoft.com/office/drawing/2016/5/14/chartex" xmlns:mc="http://schemas.openxmlformats.org/markup-compatibility/2006" xmlns:aink="http://schemas.microsoft.com/office/drawing/2016/ink" xmlns:am3d="http://schemas.microsoft.com/office/drawing/2017/model3d" xmlns:o="urn:schemas-microsoft-com:office:office" xmlns:r="http://schemas.openxmlformats.org/officeDocument/2006/relationships" xmlns:m="http://schemas.openxmlformats.org/officeDocument/2006/math" xmlns:v="urn:schemas-microsoft-com:vml" xmlns:wp14="http://schemas.microsoft.com/office/word/2010/wordprocessingDrawing" xmlns:wp="http://schemas.openxmlformats.org/drawingml/2006/wordprocessingDrawing" xmlns:w10="urn:schemas-microsoft-com:office:word" xmlns:w="http://schemas.openxmlformats.org/wordprocessingml/2006/main" xmlns:w14="http://schemas.microsoft.com/office/word/2010/wordml" xmlns:w15="http://schemas.microsoft.com/office/word/2012/wordml" xmlns:w16cid="http://schemas.microsoft.com/office/word/2016/wordml/cid" xmlns:w16se="http://schemas.microsoft.com/office/word/2015/wordml/symex" xmlns:wpg="http://schemas.microsoft.com/office/word/2010/wordprocessingGroup" xmlns:wpi="http://schemas.microsoft.com/office/word/2010/wordprocessingInk" xmlns:wne="http://schemas.microsoft.com/office/word/2006/wordml" xmlns:wps="http://schemas.microsoft.com/office/word/2010/wordprocessingShape" mc:Ignorable="w14 w15 w16se w16cid wp14">
   <w:sdt>
     <w:sdtPr>
-      <w:id w:val="1722555996"/>
+      <w:id w:val="-83998337"/>
       <w:docPartObj>
         <w:docPartGallery w:val="Page Numbers (Bottom of Page)"/>
         <w:docPartUnique/>
       </w:docPartObj>
     </w:sdtPr>
-    <w:sdtEndPr/>
     <w:sdtContent>
       <w:p>
         <w:pPr>
@@ -2681,12 +3114,12 @@
                     <wp:align>left</wp:align>
                   </wp:positionH>
                   <wp:positionV relativeFrom="page">
-                    <wp:align>bottom</wp:align>
+                    <wp:posOffset>9274629</wp:posOffset>
                   </wp:positionV>
-                  <wp:extent cx="2125980" cy="2054860"/>
-                  <wp:effectExtent l="0" t="0" r="7620" b="2540"/>
+                  <wp:extent cx="1211283" cy="1413592"/>
+                  <wp:effectExtent l="0" t="0" r="8255" b="0"/>
                   <wp:wrapNone/>
-                  <wp:docPr id="2" name="Háromszög 2"/>
+                  <wp:docPr id="3" name="Háromszög 3"/>
                   <wp:cNvGraphicFramePr>
                     <a:graphicFrameLocks xmlns:a="http://schemas.openxmlformats.org/drawingml/2006/main"/>
                   </wp:cNvGraphicFramePr>
@@ -2699,7 +3132,7 @@
                         <wps:spPr bwMode="auto">
                           <a:xfrm flipH="1">
                             <a:off x="0" y="0"/>
-                            <a:ext cx="2125980" cy="2054860"/>
+                            <a:ext cx="1211283" cy="1413592"/>
                           </a:xfrm>
                           <a:prstGeom prst="triangle">
                             <a:avLst>
@@ -2719,28 +3152,22 @@
                               <w:pPr>
                                 <w:jc w:val="center"/>
                                 <w:rPr>
-                                  <w:color w:val="000000" w:themeColor="text1"/>
                                   <w:szCs w:val="72"/>
                                 </w:rPr>
                               </w:pPr>
                               <w:r>
                                 <w:rPr>
                                   <w:rFonts w:asciiTheme="minorHAnsi" w:eastAsiaTheme="minorEastAsia" w:hAnsiTheme="minorHAnsi" w:cs="Times New Roman"/>
-                                  <w:color w:val="000000" w:themeColor="text1"/>
                                   <w:sz w:val="22"/>
                                 </w:rPr>
                                 <w:fldChar w:fldCharType="begin"/>
                               </w:r>
                               <w:r>
-                                <w:rPr>
-                                  <w:color w:val="000000" w:themeColor="text1"/>
-                                </w:rPr>
                                 <w:instrText>PAGE    \* MERGEFORMAT</w:instrText>
                               </w:r>
                               <w:r>
                                 <w:rPr>
                                   <w:rFonts w:asciiTheme="minorHAnsi" w:eastAsiaTheme="minorEastAsia" w:hAnsiTheme="minorHAnsi" w:cs="Times New Roman"/>
-                                  <w:color w:val="000000" w:themeColor="text1"/>
                                   <w:sz w:val="22"/>
                                 </w:rPr>
                                 <w:fldChar w:fldCharType="separate"/>
@@ -2748,7 +3175,6 @@
                               <w:r>
                                 <w:rPr>
                                   <w:rFonts w:eastAsiaTheme="majorEastAsia" w:cstheme="majorBidi"/>
-                                  <w:color w:val="000000" w:themeColor="text1"/>
                                   <w:sz w:val="72"/>
                                   <w:szCs w:val="72"/>
                                 </w:rPr>
@@ -2757,7 +3183,6 @@
                               <w:r>
                                 <w:rPr>
                                   <w:rFonts w:eastAsiaTheme="majorEastAsia" w:cstheme="majorBidi"/>
-                                  <w:color w:val="000000" w:themeColor="text1"/>
                                   <w:sz w:val="72"/>
                                   <w:szCs w:val="72"/>
                                 </w:rPr>
@@ -2795,35 +3220,29 @@
                     <v:h position="#0,topLeft" xrange="0,21600"/>
                   </v:handles>
                 </v:shapetype>
-                <v:shape id="Háromszög 2" o:spid="_x0000_s1026" type="#_x0000_t5" style="position:absolute;margin-left:0;margin-top:0;width:167.4pt;height:161.8pt;flip:x;z-index:251659264;visibility:visible;mso-wrap-style:square;mso-width-percent:0;mso-height-percent:0;mso-wrap-distance-left:9pt;mso-wrap-distance-top:0;mso-wrap-distance-right:9pt;mso-wrap-distance-bottom:0;mso-position-horizontal:left;mso-position-horizontal-relative:page;mso-position-vertical:bottom;mso-position-vertical-relative:page;mso-width-percent:0;mso-height-percent:0;mso-width-relative:page;mso-height-relative:page;v-text-anchor:top" o:gfxdata="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" adj="21600" fillcolor="#e7e6e6 [3214]" stroked="f">
+                <v:shape id="Háromszög 3" o:spid="_x0000_s1026" type="#_x0000_t5" style="position:absolute;margin-left:0;margin-top:730.3pt;width:95.4pt;height:111.3pt;flip:x;z-index:251659264;visibility:visible;mso-wrap-style:square;mso-width-percent:0;mso-height-percent:0;mso-wrap-distance-left:9pt;mso-wrap-distance-top:0;mso-wrap-distance-right:9pt;mso-wrap-distance-bottom:0;mso-position-horizontal:left;mso-position-horizontal-relative:page;mso-position-vertical:absolute;mso-position-vertical-relative:page;mso-width-percent:0;mso-height-percent:0;mso-width-relative:page;mso-height-relative:page;v-text-anchor:top" o:gfxdata="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" adj="21600" fillcolor="#e7e6e6 [3214]" stroked="f">
                   <v:textbox>
                     <w:txbxContent>
                       <w:p>
                         <w:pPr>
                           <w:jc w:val="center"/>
                           <w:rPr>
-                            <w:color w:val="000000" w:themeColor="text1"/>
                             <w:szCs w:val="72"/>
                           </w:rPr>
                         </w:pPr>
                         <w:r>
                           <w:rPr>
                             <w:rFonts w:asciiTheme="minorHAnsi" w:eastAsiaTheme="minorEastAsia" w:hAnsiTheme="minorHAnsi" w:cs="Times New Roman"/>
-                            <w:color w:val="000000" w:themeColor="text1"/>
                             <w:sz w:val="22"/>
                           </w:rPr>
                           <w:fldChar w:fldCharType="begin"/>
                         </w:r>
                         <w:r>
-                          <w:rPr>
-                            <w:color w:val="000000" w:themeColor="text1"/>
-                          </w:rPr>
                           <w:instrText>PAGE    \* MERGEFORMAT</w:instrText>
                         </w:r>
                         <w:r>
                           <w:rPr>
                             <w:rFonts w:asciiTheme="minorHAnsi" w:eastAsiaTheme="minorEastAsia" w:hAnsiTheme="minorHAnsi" w:cs="Times New Roman"/>
-                            <w:color w:val="000000" w:themeColor="text1"/>
                             <w:sz w:val="22"/>
                           </w:rPr>
                           <w:fldChar w:fldCharType="separate"/>
@@ -2831,7 +3250,6 @@
                         <w:r>
                           <w:rPr>
                             <w:rFonts w:eastAsiaTheme="majorEastAsia" w:cstheme="majorBidi"/>
-                            <w:color w:val="000000" w:themeColor="text1"/>
                             <w:sz w:val="72"/>
                             <w:szCs w:val="72"/>
                           </w:rPr>
@@ -2840,7 +3258,6 @@
                         <w:r>
                           <w:rPr>
                             <w:rFonts w:eastAsiaTheme="majorEastAsia" w:cstheme="majorBidi"/>
-                            <w:color w:val="000000" w:themeColor="text1"/>
                             <w:sz w:val="72"/>
                             <w:szCs w:val="72"/>
                           </w:rPr>
@@ -2889,6 +3306,232 @@
 <file path=word/numbering.xml><?xml version="1.0" encoding="utf-8"?>
 <w:numbering xmlns:wpc="http://schemas.microsoft.com/office/word/2010/wordprocessingCanvas" xmlns:cx="http://schemas.microsoft.com/office/drawing/2014/chartex" xmlns:cx1="http://schemas.microsoft.com/office/drawing/2015/9/8/chartex" xmlns:cx2="http://schemas.microsoft.com/office/drawing/2015/10/21/chartex" xmlns:cx3="http://schemas.microsoft.com/office/drawing/2016/5/9/chartex" xmlns:cx4="http://schemas.microsoft.com/office/drawing/2016/5/10/chartex" xmlns:cx5="http://schemas.microsoft.com/office/drawing/2016/5/11/chartex" xmlns:cx6="http://schemas.microsoft.com/office/drawing/2016/5/12/chartex" xmlns:cx7="http://schemas.microsoft.com/office/drawing/2016/5/13/chartex" xmlns:cx8="http://schemas.microsoft.com/office/drawing/2016/5/14/chartex" xmlns:mc="http://schemas.openxmlformats.org/markup-compatibility/2006" xmlns:aink="http://schemas.microsoft.com/office/drawing/2016/ink" xmlns:am3d="http://schemas.microsoft.com/office/drawing/2017/model3d" xmlns:o="urn:schemas-microsoft-com:office:office" xmlns:r="http://schemas.openxmlformats.org/officeDocument/2006/relationships" xmlns:m="http://schemas.openxmlformats.org/officeDocument/2006/math" xmlns:v="urn:schemas-microsoft-com:vml" xmlns:wp14="http://schemas.microsoft.com/office/word/2010/wordprocessingDrawing" xmlns:wp="http://schemas.openxmlformats.org/drawingml/2006/wordprocessingDrawing" xmlns:w10="urn:schemas-microsoft-com:office:word" xmlns:w="http://schemas.openxmlformats.org/wordprocessingml/2006/main" xmlns:w14="http://schemas.microsoft.com/office/word/2010/wordml" xmlns:w15="http://schemas.microsoft.com/office/word/2012/wordml" xmlns:w16cid="http://schemas.microsoft.com/office/word/2016/wordml/cid" xmlns:w16se="http://schemas.microsoft.com/office/word/2015/wordml/symex" xmlns:wpg="http://schemas.microsoft.com/office/word/2010/wordprocessingGroup" xmlns:wpi="http://schemas.microsoft.com/office/word/2010/wordprocessingInk" xmlns:wne="http://schemas.microsoft.com/office/word/2006/wordml" xmlns:wps="http://schemas.microsoft.com/office/word/2010/wordprocessingShape" mc:Ignorable="w14 w15 w16se w16cid wp14">
   <w:abstractNum w:abstractNumId="0" w15:restartNumberingAfterBreak="0">
+    <w:nsid w:val="0C764340"/>
+    <w:multiLevelType w:val="multilevel"/>
+    <w:tmpl w:val="4718C4A2"/>
+    <w:lvl w:ilvl="0">
+      <w:start w:val="1"/>
+      <w:numFmt w:val="decimal"/>
+      <w:lvlText w:val="%1."/>
+      <w:lvlJc w:val="left"/>
+      <w:pPr>
+        <w:tabs>
+          <w:tab w:val="num" w:pos="720"/>
+        </w:tabs>
+        <w:ind w:left="720" w:hanging="360"/>
+      </w:pPr>
+    </w:lvl>
+    <w:lvl w:ilvl="1" w:tentative="1">
+      <w:start w:val="1"/>
+      <w:numFmt w:val="decimal"/>
+      <w:lvlText w:val="%2."/>
+      <w:lvlJc w:val="left"/>
+      <w:pPr>
+        <w:tabs>
+          <w:tab w:val="num" w:pos="1440"/>
+        </w:tabs>
+        <w:ind w:left="1440" w:hanging="360"/>
+      </w:pPr>
+    </w:lvl>
+    <w:lvl w:ilvl="2" w:tentative="1">
+      <w:start w:val="1"/>
+      <w:numFmt w:val="decimal"/>
+      <w:lvlText w:val="%3."/>
+      <w:lvlJc w:val="left"/>
+      <w:pPr>
+        <w:tabs>
+          <w:tab w:val="num" w:pos="2160"/>
+        </w:tabs>
+        <w:ind w:left="2160" w:hanging="360"/>
+      </w:pPr>
+    </w:lvl>
+    <w:lvl w:ilvl="3" w:tentative="1">
+      <w:start w:val="1"/>
+      <w:numFmt w:val="decimal"/>
+      <w:lvlText w:val="%4."/>
+      <w:lvlJc w:val="left"/>
+      <w:pPr>
+        <w:tabs>
+          <w:tab w:val="num" w:pos="2880"/>
+        </w:tabs>
+        <w:ind w:left="2880" w:hanging="360"/>
+      </w:pPr>
+    </w:lvl>
+    <w:lvl w:ilvl="4" w:tentative="1">
+      <w:start w:val="1"/>
+      <w:numFmt w:val="decimal"/>
+      <w:lvlText w:val="%5."/>
+      <w:lvlJc w:val="left"/>
+      <w:pPr>
+        <w:tabs>
+          <w:tab w:val="num" w:pos="3600"/>
+        </w:tabs>
+        <w:ind w:left="3600" w:hanging="360"/>
+      </w:pPr>
+    </w:lvl>
+    <w:lvl w:ilvl="5" w:tentative="1">
+      <w:start w:val="1"/>
+      <w:numFmt w:val="decimal"/>
+      <w:lvlText w:val="%6."/>
+      <w:lvlJc w:val="left"/>
+      <w:pPr>
+        <w:tabs>
+          <w:tab w:val="num" w:pos="4320"/>
+        </w:tabs>
+        <w:ind w:left="4320" w:hanging="360"/>
+      </w:pPr>
+    </w:lvl>
+    <w:lvl w:ilvl="6" w:tentative="1">
+      <w:start w:val="1"/>
+      <w:numFmt w:val="decimal"/>
+      <w:lvlText w:val="%7."/>
+      <w:lvlJc w:val="left"/>
+      <w:pPr>
+        <w:tabs>
+          <w:tab w:val="num" w:pos="5040"/>
+        </w:tabs>
+        <w:ind w:left="5040" w:hanging="360"/>
+      </w:pPr>
+    </w:lvl>
+    <w:lvl w:ilvl="7" w:tentative="1">
+      <w:start w:val="1"/>
+      <w:numFmt w:val="decimal"/>
+      <w:lvlText w:val="%8."/>
+      <w:lvlJc w:val="left"/>
+      <w:pPr>
+        <w:tabs>
+          <w:tab w:val="num" w:pos="5760"/>
+        </w:tabs>
+        <w:ind w:left="5760" w:hanging="360"/>
+      </w:pPr>
+    </w:lvl>
+    <w:lvl w:ilvl="8" w:tentative="1">
+      <w:start w:val="1"/>
+      <w:numFmt w:val="decimal"/>
+      <w:lvlText w:val="%9."/>
+      <w:lvlJc w:val="left"/>
+      <w:pPr>
+        <w:tabs>
+          <w:tab w:val="num" w:pos="6480"/>
+        </w:tabs>
+        <w:ind w:left="6480" w:hanging="360"/>
+      </w:pPr>
+    </w:lvl>
+  </w:abstractNum>
+  <w:abstractNum w:abstractNumId="1" w15:restartNumberingAfterBreak="0">
+    <w:nsid w:val="0F9A4A66"/>
+    <w:multiLevelType w:val="multilevel"/>
+    <w:tmpl w:val="DCB2183C"/>
+    <w:lvl w:ilvl="0">
+      <w:start w:val="1"/>
+      <w:numFmt w:val="decimal"/>
+      <w:lvlText w:val="%1."/>
+      <w:lvlJc w:val="left"/>
+      <w:pPr>
+        <w:tabs>
+          <w:tab w:val="num" w:pos="720"/>
+        </w:tabs>
+        <w:ind w:left="720" w:hanging="360"/>
+      </w:pPr>
+    </w:lvl>
+    <w:lvl w:ilvl="1" w:tentative="1">
+      <w:start w:val="1"/>
+      <w:numFmt w:val="decimal"/>
+      <w:lvlText w:val="%2."/>
+      <w:lvlJc w:val="left"/>
+      <w:pPr>
+        <w:tabs>
+          <w:tab w:val="num" w:pos="1440"/>
+        </w:tabs>
+        <w:ind w:left="1440" w:hanging="360"/>
+      </w:pPr>
+    </w:lvl>
+    <w:lvl w:ilvl="2" w:tentative="1">
+      <w:start w:val="1"/>
+      <w:numFmt w:val="decimal"/>
+      <w:lvlText w:val="%3."/>
+      <w:lvlJc w:val="left"/>
+      <w:pPr>
+        <w:tabs>
+          <w:tab w:val="num" w:pos="2160"/>
+        </w:tabs>
+        <w:ind w:left="2160" w:hanging="360"/>
+      </w:pPr>
+    </w:lvl>
+    <w:lvl w:ilvl="3" w:tentative="1">
+      <w:start w:val="1"/>
+      <w:numFmt w:val="decimal"/>
+      <w:lvlText w:val="%4."/>
+      <w:lvlJc w:val="left"/>
+      <w:pPr>
+        <w:tabs>
+          <w:tab w:val="num" w:pos="2880"/>
+        </w:tabs>
+        <w:ind w:left="2880" w:hanging="360"/>
+      </w:pPr>
+    </w:lvl>
+    <w:lvl w:ilvl="4" w:tentative="1">
+      <w:start w:val="1"/>
+      <w:numFmt w:val="decimal"/>
+      <w:lvlText w:val="%5."/>
+      <w:lvlJc w:val="left"/>
+      <w:pPr>
+        <w:tabs>
+          <w:tab w:val="num" w:pos="3600"/>
+        </w:tabs>
+        <w:ind w:left="3600" w:hanging="360"/>
+      </w:pPr>
+    </w:lvl>
+    <w:lvl w:ilvl="5" w:tentative="1">
+      <w:start w:val="1"/>
+      <w:numFmt w:val="decimal"/>
+      <w:lvlText w:val="%6."/>
+      <w:lvlJc w:val="left"/>
+      <w:pPr>
+        <w:tabs>
+          <w:tab w:val="num" w:pos="4320"/>
+        </w:tabs>
+        <w:ind w:left="4320" w:hanging="360"/>
+      </w:pPr>
+    </w:lvl>
+    <w:lvl w:ilvl="6" w:tentative="1">
+      <w:start w:val="1"/>
+      <w:numFmt w:val="decimal"/>
+      <w:lvlText w:val="%7."/>
+      <w:lvlJc w:val="left"/>
+      <w:pPr>
+        <w:tabs>
+          <w:tab w:val="num" w:pos="5040"/>
+        </w:tabs>
+        <w:ind w:left="5040" w:hanging="360"/>
+      </w:pPr>
+    </w:lvl>
+    <w:lvl w:ilvl="7" w:tentative="1">
+      <w:start w:val="1"/>
+      <w:numFmt w:val="decimal"/>
+      <w:lvlText w:val="%8."/>
+      <w:lvlJc w:val="left"/>
+      <w:pPr>
+        <w:tabs>
+          <w:tab w:val="num" w:pos="5760"/>
+        </w:tabs>
+        <w:ind w:left="5760" w:hanging="360"/>
+      </w:pPr>
+    </w:lvl>
+    <w:lvl w:ilvl="8" w:tentative="1">
+      <w:start w:val="1"/>
+      <w:numFmt w:val="decimal"/>
+      <w:lvlText w:val="%9."/>
+      <w:lvlJc w:val="left"/>
+      <w:pPr>
+        <w:tabs>
+          <w:tab w:val="num" w:pos="6480"/>
+        </w:tabs>
+        <w:ind w:left="6480" w:hanging="360"/>
+      </w:pPr>
+    </w:lvl>
+  </w:abstractNum>
+  <w:abstractNum w:abstractNumId="2" w15:restartNumberingAfterBreak="0">
     <w:nsid w:val="10B34BD2"/>
     <w:multiLevelType w:val="hybridMultilevel"/>
     <w:tmpl w:val="16AE84E8"/>
@@ -3001,7 +3644,7 @@
       </w:rPr>
     </w:lvl>
   </w:abstractNum>
-  <w:abstractNum w:abstractNumId="1" w15:restartNumberingAfterBreak="0">
+  <w:abstractNum w:abstractNumId="3" w15:restartNumberingAfterBreak="0">
     <w:nsid w:val="114E0DE1"/>
     <w:multiLevelType w:val="hybridMultilevel"/>
     <w:tmpl w:val="2382AEC4"/>
@@ -3114,7 +3757,7 @@
       </w:rPr>
     </w:lvl>
   </w:abstractNum>
-  <w:abstractNum w:abstractNumId="2" w15:restartNumberingAfterBreak="0">
+  <w:abstractNum w:abstractNumId="4" w15:restartNumberingAfterBreak="0">
     <w:nsid w:val="15B85977"/>
     <w:multiLevelType w:val="hybridMultilevel"/>
     <w:tmpl w:val="2CF2B960"/>
@@ -3200,7 +3843,7 @@
       </w:pPr>
     </w:lvl>
   </w:abstractNum>
-  <w:abstractNum w:abstractNumId="3" w15:restartNumberingAfterBreak="0">
+  <w:abstractNum w:abstractNumId="5" w15:restartNumberingAfterBreak="0">
     <w:nsid w:val="1ABF51FE"/>
     <w:multiLevelType w:val="hybridMultilevel"/>
     <w:tmpl w:val="6456AF04"/>
@@ -3313,7 +3956,7 @@
       </w:rPr>
     </w:lvl>
   </w:abstractNum>
-  <w:abstractNum w:abstractNumId="4" w15:restartNumberingAfterBreak="0">
+  <w:abstractNum w:abstractNumId="6" w15:restartNumberingAfterBreak="0">
     <w:nsid w:val="1C9376AB"/>
     <w:multiLevelType w:val="hybridMultilevel"/>
     <w:tmpl w:val="78EA0A88"/>
@@ -3426,7 +4069,7 @@
       </w:rPr>
     </w:lvl>
   </w:abstractNum>
-  <w:abstractNum w:abstractNumId="5" w15:restartNumberingAfterBreak="0">
+  <w:abstractNum w:abstractNumId="7" w15:restartNumberingAfterBreak="0">
     <w:nsid w:val="1DE3477F"/>
     <w:multiLevelType w:val="hybridMultilevel"/>
     <w:tmpl w:val="5E0A21BE"/>
@@ -3539,7 +4182,124 @@
       </w:rPr>
     </w:lvl>
   </w:abstractNum>
-  <w:abstractNum w:abstractNumId="6" w15:restartNumberingAfterBreak="0">
+  <w:abstractNum w:abstractNumId="8" w15:restartNumberingAfterBreak="0">
+    <w:nsid w:val="202A2DBD"/>
+    <w:multiLevelType w:val="multilevel"/>
+    <w:tmpl w:val="E924BB22"/>
+    <w:lvl w:ilvl="0">
+      <w:start w:val="1"/>
+      <w:numFmt w:val="decimal"/>
+      <w:lvlText w:val="%1."/>
+      <w:lvlJc w:val="left"/>
+      <w:pPr>
+        <w:tabs>
+          <w:tab w:val="num" w:pos="720"/>
+        </w:tabs>
+        <w:ind w:left="720" w:hanging="360"/>
+      </w:pPr>
+    </w:lvl>
+    <w:lvl w:ilvl="1">
+      <w:start w:val="1"/>
+      <w:numFmt w:val="bullet"/>
+      <w:lvlText w:val="o"/>
+      <w:lvlJc w:val="left"/>
+      <w:pPr>
+        <w:tabs>
+          <w:tab w:val="num" w:pos="1440"/>
+        </w:tabs>
+        <w:ind w:left="1440" w:hanging="360"/>
+      </w:pPr>
+      <w:rPr>
+        <w:rFonts w:ascii="Courier New" w:hAnsi="Courier New" w:hint="default"/>
+        <w:sz w:val="20"/>
+      </w:rPr>
+    </w:lvl>
+    <w:lvl w:ilvl="2" w:tentative="1">
+      <w:start w:val="1"/>
+      <w:numFmt w:val="decimal"/>
+      <w:lvlText w:val="%3."/>
+      <w:lvlJc w:val="left"/>
+      <w:pPr>
+        <w:tabs>
+          <w:tab w:val="num" w:pos="2160"/>
+        </w:tabs>
+        <w:ind w:left="2160" w:hanging="360"/>
+      </w:pPr>
+    </w:lvl>
+    <w:lvl w:ilvl="3" w:tentative="1">
+      <w:start w:val="1"/>
+      <w:numFmt w:val="decimal"/>
+      <w:lvlText w:val="%4."/>
+      <w:lvlJc w:val="left"/>
+      <w:pPr>
+        <w:tabs>
+          <w:tab w:val="num" w:pos="2880"/>
+        </w:tabs>
+        <w:ind w:left="2880" w:hanging="360"/>
+      </w:pPr>
+    </w:lvl>
+    <w:lvl w:ilvl="4" w:tentative="1">
+      <w:start w:val="1"/>
+      <w:numFmt w:val="decimal"/>
+      <w:lvlText w:val="%5."/>
+      <w:lvlJc w:val="left"/>
+      <w:pPr>
+        <w:tabs>
+          <w:tab w:val="num" w:pos="3600"/>
+        </w:tabs>
+        <w:ind w:left="3600" w:hanging="360"/>
+      </w:pPr>
+    </w:lvl>
+    <w:lvl w:ilvl="5" w:tentative="1">
+      <w:start w:val="1"/>
+      <w:numFmt w:val="decimal"/>
+      <w:lvlText w:val="%6."/>
+      <w:lvlJc w:val="left"/>
+      <w:pPr>
+        <w:tabs>
+          <w:tab w:val="num" w:pos="4320"/>
+        </w:tabs>
+        <w:ind w:left="4320" w:hanging="360"/>
+      </w:pPr>
+    </w:lvl>
+    <w:lvl w:ilvl="6" w:tentative="1">
+      <w:start w:val="1"/>
+      <w:numFmt w:val="decimal"/>
+      <w:lvlText w:val="%7."/>
+      <w:lvlJc w:val="left"/>
+      <w:pPr>
+        <w:tabs>
+          <w:tab w:val="num" w:pos="5040"/>
+        </w:tabs>
+        <w:ind w:left="5040" w:hanging="360"/>
+      </w:pPr>
+    </w:lvl>
+    <w:lvl w:ilvl="7" w:tentative="1">
+      <w:start w:val="1"/>
+      <w:numFmt w:val="decimal"/>
+      <w:lvlText w:val="%8."/>
+      <w:lvlJc w:val="left"/>
+      <w:pPr>
+        <w:tabs>
+          <w:tab w:val="num" w:pos="5760"/>
+        </w:tabs>
+        <w:ind w:left="5760" w:hanging="360"/>
+      </w:pPr>
+    </w:lvl>
+    <w:lvl w:ilvl="8" w:tentative="1">
+      <w:start w:val="1"/>
+      <w:numFmt w:val="decimal"/>
+      <w:lvlText w:val="%9."/>
+      <w:lvlJc w:val="left"/>
+      <w:pPr>
+        <w:tabs>
+          <w:tab w:val="num" w:pos="6480"/>
+        </w:tabs>
+        <w:ind w:left="6480" w:hanging="360"/>
+      </w:pPr>
+    </w:lvl>
+  </w:abstractNum>
+  <w:abstractNum w:abstractNumId="9" w15:restartNumberingAfterBreak="0">
     <w:nsid w:val="23AE14CB"/>
     <w:multiLevelType w:val="hybridMultilevel"/>
     <w:tmpl w:val="C4AA6B7C"/>
@@ -3652,7 +4412,7 @@
       </w:rPr>
     </w:lvl>
   </w:abstractNum>
-  <w:abstractNum w:abstractNumId="7" w15:restartNumberingAfterBreak="0">
+  <w:abstractNum w:abstractNumId="10" w15:restartNumberingAfterBreak="0">
     <w:nsid w:val="2403478A"/>
     <w:multiLevelType w:val="hybridMultilevel"/>
     <w:tmpl w:val="AF5254CA"/>
@@ -3738,7 +4498,7 @@
       </w:pPr>
     </w:lvl>
   </w:abstractNum>
-  <w:abstractNum w:abstractNumId="8" w15:restartNumberingAfterBreak="0">
+  <w:abstractNum w:abstractNumId="11" w15:restartNumberingAfterBreak="0">
     <w:nsid w:val="262D422D"/>
     <w:multiLevelType w:val="hybridMultilevel"/>
     <w:tmpl w:val="01C07B7C"/>
@@ -3851,7 +4611,7 @@
       </w:rPr>
     </w:lvl>
   </w:abstractNum>
-  <w:abstractNum w:abstractNumId="9" w15:restartNumberingAfterBreak="0">
+  <w:abstractNum w:abstractNumId="12" w15:restartNumberingAfterBreak="0">
     <w:nsid w:val="27174F35"/>
     <w:multiLevelType w:val="hybridMultilevel"/>
     <w:tmpl w:val="C98CA2B2"/>
@@ -3964,7 +4724,7 @@
       </w:rPr>
     </w:lvl>
   </w:abstractNum>
-  <w:abstractNum w:abstractNumId="10" w15:restartNumberingAfterBreak="0">
+  <w:abstractNum w:abstractNumId="13" w15:restartNumberingAfterBreak="0">
     <w:nsid w:val="2DEA17AE"/>
     <w:multiLevelType w:val="hybridMultilevel"/>
     <w:tmpl w:val="649886C8"/>
@@ -4077,7 +4837,7 @@
       </w:rPr>
     </w:lvl>
   </w:abstractNum>
-  <w:abstractNum w:abstractNumId="11" w15:restartNumberingAfterBreak="0">
+  <w:abstractNum w:abstractNumId="14" w15:restartNumberingAfterBreak="0">
     <w:nsid w:val="2F9A5381"/>
     <w:multiLevelType w:val="hybridMultilevel"/>
     <w:tmpl w:val="11F653B6"/>
@@ -4190,7 +4950,156 @@
       </w:rPr>
     </w:lvl>
   </w:abstractNum>
-  <w:abstractNum w:abstractNumId="12" w15:restartNumberingAfterBreak="0">
+  <w:abstractNum w:abstractNumId="15" w15:restartNumberingAfterBreak="0">
+    <w:nsid w:val="328D15F4"/>
+    <w:multiLevelType w:val="multilevel"/>
+    <w:tmpl w:val="B42EFC52"/>
+    <w:lvl w:ilvl="0">
+      <w:start w:val="1"/>
+      <w:numFmt w:val="bullet"/>
+      <w:lvlText w:val=""/>
+      <w:lvlJc w:val="left"/>
+      <w:pPr>
+        <w:tabs>
+          <w:tab w:val="num" w:pos="720"/>
+        </w:tabs>
+        <w:ind w:left="720" w:hanging="360"/>
+      </w:pPr>
+      <w:rPr>
+        <w:rFonts w:ascii="Symbol" w:hAnsi="Symbol" w:hint="default"/>
+        <w:sz w:val="20"/>
+      </w:rPr>
+    </w:lvl>
+    <w:lvl w:ilvl="1" w:tentative="1">
+      <w:start w:val="1"/>
+      <w:numFmt w:val="bullet"/>
+      <w:lvlText w:val="o"/>
+      <w:lvlJc w:val="left"/>
+      <w:pPr>
+        <w:tabs>
+          <w:tab w:val="num" w:pos="1440"/>
+        </w:tabs>
+        <w:ind w:left="1440" w:hanging="360"/>
+      </w:pPr>
+      <w:rPr>
+        <w:rFonts w:ascii="Courier New" w:hAnsi="Courier New" w:hint="default"/>
+        <w:sz w:val="20"/>
+      </w:rPr>
+    </w:lvl>
+    <w:lvl w:ilvl="2" w:tentative="1">
+      <w:start w:val="1"/>
+      <w:numFmt w:val="bullet"/>
+      <w:lvlText w:val=""/>
+      <w:lvlJc w:val="left"/>
+      <w:pPr>
+        <w:tabs>
+          <w:tab w:val="num" w:pos="2160"/>
+        </w:tabs>
+        <w:ind w:left="2160" w:hanging="360"/>
+      </w:pPr>
+      <w:rPr>
+        <w:rFonts w:ascii="Wingdings" w:hAnsi="Wingdings" w:hint="default"/>
+        <w:sz w:val="20"/>
+      </w:rPr>
+    </w:lvl>
+    <w:lvl w:ilvl="3" w:tentative="1">
+      <w:start w:val="1"/>
+      <w:numFmt w:val="bullet"/>
+      <w:lvlText w:val=""/>
+      <w:lvlJc w:val="left"/>
+      <w:pPr>
+        <w:tabs>
+          <w:tab w:val="num" w:pos="2880"/>
+        </w:tabs>
+        <w:ind w:left="2880" w:hanging="360"/>
+      </w:pPr>
+      <w:rPr>
+        <w:rFonts w:ascii="Wingdings" w:hAnsi="Wingdings" w:hint="default"/>
+        <w:sz w:val="20"/>
+      </w:rPr>
+    </w:lvl>
+    <w:lvl w:ilvl="4" w:tentative="1">
+      <w:start w:val="1"/>
+      <w:numFmt w:val="bullet"/>
+      <w:lvlText w:val=""/>
+      <w:lvlJc w:val="left"/>
+      <w:pPr>
+        <w:tabs>
+          <w:tab w:val="num" w:pos="3600"/>
+        </w:tabs>
+        <w:ind w:left="3600" w:hanging="360"/>
+      </w:pPr>
+      <w:rPr>
+        <w:rFonts w:ascii="Wingdings" w:hAnsi="Wingdings" w:hint="default"/>
+        <w:sz w:val="20"/>
+      </w:rPr>
+    </w:lvl>
+    <w:lvl w:ilvl="5" w:tentative="1">
+      <w:start w:val="1"/>
+      <w:numFmt w:val="bullet"/>
+      <w:lvlText w:val=""/>
+      <w:lvlJc w:val="left"/>
+      <w:pPr>
+        <w:tabs>
+          <w:tab w:val="num" w:pos="4320"/>
+        </w:tabs>
+        <w:ind w:left="4320" w:hanging="360"/>
+      </w:pPr>
+      <w:rPr>
+        <w:rFonts w:ascii="Wingdings" w:hAnsi="Wingdings" w:hint="default"/>
+        <w:sz w:val="20"/>
+      </w:rPr>
+    </w:lvl>
+    <w:lvl w:ilvl="6" w:tentative="1">
+      <w:start w:val="1"/>
+      <w:numFmt w:val="bullet"/>
+      <w:lvlText w:val=""/>
+      <w:lvlJc w:val="left"/>
+      <w:pPr>
+        <w:tabs>
+          <w:tab w:val="num" w:pos="5040"/>
+        </w:tabs>
+        <w:ind w:left="5040" w:hanging="360"/>
+      </w:pPr>
+      <w:rPr>
+        <w:rFonts w:ascii="Wingdings" w:hAnsi="Wingdings" w:hint="default"/>
+        <w:sz w:val="20"/>
+      </w:rPr>
+    </w:lvl>
+    <w:lvl w:ilvl="7" w:tentative="1">
+      <w:start w:val="1"/>
+      <w:numFmt w:val="bullet"/>
+      <w:lvlText w:val=""/>
+      <w:lvlJc w:val="left"/>
+      <w:pPr>
+        <w:tabs>
+          <w:tab w:val="num" w:pos="5760"/>
+        </w:tabs>
+        <w:ind w:left="5760" w:hanging="360"/>
+      </w:pPr>
+      <w:rPr>
+        <w:rFonts w:ascii="Wingdings" w:hAnsi="Wingdings" w:hint="default"/>
+        <w:sz w:val="20"/>
+      </w:rPr>
+    </w:lvl>
+    <w:lvl w:ilvl="8" w:tentative="1">
+      <w:start w:val="1"/>
+      <w:numFmt w:val="bullet"/>
+      <w:lvlText w:val=""/>
+      <w:lvlJc w:val="left"/>
+      <w:pPr>
+        <w:tabs>
+          <w:tab w:val="num" w:pos="6480"/>
+        </w:tabs>
+        <w:ind w:left="6480" w:hanging="360"/>
+      </w:pPr>
+      <w:rPr>
+        <w:rFonts w:ascii="Wingdings" w:hAnsi="Wingdings" w:hint="default"/>
+        <w:sz w:val="20"/>
+      </w:rPr>
+    </w:lvl>
+  </w:abstractNum>
+  <w:abstractNum w:abstractNumId="16" w15:restartNumberingAfterBreak="0">
     <w:nsid w:val="34C47996"/>
     <w:multiLevelType w:val="hybridMultilevel"/>
     <w:tmpl w:val="A9280C24"/>
@@ -4276,7 +5185,7 @@
       </w:pPr>
     </w:lvl>
   </w:abstractNum>
-  <w:abstractNum w:abstractNumId="13" w15:restartNumberingAfterBreak="0">
+  <w:abstractNum w:abstractNumId="17" w15:restartNumberingAfterBreak="0">
     <w:nsid w:val="37172B45"/>
     <w:multiLevelType w:val="hybridMultilevel"/>
     <w:tmpl w:val="E440323C"/>
@@ -4389,7 +5298,7 @@
       </w:rPr>
     </w:lvl>
   </w:abstractNum>
-  <w:abstractNum w:abstractNumId="14" w15:restartNumberingAfterBreak="0">
+  <w:abstractNum w:abstractNumId="18" w15:restartNumberingAfterBreak="0">
     <w:nsid w:val="38FD09D0"/>
     <w:multiLevelType w:val="hybridMultilevel"/>
     <w:tmpl w:val="2CFE7B86"/>
@@ -4475,7 +5384,7 @@
       </w:pPr>
     </w:lvl>
   </w:abstractNum>
-  <w:abstractNum w:abstractNumId="15" w15:restartNumberingAfterBreak="0">
+  <w:abstractNum w:abstractNumId="19" w15:restartNumberingAfterBreak="0">
     <w:nsid w:val="3AA32E5F"/>
     <w:multiLevelType w:val="hybridMultilevel"/>
     <w:tmpl w:val="8F7ADDC4"/>
@@ -4588,7 +5497,7 @@
       </w:rPr>
     </w:lvl>
   </w:abstractNum>
-  <w:abstractNum w:abstractNumId="16" w15:restartNumberingAfterBreak="0">
+  <w:abstractNum w:abstractNumId="20" w15:restartNumberingAfterBreak="0">
     <w:nsid w:val="43195C2A"/>
     <w:multiLevelType w:val="hybridMultilevel"/>
     <w:tmpl w:val="4808BBA2"/>
@@ -4674,7 +5583,124 @@
       </w:pPr>
     </w:lvl>
   </w:abstractNum>
-  <w:abstractNum w:abstractNumId="17" w15:restartNumberingAfterBreak="0">
+  <w:abstractNum w:abstractNumId="21" w15:restartNumberingAfterBreak="0">
+    <w:nsid w:val="49D65F03"/>
+    <w:multiLevelType w:val="multilevel"/>
+    <w:tmpl w:val="A45278D4"/>
+    <w:lvl w:ilvl="0">
+      <w:start w:val="1"/>
+      <w:numFmt w:val="decimal"/>
+      <w:lvlText w:val="%1."/>
+      <w:lvlJc w:val="left"/>
+      <w:pPr>
+        <w:tabs>
+          <w:tab w:val="num" w:pos="720"/>
+        </w:tabs>
+        <w:ind w:left="720" w:hanging="360"/>
+      </w:pPr>
+    </w:lvl>
+    <w:lvl w:ilvl="1">
+      <w:start w:val="1"/>
+      <w:numFmt w:val="bullet"/>
+      <w:lvlText w:val="o"/>
+      <w:lvlJc w:val="left"/>
+      <w:pPr>
+        <w:tabs>
+          <w:tab w:val="num" w:pos="1440"/>
+        </w:tabs>
+        <w:ind w:left="1440" w:hanging="360"/>
+      </w:pPr>
+      <w:rPr>
+        <w:rFonts w:ascii="Courier New" w:hAnsi="Courier New" w:hint="default"/>
+        <w:sz w:val="20"/>
+      </w:rPr>
+    </w:lvl>
+    <w:lvl w:ilvl="2" w:tentative="1">
+      <w:start w:val="1"/>
+      <w:numFmt w:val="decimal"/>
+      <w:lvlText w:val="%3."/>
+      <w:lvlJc w:val="left"/>
+      <w:pPr>
+        <w:tabs>
+          <w:tab w:val="num" w:pos="2160"/>
+        </w:tabs>
+        <w:ind w:left="2160" w:hanging="360"/>
+      </w:pPr>
+    </w:lvl>
+    <w:lvl w:ilvl="3" w:tentative="1">
+      <w:start w:val="1"/>
+      <w:numFmt w:val="decimal"/>
+      <w:lvlText w:val="%4."/>
+      <w:lvlJc w:val="left"/>
+      <w:pPr>
+        <w:tabs>
+          <w:tab w:val="num" w:pos="2880"/>
+        </w:tabs>
+        <w:ind w:left="2880" w:hanging="360"/>
+      </w:pPr>
+    </w:lvl>
+    <w:lvl w:ilvl="4" w:tentative="1">
+      <w:start w:val="1"/>
+      <w:numFmt w:val="decimal"/>
+      <w:lvlText w:val="%5."/>
+      <w:lvlJc w:val="left"/>
+      <w:pPr>
+        <w:tabs>
+          <w:tab w:val="num" w:pos="3600"/>
+        </w:tabs>
+        <w:ind w:left="3600" w:hanging="360"/>
+      </w:pPr>
+    </w:lvl>
+    <w:lvl w:ilvl="5" w:tentative="1">
+      <w:start w:val="1"/>
+      <w:numFmt w:val="decimal"/>
+      <w:lvlText w:val="%6."/>
+      <w:lvlJc w:val="left"/>
+      <w:pPr>
+        <w:tabs>
+          <w:tab w:val="num" w:pos="4320"/>
+        </w:tabs>
+        <w:ind w:left="4320" w:hanging="360"/>
+      </w:pPr>
+    </w:lvl>
+    <w:lvl w:ilvl="6" w:tentative="1">
+      <w:start w:val="1"/>
+      <w:numFmt w:val="decimal"/>
+      <w:lvlText w:val="%7."/>
+      <w:lvlJc w:val="left"/>
+      <w:pPr>
+        <w:tabs>
+          <w:tab w:val="num" w:pos="5040"/>
+        </w:tabs>
+        <w:ind w:left="5040" w:hanging="360"/>
+      </w:pPr>
+    </w:lvl>
+    <w:lvl w:ilvl="7" w:tentative="1">
+      <w:start w:val="1"/>
+      <w:numFmt w:val="decimal"/>
+      <w:lvlText w:val="%8."/>
+      <w:lvlJc w:val="left"/>
+      <w:pPr>
+        <w:tabs>
+          <w:tab w:val="num" w:pos="5760"/>
+        </w:tabs>
+        <w:ind w:left="5760" w:hanging="360"/>
+      </w:pPr>
+    </w:lvl>
+    <w:lvl w:ilvl="8" w:tentative="1">
+      <w:start w:val="1"/>
+      <w:numFmt w:val="decimal"/>
+      <w:lvlText w:val="%9."/>
+      <w:lvlJc w:val="left"/>
+      <w:pPr>
+        <w:tabs>
+          <w:tab w:val="num" w:pos="6480"/>
+        </w:tabs>
+        <w:ind w:left="6480" w:hanging="360"/>
+      </w:pPr>
+    </w:lvl>
+  </w:abstractNum>
+  <w:abstractNum w:abstractNumId="22" w15:restartNumberingAfterBreak="0">
     <w:nsid w:val="4EDF000A"/>
     <w:multiLevelType w:val="hybridMultilevel"/>
     <w:tmpl w:val="B552B4CE"/>
@@ -4766,7 +5792,233 @@
       </w:pPr>
     </w:lvl>
   </w:abstractNum>
-  <w:abstractNum w:abstractNumId="18" w15:restartNumberingAfterBreak="0">
+  <w:abstractNum w:abstractNumId="23" w15:restartNumberingAfterBreak="0">
+    <w:nsid w:val="59AD0CB7"/>
+    <w:multiLevelType w:val="multilevel"/>
+    <w:tmpl w:val="1130A0F0"/>
+    <w:lvl w:ilvl="0">
+      <w:start w:val="1"/>
+      <w:numFmt w:val="decimal"/>
+      <w:lvlText w:val="%1."/>
+      <w:lvlJc w:val="left"/>
+      <w:pPr>
+        <w:tabs>
+          <w:tab w:val="num" w:pos="720"/>
+        </w:tabs>
+        <w:ind w:left="720" w:hanging="360"/>
+      </w:pPr>
+    </w:lvl>
+    <w:lvl w:ilvl="1" w:tentative="1">
+      <w:start w:val="1"/>
+      <w:numFmt w:val="decimal"/>
+      <w:lvlText w:val="%2."/>
+      <w:lvlJc w:val="left"/>
+      <w:pPr>
+        <w:tabs>
+          <w:tab w:val="num" w:pos="1440"/>
+        </w:tabs>
+        <w:ind w:left="1440" w:hanging="360"/>
+      </w:pPr>
+    </w:lvl>
+    <w:lvl w:ilvl="2" w:tentative="1">
+      <w:start w:val="1"/>
+      <w:numFmt w:val="decimal"/>
+      <w:lvlText w:val="%3."/>
+      <w:lvlJc w:val="left"/>
+      <w:pPr>
+        <w:tabs>
+          <w:tab w:val="num" w:pos="2160"/>
+        </w:tabs>
+        <w:ind w:left="2160" w:hanging="360"/>
+      </w:pPr>
+    </w:lvl>
+    <w:lvl w:ilvl="3" w:tentative="1">
+      <w:start w:val="1"/>
+      <w:numFmt w:val="decimal"/>
+      <w:lvlText w:val="%4."/>
+      <w:lvlJc w:val="left"/>
+      <w:pPr>
+        <w:tabs>
+          <w:tab w:val="num" w:pos="2880"/>
+        </w:tabs>
+        <w:ind w:left="2880" w:hanging="360"/>
+      </w:pPr>
+    </w:lvl>
+    <w:lvl w:ilvl="4" w:tentative="1">
+      <w:start w:val="1"/>
+      <w:numFmt w:val="decimal"/>
+      <w:lvlText w:val="%5."/>
+      <w:lvlJc w:val="left"/>
+      <w:pPr>
+        <w:tabs>
+          <w:tab w:val="num" w:pos="3600"/>
+        </w:tabs>
+        <w:ind w:left="3600" w:hanging="360"/>
+      </w:pPr>
+    </w:lvl>
+    <w:lvl w:ilvl="5" w:tentative="1">
+      <w:start w:val="1"/>
+      <w:numFmt w:val="decimal"/>
+      <w:lvlText w:val="%6."/>
+      <w:lvlJc w:val="left"/>
+      <w:pPr>
+        <w:tabs>
+          <w:tab w:val="num" w:pos="4320"/>
+        </w:tabs>
+        <w:ind w:left="4320" w:hanging="360"/>
+      </w:pPr>
+    </w:lvl>
+    <w:lvl w:ilvl="6" w:tentative="1">
+      <w:start w:val="1"/>
+      <w:numFmt w:val="decimal"/>
+      <w:lvlText w:val="%7."/>
+      <w:lvlJc w:val="left"/>
+      <w:pPr>
+        <w:tabs>
+          <w:tab w:val="num" w:pos="5040"/>
+        </w:tabs>
+        <w:ind w:left="5040" w:hanging="360"/>
+      </w:pPr>
+    </w:lvl>
+    <w:lvl w:ilvl="7" w:tentative="1">
+      <w:start w:val="1"/>
+      <w:numFmt w:val="decimal"/>
+      <w:lvlText w:val="%8."/>
+      <w:lvlJc w:val="left"/>
+      <w:pPr>
+        <w:tabs>
+          <w:tab w:val="num" w:pos="5760"/>
+        </w:tabs>
+        <w:ind w:left="5760" w:hanging="360"/>
+      </w:pPr>
+    </w:lvl>
+    <w:lvl w:ilvl="8" w:tentative="1">
+      <w:start w:val="1"/>
+      <w:numFmt w:val="decimal"/>
+      <w:lvlText w:val="%9."/>
+      <w:lvlJc w:val="left"/>
+      <w:pPr>
+        <w:tabs>
+          <w:tab w:val="num" w:pos="6480"/>
+        </w:tabs>
+        <w:ind w:left="6480" w:hanging="360"/>
+      </w:pPr>
+    </w:lvl>
+  </w:abstractNum>
+  <w:abstractNum w:abstractNumId="24" w15:restartNumberingAfterBreak="0">
+    <w:nsid w:val="5A0E0D45"/>
+    <w:multiLevelType w:val="multilevel"/>
+    <w:tmpl w:val="A5149512"/>
+    <w:lvl w:ilvl="0">
+      <w:start w:val="1"/>
+      <w:numFmt w:val="decimal"/>
+      <w:lvlText w:val="%1."/>
+      <w:lvlJc w:val="left"/>
+      <w:pPr>
+        <w:tabs>
+          <w:tab w:val="num" w:pos="720"/>
+        </w:tabs>
+        <w:ind w:left="720" w:hanging="360"/>
+      </w:pPr>
+    </w:lvl>
+    <w:lvl w:ilvl="1" w:tentative="1">
+      <w:start w:val="1"/>
+      <w:numFmt w:val="decimal"/>
+      <w:lvlText w:val="%2."/>
+      <w:lvlJc w:val="left"/>
+      <w:pPr>
+        <w:tabs>
+          <w:tab w:val="num" w:pos="1440"/>
+        </w:tabs>
+        <w:ind w:left="1440" w:hanging="360"/>
+      </w:pPr>
+    </w:lvl>
+    <w:lvl w:ilvl="2" w:tentative="1">
+      <w:start w:val="1"/>
+      <w:numFmt w:val="decimal"/>
+      <w:lvlText w:val="%3."/>
+      <w:lvlJc w:val="left"/>
+      <w:pPr>
+        <w:tabs>
+          <w:tab w:val="num" w:pos="2160"/>
+        </w:tabs>
+        <w:ind w:left="2160" w:hanging="360"/>
+      </w:pPr>
+    </w:lvl>
+    <w:lvl w:ilvl="3" w:tentative="1">
+      <w:start w:val="1"/>
+      <w:numFmt w:val="decimal"/>
+      <w:lvlText w:val="%4."/>
+      <w:lvlJc w:val="left"/>
+      <w:pPr>
+        <w:tabs>
+          <w:tab w:val="num" w:pos="2880"/>
+        </w:tabs>
+        <w:ind w:left="2880" w:hanging="360"/>
+      </w:pPr>
+    </w:lvl>
+    <w:lvl w:ilvl="4" w:tentative="1">
+      <w:start w:val="1"/>
+      <w:numFmt w:val="decimal"/>
+      <w:lvlText w:val="%5."/>
+      <w:lvlJc w:val="left"/>
+      <w:pPr>
+        <w:tabs>
+          <w:tab w:val="num" w:pos="3600"/>
+        </w:tabs>
+        <w:ind w:left="3600" w:hanging="360"/>
+      </w:pPr>
+    </w:lvl>
+    <w:lvl w:ilvl="5" w:tentative="1">
+      <w:start w:val="1"/>
+      <w:numFmt w:val="decimal"/>
+      <w:lvlText w:val="%6."/>
+      <w:lvlJc w:val="left"/>
+      <w:pPr>
+        <w:tabs>
+          <w:tab w:val="num" w:pos="4320"/>
+        </w:tabs>
+        <w:ind w:left="4320" w:hanging="360"/>
+      </w:pPr>
+    </w:lvl>
+    <w:lvl w:ilvl="6" w:tentative="1">
+      <w:start w:val="1"/>
+      <w:numFmt w:val="decimal"/>
+      <w:lvlText w:val="%7."/>
+      <w:lvlJc w:val="left"/>
+      <w:pPr>
+        <w:tabs>
+          <w:tab w:val="num" w:pos="5040"/>
+        </w:tabs>
+        <w:ind w:left="5040" w:hanging="360"/>
+      </w:pPr>
+    </w:lvl>
+    <w:lvl w:ilvl="7" w:tentative="1">
+      <w:start w:val="1"/>
+      <w:numFmt w:val="decimal"/>
+      <w:lvlText w:val="%8."/>
+      <w:lvlJc w:val="left"/>
+      <w:pPr>
+        <w:tabs>
+          <w:tab w:val="num" w:pos="5760"/>
+        </w:tabs>
+        <w:ind w:left="5760" w:hanging="360"/>
+      </w:pPr>
+    </w:lvl>
+    <w:lvl w:ilvl="8" w:tentative="1">
+      <w:start w:val="1"/>
+      <w:numFmt w:val="decimal"/>
+      <w:lvlText w:val="%9."/>
+      <w:lvlJc w:val="left"/>
+      <w:pPr>
+        <w:tabs>
+          <w:tab w:val="num" w:pos="6480"/>
+        </w:tabs>
+        <w:ind w:left="6480" w:hanging="360"/>
+      </w:pPr>
+    </w:lvl>
+  </w:abstractNum>
+  <w:abstractNum w:abstractNumId="25" w15:restartNumberingAfterBreak="0">
     <w:nsid w:val="5C363F3E"/>
     <w:multiLevelType w:val="hybridMultilevel"/>
     <w:tmpl w:val="CCE28BCE"/>
@@ -4879,7 +6131,7 @@
       </w:rPr>
     </w:lvl>
   </w:abstractNum>
-  <w:abstractNum w:abstractNumId="19" w15:restartNumberingAfterBreak="0">
+  <w:abstractNum w:abstractNumId="26" w15:restartNumberingAfterBreak="0">
     <w:nsid w:val="5D4C7CB7"/>
     <w:multiLevelType w:val="hybridMultilevel"/>
     <w:tmpl w:val="E96ECC4E"/>
@@ -4968,7 +6220,96 @@
       </w:pPr>
     </w:lvl>
   </w:abstractNum>
-  <w:abstractNum w:abstractNumId="20" w15:restartNumberingAfterBreak="0">
+  <w:abstractNum w:abstractNumId="27" w15:restartNumberingAfterBreak="0">
+    <w:nsid w:val="60446444"/>
+    <w:multiLevelType w:val="hybridMultilevel"/>
+    <w:tmpl w:val="42369C78"/>
+    <w:lvl w:ilvl="0" w:tplc="EEC0FD68">
+      <w:start w:val="1"/>
+      <w:numFmt w:val="decimal"/>
+      <w:lvlText w:val="%1."/>
+      <w:lvlJc w:val="left"/>
+      <w:pPr>
+        <w:ind w:left="915" w:hanging="555"/>
+      </w:pPr>
+      <w:rPr>
+        <w:rFonts w:hint="default"/>
+      </w:rPr>
+    </w:lvl>
+    <w:lvl w:ilvl="1" w:tplc="040E0019" w:tentative="1">
+      <w:start w:val="1"/>
+      <w:numFmt w:val="lowerLetter"/>
+      <w:lvlText w:val="%2."/>
+      <w:lvlJc w:val="left"/>
+      <w:pPr>
+        <w:ind w:left="1440" w:hanging="360"/>
+      </w:pPr>
+    </w:lvl>
+    <w:lvl w:ilvl="2" w:tplc="040E001B" w:tentative="1">
+      <w:start w:val="1"/>
+      <w:numFmt w:val="lowerRoman"/>
+      <w:lvlText w:val="%3."/>
+      <w:lvlJc w:val="right"/>
+      <w:pPr>
+        <w:ind w:left="2160" w:hanging="180"/>
+      </w:pPr>
+    </w:lvl>
+    <w:lvl w:ilvl="3" w:tplc="040E000F" w:tentative="1">
+      <w:start w:val="1"/>
+      <w:numFmt w:val="decimal"/>
+      <w:lvlText w:val="%4."/>
+      <w:lvlJc w:val="left"/>
+      <w:pPr>
+        <w:ind w:left="2880" w:hanging="360"/>
+      </w:pPr>
+    </w:lvl>
+    <w:lvl w:ilvl="4" w:tplc="040E0019" w:tentative="1">
+      <w:start w:val="1"/>
+      <w:numFmt w:val="lowerLetter"/>
+      <w:lvlText w:val="%5."/>
+      <w:lvlJc w:val="left"/>
+      <w:pPr>
+        <w:ind w:left="3600" w:hanging="360"/>
+      </w:pPr>
+    </w:lvl>
+    <w:lvl w:ilvl="5" w:tplc="040E001B" w:tentative="1">
+      <w:start w:val="1"/>
+      <w:numFmt w:val="lowerRoman"/>
+      <w:lvlText w:val="%6."/>
+      <w:lvlJc w:val="right"/>
+      <w:pPr>
+        <w:ind w:left="4320" w:hanging="180"/>
+      </w:pPr>
+    </w:lvl>
+    <w:lvl w:ilvl="6" w:tplc="040E000F" w:tentative="1">
+      <w:start w:val="1"/>
+      <w:numFmt w:val="decimal"/>
+      <w:lvlText w:val="%7."/>
+      <w:lvlJc w:val="left"/>
+      <w:pPr>
+        <w:ind w:left="5040" w:hanging="360"/>
+      </w:pPr>
+    </w:lvl>
+    <w:lvl w:ilvl="7" w:tplc="040E0019" w:tentative="1">
+      <w:start w:val="1"/>
+      <w:numFmt w:val="lowerLetter"/>
+      <w:lvlText w:val="%8."/>
+      <w:lvlJc w:val="left"/>
+      <w:pPr>
+        <w:ind w:left="5760" w:hanging="360"/>
+      </w:pPr>
+    </w:lvl>
+    <w:lvl w:ilvl="8" w:tplc="040E001B" w:tentative="1">
+      <w:start w:val="1"/>
+      <w:numFmt w:val="lowerRoman"/>
+      <w:lvlText w:val="%9."/>
+      <w:lvlJc w:val="right"/>
+      <w:pPr>
+        <w:ind w:left="6480" w:hanging="180"/>
+      </w:pPr>
+    </w:lvl>
+  </w:abstractNum>
+  <w:abstractNum w:abstractNumId="28" w15:restartNumberingAfterBreak="0">
     <w:nsid w:val="60BB3578"/>
     <w:multiLevelType w:val="hybridMultilevel"/>
     <w:tmpl w:val="F11C57C8"/>
@@ -5081,7 +6422,7 @@
       </w:rPr>
     </w:lvl>
   </w:abstractNum>
-  <w:abstractNum w:abstractNumId="21" w15:restartNumberingAfterBreak="0">
+  <w:abstractNum w:abstractNumId="29" w15:restartNumberingAfterBreak="0">
     <w:nsid w:val="66C25E1A"/>
     <w:multiLevelType w:val="hybridMultilevel"/>
     <w:tmpl w:val="36C46604"/>
@@ -5194,7 +6535,120 @@
       </w:rPr>
     </w:lvl>
   </w:abstractNum>
-  <w:abstractNum w:abstractNumId="22" w15:restartNumberingAfterBreak="0">
+  <w:abstractNum w:abstractNumId="30" w15:restartNumberingAfterBreak="0">
+    <w:nsid w:val="67242BFE"/>
+    <w:multiLevelType w:val="hybridMultilevel"/>
+    <w:tmpl w:val="7346E12C"/>
+    <w:lvl w:ilvl="0" w:tplc="040E0001">
+      <w:start w:val="1"/>
+      <w:numFmt w:val="bullet"/>
+      <w:lvlText w:val=""/>
+      <w:lvlJc w:val="left"/>
+      <w:pPr>
+        <w:ind w:left="720" w:hanging="360"/>
+      </w:pPr>
+      <w:rPr>
+        <w:rFonts w:ascii="Symbol" w:hAnsi="Symbol" w:hint="default"/>
+      </w:rPr>
+    </w:lvl>
+    <w:lvl w:ilvl="1" w:tplc="040E0003" w:tentative="1">
+      <w:start w:val="1"/>
+      <w:numFmt w:val="bullet"/>
+      <w:lvlText w:val="o"/>
+      <w:lvlJc w:val="left"/>
+      <w:pPr>
+        <w:ind w:left="1440" w:hanging="360"/>
+      </w:pPr>
+      <w:rPr>
+        <w:rFonts w:ascii="Courier New" w:hAnsi="Courier New" w:cs="Courier New" w:hint="default"/>
+      </w:rPr>
+    </w:lvl>
+    <w:lvl w:ilvl="2" w:tplc="040E0005" w:tentative="1">
+      <w:start w:val="1"/>
+      <w:numFmt w:val="bullet"/>
+      <w:lvlText w:val=""/>
+      <w:lvlJc w:val="left"/>
+      <w:pPr>
+        <w:ind w:left="2160" w:hanging="360"/>
+      </w:pPr>
+      <w:rPr>
+        <w:rFonts w:ascii="Wingdings" w:hAnsi="Wingdings" w:hint="default"/>
+      </w:rPr>
+    </w:lvl>
+    <w:lvl w:ilvl="3" w:tplc="040E0001" w:tentative="1">
+      <w:start w:val="1"/>
+      <w:numFmt w:val="bullet"/>
+      <w:lvlText w:val=""/>
+      <w:lvlJc w:val="left"/>
+      <w:pPr>
+        <w:ind w:left="2880" w:hanging="360"/>
+      </w:pPr>
+      <w:rPr>
+        <w:rFonts w:ascii="Symbol" w:hAnsi="Symbol" w:hint="default"/>
+      </w:rPr>
+    </w:lvl>
+    <w:lvl w:ilvl="4" w:tplc="040E0003" w:tentative="1">
+      <w:start w:val="1"/>
+      <w:numFmt w:val="bullet"/>
+      <w:lvlText w:val="o"/>
+      <w:lvlJc w:val="left"/>
+      <w:pPr>
+        <w:ind w:left="3600" w:hanging="360"/>
+      </w:pPr>
+      <w:rPr>
+        <w:rFonts w:ascii="Courier New" w:hAnsi="Courier New" w:cs="Courier New" w:hint="default"/>
+      </w:rPr>
+    </w:lvl>
+    <w:lvl w:ilvl="5" w:tplc="040E0005" w:tentative="1">
+      <w:start w:val="1"/>
+      <w:numFmt w:val="bullet"/>
+      <w:lvlText w:val=""/>
+      <w:lvlJc w:val="left"/>
+      <w:pPr>
+        <w:ind w:left="4320" w:hanging="360"/>
+      </w:pPr>
+      <w:rPr>
+        <w:rFonts w:ascii="Wingdings" w:hAnsi="Wingdings" w:hint="default"/>
+      </w:rPr>
+    </w:lvl>
+    <w:lvl w:ilvl="6" w:tplc="040E0001" w:tentative="1">
+      <w:start w:val="1"/>
+      <w:numFmt w:val="bullet"/>
+      <w:lvlText w:val=""/>
+      <w:lvlJc w:val="left"/>
+      <w:pPr>
+        <w:ind w:left="5040" w:hanging="360"/>
+      </w:pPr>
+      <w:rPr>
+        <w:rFonts w:ascii="Symbol" w:hAnsi="Symbol" w:hint="default"/>
+      </w:rPr>
+    </w:lvl>
+    <w:lvl w:ilvl="7" w:tplc="040E0003" w:tentative="1">
+      <w:start w:val="1"/>
+      <w:numFmt w:val="bullet"/>
+      <w:lvlText w:val="o"/>
+      <w:lvlJc w:val="left"/>
+      <w:pPr>
+        <w:ind w:left="5760" w:hanging="360"/>
+      </w:pPr>
+      <w:rPr>
+        <w:rFonts w:ascii="Courier New" w:hAnsi="Courier New" w:cs="Courier New" w:hint="default"/>
+      </w:rPr>
+    </w:lvl>
+    <w:lvl w:ilvl="8" w:tplc="040E0005" w:tentative="1">
+      <w:start w:val="1"/>
+      <w:numFmt w:val="bullet"/>
+      <w:lvlText w:val=""/>
+      <w:lvlJc w:val="left"/>
+      <w:pPr>
+        <w:ind w:left="6480" w:hanging="360"/>
+      </w:pPr>
+      <w:rPr>
+        <w:rFonts w:ascii="Wingdings" w:hAnsi="Wingdings" w:hint="default"/>
+      </w:rPr>
+    </w:lvl>
+  </w:abstractNum>
+  <w:abstractNum w:abstractNumId="31" w15:restartNumberingAfterBreak="0">
     <w:nsid w:val="6B6C6EEA"/>
     <w:multiLevelType w:val="hybridMultilevel"/>
     <w:tmpl w:val="AAF4BD28"/>
@@ -5280,7 +6734,124 @@
       </w:pPr>
     </w:lvl>
   </w:abstractNum>
-  <w:abstractNum w:abstractNumId="23" w15:restartNumberingAfterBreak="0">
+  <w:abstractNum w:abstractNumId="32" w15:restartNumberingAfterBreak="0">
+    <w:nsid w:val="6D8431D7"/>
+    <w:multiLevelType w:val="multilevel"/>
+    <w:tmpl w:val="9266E714"/>
+    <w:lvl w:ilvl="0">
+      <w:start w:val="1"/>
+      <w:numFmt w:val="decimal"/>
+      <w:lvlText w:val="%1."/>
+      <w:lvlJc w:val="left"/>
+      <w:pPr>
+        <w:tabs>
+          <w:tab w:val="num" w:pos="720"/>
+        </w:tabs>
+        <w:ind w:left="720" w:hanging="360"/>
+      </w:pPr>
+    </w:lvl>
+    <w:lvl w:ilvl="1">
+      <w:start w:val="1"/>
+      <w:numFmt w:val="bullet"/>
+      <w:lvlText w:val="o"/>
+      <w:lvlJc w:val="left"/>
+      <w:pPr>
+        <w:tabs>
+          <w:tab w:val="num" w:pos="1440"/>
+        </w:tabs>
+        <w:ind w:left="1440" w:hanging="360"/>
+      </w:pPr>
+      <w:rPr>
+        <w:rFonts w:ascii="Courier New" w:hAnsi="Courier New" w:hint="default"/>
+        <w:sz w:val="20"/>
+      </w:rPr>
+    </w:lvl>
+    <w:lvl w:ilvl="2" w:tentative="1">
+      <w:start w:val="1"/>
+      <w:numFmt w:val="decimal"/>
+      <w:lvlText w:val="%3."/>
+      <w:lvlJc w:val="left"/>
+      <w:pPr>
+        <w:tabs>
+          <w:tab w:val="num" w:pos="2160"/>
+        </w:tabs>
+        <w:ind w:left="2160" w:hanging="360"/>
+      </w:pPr>
+    </w:lvl>
+    <w:lvl w:ilvl="3" w:tentative="1">
+      <w:start w:val="1"/>
+      <w:numFmt w:val="decimal"/>
+      <w:lvlText w:val="%4."/>
+      <w:lvlJc w:val="left"/>
+      <w:pPr>
+        <w:tabs>
+          <w:tab w:val="num" w:pos="2880"/>
+        </w:tabs>
+        <w:ind w:left="2880" w:hanging="360"/>
+      </w:pPr>
+    </w:lvl>
+    <w:lvl w:ilvl="4" w:tentative="1">
+      <w:start w:val="1"/>
+      <w:numFmt w:val="decimal"/>
+      <w:lvlText w:val="%5."/>
+      <w:lvlJc w:val="left"/>
+      <w:pPr>
+        <w:tabs>
+          <w:tab w:val="num" w:pos="3600"/>
+        </w:tabs>
+        <w:ind w:left="3600" w:hanging="360"/>
+      </w:pPr>
+    </w:lvl>
+    <w:lvl w:ilvl="5" w:tentative="1">
+      <w:start w:val="1"/>
+      <w:numFmt w:val="decimal"/>
+      <w:lvlText w:val="%6."/>
+      <w:lvlJc w:val="left"/>
+      <w:pPr>
+        <w:tabs>
+          <w:tab w:val="num" w:pos="4320"/>
+        </w:tabs>
+        <w:ind w:left="4320" w:hanging="360"/>
+      </w:pPr>
+    </w:lvl>
+    <w:lvl w:ilvl="6" w:tentative="1">
+      <w:start w:val="1"/>
+      <w:numFmt w:val="decimal"/>
+      <w:lvlText w:val="%7."/>
+      <w:lvlJc w:val="left"/>
+      <w:pPr>
+        <w:tabs>
+          <w:tab w:val="num" w:pos="5040"/>
+        </w:tabs>
+        <w:ind w:left="5040" w:hanging="360"/>
+      </w:pPr>
+    </w:lvl>
+    <w:lvl w:ilvl="7" w:tentative="1">
+      <w:start w:val="1"/>
+      <w:numFmt w:val="decimal"/>
+      <w:lvlText w:val="%8."/>
+      <w:lvlJc w:val="left"/>
+      <w:pPr>
+        <w:tabs>
+          <w:tab w:val="num" w:pos="5760"/>
+        </w:tabs>
+        <w:ind w:left="5760" w:hanging="360"/>
+      </w:pPr>
+    </w:lvl>
+    <w:lvl w:ilvl="8" w:tentative="1">
+      <w:start w:val="1"/>
+      <w:numFmt w:val="decimal"/>
+      <w:lvlText w:val="%9."/>
+      <w:lvlJc w:val="left"/>
+      <w:pPr>
+        <w:tabs>
+          <w:tab w:val="num" w:pos="6480"/>
+        </w:tabs>
+        <w:ind w:left="6480" w:hanging="360"/>
+      </w:pPr>
+    </w:lvl>
+  </w:abstractNum>
+  <w:abstractNum w:abstractNumId="33" w15:restartNumberingAfterBreak="0">
     <w:nsid w:val="6F8B699A"/>
     <w:multiLevelType w:val="hybridMultilevel"/>
     <w:tmpl w:val="1BF252E6"/>
@@ -5366,7 +6937,7 @@
       </w:pPr>
     </w:lvl>
   </w:abstractNum>
-  <w:abstractNum w:abstractNumId="24" w15:restartNumberingAfterBreak="0">
+  <w:abstractNum w:abstractNumId="34" w15:restartNumberingAfterBreak="0">
     <w:nsid w:val="73A67129"/>
     <w:multiLevelType w:val="hybridMultilevel"/>
     <w:tmpl w:val="283A8EA0"/>
@@ -5479,7 +7050,7 @@
       </w:rPr>
     </w:lvl>
   </w:abstractNum>
-  <w:abstractNum w:abstractNumId="25" w15:restartNumberingAfterBreak="0">
+  <w:abstractNum w:abstractNumId="35" w15:restartNumberingAfterBreak="0">
     <w:nsid w:val="7429087C"/>
     <w:multiLevelType w:val="hybridMultilevel"/>
     <w:tmpl w:val="72A4662C"/>
@@ -5592,7 +7163,7 @@
       </w:rPr>
     </w:lvl>
   </w:abstractNum>
-  <w:abstractNum w:abstractNumId="26" w15:restartNumberingAfterBreak="0">
+  <w:abstractNum w:abstractNumId="36" w15:restartNumberingAfterBreak="0">
     <w:nsid w:val="755A54D3"/>
     <w:multiLevelType w:val="hybridMultilevel"/>
     <w:tmpl w:val="605871F6"/>
@@ -5705,7 +7276,7 @@
       </w:rPr>
     </w:lvl>
   </w:abstractNum>
-  <w:abstractNum w:abstractNumId="27" w15:restartNumberingAfterBreak="0">
+  <w:abstractNum w:abstractNumId="37" w15:restartNumberingAfterBreak="0">
     <w:nsid w:val="7922645F"/>
     <w:multiLevelType w:val="hybridMultilevel"/>
     <w:tmpl w:val="290886A8"/>
@@ -5794,7 +7365,7 @@
       </w:pPr>
     </w:lvl>
   </w:abstractNum>
-  <w:abstractNum w:abstractNumId="28" w15:restartNumberingAfterBreak="0">
+  <w:abstractNum w:abstractNumId="38" w15:restartNumberingAfterBreak="0">
     <w:nsid w:val="7CAB7C6B"/>
     <w:multiLevelType w:val="hybridMultilevel"/>
     <w:tmpl w:val="E052274C"/>
@@ -5881,91 +7452,121 @@
     </w:lvl>
   </w:abstractNum>
   <w:num w:numId="1">
+    <w:abstractNumId w:val="28"/>
+  </w:num>
+  <w:num w:numId="2">
+    <w:abstractNumId w:val="18"/>
+  </w:num>
+  <w:num w:numId="3">
+    <w:abstractNumId w:val="35"/>
+  </w:num>
+  <w:num w:numId="4">
+    <w:abstractNumId w:val="5"/>
+  </w:num>
+  <w:num w:numId="5">
+    <w:abstractNumId w:val="3"/>
+  </w:num>
+  <w:num w:numId="6">
+    <w:abstractNumId w:val="26"/>
+  </w:num>
+  <w:num w:numId="7">
+    <w:abstractNumId w:val="38"/>
+  </w:num>
+  <w:num w:numId="8">
+    <w:abstractNumId w:val="36"/>
+  </w:num>
+  <w:num w:numId="9">
+    <w:abstractNumId w:val="17"/>
+  </w:num>
+  <w:num w:numId="10">
+    <w:abstractNumId w:val="12"/>
+  </w:num>
+  <w:num w:numId="11">
+    <w:abstractNumId w:val="2"/>
+  </w:num>
+  <w:num w:numId="12">
+    <w:abstractNumId w:val="9"/>
+  </w:num>
+  <w:num w:numId="13">
+    <w:abstractNumId w:val="33"/>
+  </w:num>
+  <w:num w:numId="14">
     <w:abstractNumId w:val="20"/>
   </w:num>
-  <w:num w:numId="2">
+  <w:num w:numId="15">
+    <w:abstractNumId w:val="22"/>
+  </w:num>
+  <w:num w:numId="16">
+    <w:abstractNumId w:val="10"/>
+  </w:num>
+  <w:num w:numId="17">
+    <w:abstractNumId w:val="16"/>
+  </w:num>
+  <w:num w:numId="18">
+    <w:abstractNumId w:val="29"/>
+  </w:num>
+  <w:num w:numId="19">
+    <w:abstractNumId w:val="7"/>
+  </w:num>
+  <w:num w:numId="20">
+    <w:abstractNumId w:val="4"/>
+  </w:num>
+  <w:num w:numId="21">
+    <w:abstractNumId w:val="37"/>
+  </w:num>
+  <w:num w:numId="22">
+    <w:abstractNumId w:val="13"/>
+  </w:num>
+  <w:num w:numId="23">
+    <w:abstractNumId w:val="6"/>
+  </w:num>
+  <w:num w:numId="24">
+    <w:abstractNumId w:val="11"/>
+  </w:num>
+  <w:num w:numId="25">
+    <w:abstractNumId w:val="31"/>
+  </w:num>
+  <w:num w:numId="26">
+    <w:abstractNumId w:val="19"/>
+  </w:num>
+  <w:num w:numId="27">
     <w:abstractNumId w:val="14"/>
   </w:num>
-  <w:num w:numId="3">
+  <w:num w:numId="28">
+    <w:abstractNumId w:val="34"/>
+  </w:num>
+  <w:num w:numId="29">
     <w:abstractNumId w:val="25"/>
   </w:num>
-  <w:num w:numId="4">
-    <w:abstractNumId w:val="3"/>
+  <w:num w:numId="30">
+    <w:abstractNumId w:val="32"/>
   </w:num>
-  <w:num w:numId="5">
+  <w:num w:numId="31">
+    <w:abstractNumId w:val="21"/>
+  </w:num>
+  <w:num w:numId="32">
+    <w:abstractNumId w:val="27"/>
+  </w:num>
+  <w:num w:numId="33">
+    <w:abstractNumId w:val="8"/>
+  </w:num>
+  <w:num w:numId="34">
+    <w:abstractNumId w:val="23"/>
+  </w:num>
+  <w:num w:numId="35">
+    <w:abstractNumId w:val="24"/>
+  </w:num>
+  <w:num w:numId="36">
+    <w:abstractNumId w:val="0"/>
+  </w:num>
+  <w:num w:numId="37">
     <w:abstractNumId w:val="1"/>
   </w:num>
-  <w:num w:numId="6">
-    <w:abstractNumId w:val="19"/>
-  </w:num>
-  <w:num w:numId="7">
-    <w:abstractNumId w:val="28"/>
-  </w:num>
-  <w:num w:numId="8">
-    <w:abstractNumId w:val="26"/>
-  </w:num>
-  <w:num w:numId="9">
-    <w:abstractNumId w:val="13"/>
-  </w:num>
-  <w:num w:numId="10">
-    <w:abstractNumId w:val="9"/>
-  </w:num>
-  <w:num w:numId="11">
-    <w:abstractNumId w:val="0"/>
-  </w:num>
-  <w:num w:numId="12">
-    <w:abstractNumId w:val="6"/>
-  </w:num>
-  <w:num w:numId="13">
-    <w:abstractNumId w:val="23"/>
-  </w:num>
-  <w:num w:numId="14">
-    <w:abstractNumId w:val="16"/>
-  </w:num>
-  <w:num w:numId="15">
-    <w:abstractNumId w:val="17"/>
-  </w:num>
-  <w:num w:numId="16">
-    <w:abstractNumId w:val="7"/>
-  </w:num>
-  <w:num w:numId="17">
-    <w:abstractNumId w:val="12"/>
-  </w:num>
-  <w:num w:numId="18">
-    <w:abstractNumId w:val="21"/>
-  </w:num>
-  <w:num w:numId="19">
-    <w:abstractNumId w:val="5"/>
-  </w:num>
-  <w:num w:numId="20">
-    <w:abstractNumId w:val="2"/>
-  </w:num>
-  <w:num w:numId="21">
-    <w:abstractNumId w:val="27"/>
-  </w:num>
-  <w:num w:numId="22">
-    <w:abstractNumId w:val="10"/>
-  </w:num>
-  <w:num w:numId="23">
-    <w:abstractNumId w:val="4"/>
-  </w:num>
-  <w:num w:numId="24">
-    <w:abstractNumId w:val="8"/>
-  </w:num>
-  <w:num w:numId="25">
-    <w:abstractNumId w:val="22"/>
-  </w:num>
-  <w:num w:numId="26">
+  <w:num w:numId="38">
     <w:abstractNumId w:val="15"/>
   </w:num>
-  <w:num w:numId="27">
-    <w:abstractNumId w:val="11"/>
-  </w:num>
-  <w:num w:numId="28">
-    <w:abstractNumId w:val="24"/>
-  </w:num>
-  <w:num w:numId="29">
-    <w:abstractNumId w:val="18"/>
+  <w:num w:numId="39">
+    <w:abstractNumId w:val="30"/>
   </w:num>
 </w:numbering>
 </file>
@@ -6381,7 +7982,7 @@
     <w:autoRedefine/>
     <w:uiPriority w:val="9"/>
     <w:qFormat/>
-    <w:rsid w:val="00793D56"/>
+    <w:rsid w:val="004B010B"/>
     <w:pPr>
       <w:keepNext/>
       <w:keepLines/>
@@ -6391,7 +7992,7 @@
     </w:pPr>
     <w:rPr>
       <w:rFonts w:eastAsiaTheme="majorEastAsia" w:cstheme="majorBidi"/>
-      <w:sz w:val="48"/>
+      <w:sz w:val="56"/>
       <w:szCs w:val="32"/>
     </w:rPr>
   </w:style>
@@ -6417,6 +8018,28 @@
       <w:b/>
       <w:sz w:val="28"/>
       <w:szCs w:val="26"/>
+    </w:rPr>
+  </w:style>
+  <w:style w:type="paragraph" w:styleId="Cmsor3">
+    <w:name w:val="heading 3"/>
+    <w:basedOn w:val="Norml"/>
+    <w:next w:val="Norml"/>
+    <w:link w:val="Cmsor3Char"/>
+    <w:uiPriority w:val="9"/>
+    <w:semiHidden/>
+    <w:unhideWhenUsed/>
+    <w:qFormat/>
+    <w:rsid w:val="00E41604"/>
+    <w:pPr>
+      <w:keepNext/>
+      <w:keepLines/>
+      <w:spacing w:before="40" w:after="0"/>
+      <w:outlineLvl w:val="2"/>
+    </w:pPr>
+    <w:rPr>
+      <w:rFonts w:eastAsiaTheme="majorEastAsia" w:cstheme="majorBidi"/>
+      <w:color w:val="1F3763" w:themeColor="accent1" w:themeShade="7F"/>
+      <w:szCs w:val="24"/>
     </w:rPr>
   </w:style>
   <w:style w:type="character" w:default="1" w:styleId="Bekezdsalapbettpusa">
@@ -6451,10 +8074,10 @@
     <w:basedOn w:val="Bekezdsalapbettpusa"/>
     <w:link w:val="Cmsor1"/>
     <w:uiPriority w:val="9"/>
-    <w:rsid w:val="00793D56"/>
+    <w:rsid w:val="004B010B"/>
     <w:rPr>
       <w:rFonts w:asciiTheme="majorHAnsi" w:eastAsiaTheme="majorEastAsia" w:hAnsiTheme="majorHAnsi" w:cstheme="majorBidi"/>
-      <w:sz w:val="48"/>
+      <w:sz w:val="56"/>
       <w:szCs w:val="32"/>
     </w:rPr>
   </w:style>
@@ -6614,6 +8237,139 @@
       <w:b/>
       <w:bCs/>
     </w:rPr>
+  </w:style>
+  <w:style w:type="paragraph" w:styleId="NormlWeb">
+    <w:name w:val="Normal (Web)"/>
+    <w:basedOn w:val="Norml"/>
+    <w:uiPriority w:val="99"/>
+    <w:semiHidden/>
+    <w:unhideWhenUsed/>
+    <w:rsid w:val="004B010B"/>
+    <w:pPr>
+      <w:spacing w:before="100" w:beforeAutospacing="1" w:after="100" w:afterAutospacing="1" w:line="240" w:lineRule="auto"/>
+    </w:pPr>
+    <w:rPr>
+      <w:rFonts w:ascii="Times New Roman" w:eastAsia="Times New Roman" w:hAnsi="Times New Roman" w:cs="Times New Roman"/>
+      <w:szCs w:val="24"/>
+      <w:lang w:eastAsia="hu-HU"/>
+    </w:rPr>
+  </w:style>
+  <w:style w:type="character" w:customStyle="1" w:styleId="citation-824">
+    <w:name w:val="citation-824"/>
+    <w:basedOn w:val="Bekezdsalapbettpusa"/>
+    <w:rsid w:val="004B010B"/>
+  </w:style>
+  <w:style w:type="character" w:customStyle="1" w:styleId="citation-823">
+    <w:name w:val="citation-823"/>
+    <w:basedOn w:val="Bekezdsalapbettpusa"/>
+    <w:rsid w:val="004B010B"/>
+  </w:style>
+  <w:style w:type="character" w:customStyle="1" w:styleId="citation-822">
+    <w:name w:val="citation-822"/>
+    <w:basedOn w:val="Bekezdsalapbettpusa"/>
+    <w:rsid w:val="004B010B"/>
+  </w:style>
+  <w:style w:type="character" w:customStyle="1" w:styleId="citation-821">
+    <w:name w:val="citation-821"/>
+    <w:basedOn w:val="Bekezdsalapbettpusa"/>
+    <w:rsid w:val="004B010B"/>
+  </w:style>
+  <w:style w:type="character" w:customStyle="1" w:styleId="citation-820">
+    <w:name w:val="citation-820"/>
+    <w:basedOn w:val="Bekezdsalapbettpusa"/>
+    <w:rsid w:val="004B010B"/>
+  </w:style>
+  <w:style w:type="character" w:customStyle="1" w:styleId="citation-819">
+    <w:name w:val="citation-819"/>
+    <w:basedOn w:val="Bekezdsalapbettpusa"/>
+    <w:rsid w:val="004B010B"/>
+  </w:style>
+  <w:style w:type="character" w:styleId="HTML-kd">
+    <w:name w:val="HTML Code"/>
+    <w:basedOn w:val="Bekezdsalapbettpusa"/>
+    <w:uiPriority w:val="99"/>
+    <w:semiHidden/>
+    <w:unhideWhenUsed/>
+    <w:rsid w:val="004B010B"/>
+    <w:rPr>
+      <w:rFonts w:ascii="Courier New" w:eastAsia="Times New Roman" w:hAnsi="Courier New" w:cs="Courier New"/>
+      <w:sz w:val="20"/>
+      <w:szCs w:val="20"/>
+    </w:rPr>
+  </w:style>
+  <w:style w:type="character" w:customStyle="1" w:styleId="citation-818">
+    <w:name w:val="citation-818"/>
+    <w:basedOn w:val="Bekezdsalapbettpusa"/>
+    <w:rsid w:val="004B010B"/>
+  </w:style>
+  <w:style w:type="character" w:customStyle="1" w:styleId="citation-817">
+    <w:name w:val="citation-817"/>
+    <w:basedOn w:val="Bekezdsalapbettpusa"/>
+    <w:rsid w:val="004B010B"/>
+  </w:style>
+  <w:style w:type="character" w:customStyle="1" w:styleId="citation-816">
+    <w:name w:val="citation-816"/>
+    <w:basedOn w:val="Bekezdsalapbettpusa"/>
+    <w:rsid w:val="004B010B"/>
+  </w:style>
+  <w:style w:type="character" w:customStyle="1" w:styleId="citation-815">
+    <w:name w:val="citation-815"/>
+    <w:basedOn w:val="Bekezdsalapbettpusa"/>
+    <w:rsid w:val="004B010B"/>
+  </w:style>
+  <w:style w:type="character" w:customStyle="1" w:styleId="citation-871">
+    <w:name w:val="citation-871"/>
+    <w:basedOn w:val="Bekezdsalapbettpusa"/>
+    <w:rsid w:val="00024409"/>
+  </w:style>
+  <w:style w:type="character" w:customStyle="1" w:styleId="citation-870">
+    <w:name w:val="citation-870"/>
+    <w:basedOn w:val="Bekezdsalapbettpusa"/>
+    <w:rsid w:val="00024409"/>
+  </w:style>
+  <w:style w:type="character" w:customStyle="1" w:styleId="citation-869">
+    <w:name w:val="citation-869"/>
+    <w:basedOn w:val="Bekezdsalapbettpusa"/>
+    <w:rsid w:val="00024409"/>
+  </w:style>
+  <w:style w:type="character" w:customStyle="1" w:styleId="citation-868">
+    <w:name w:val="citation-868"/>
+    <w:basedOn w:val="Bekezdsalapbettpusa"/>
+    <w:rsid w:val="00024409"/>
+  </w:style>
+  <w:style w:type="character" w:customStyle="1" w:styleId="citation-867">
+    <w:name w:val="citation-867"/>
+    <w:basedOn w:val="Bekezdsalapbettpusa"/>
+    <w:rsid w:val="00024409"/>
+  </w:style>
+  <w:style w:type="character" w:customStyle="1" w:styleId="Cmsor3Char">
+    <w:name w:val="Címsor 3 Char"/>
+    <w:basedOn w:val="Bekezdsalapbettpusa"/>
+    <w:link w:val="Cmsor3"/>
+    <w:uiPriority w:val="9"/>
+    <w:semiHidden/>
+    <w:rsid w:val="00E41604"/>
+    <w:rPr>
+      <w:rFonts w:asciiTheme="majorHAnsi" w:eastAsiaTheme="majorEastAsia" w:hAnsiTheme="majorHAnsi" w:cstheme="majorBidi"/>
+      <w:color w:val="1F3763" w:themeColor="accent1" w:themeShade="7F"/>
+      <w:sz w:val="24"/>
+      <w:szCs w:val="24"/>
+    </w:rPr>
+  </w:style>
+  <w:style w:type="character" w:customStyle="1" w:styleId="citation-866">
+    <w:name w:val="citation-866"/>
+    <w:basedOn w:val="Bekezdsalapbettpusa"/>
+    <w:rsid w:val="00E41604"/>
+  </w:style>
+  <w:style w:type="character" w:customStyle="1" w:styleId="citation-865">
+    <w:name w:val="citation-865"/>
+    <w:basedOn w:val="Bekezdsalapbettpusa"/>
+    <w:rsid w:val="00EC50A1"/>
+  </w:style>
+  <w:style w:type="character" w:customStyle="1" w:styleId="citation-864">
+    <w:name w:val="citation-864"/>
+    <w:basedOn w:val="Bekezdsalapbettpusa"/>
+    <w:rsid w:val="00EC50A1"/>
   </w:style>
 </w:styles>
 </file>
